--- a/cv.docx
+++ b/cv.docx
@@ -1247,21 +1247,12 @@
         </w:rPr>
         <w:t xml:space="preserve">, </w:t>
       </w:r>
-      <w:proofErr w:type="spellStart"/>
-      <w:r>
-        <w:rPr>
-          <w:rFonts w:ascii="Arial" w:hAnsi="Arial" w:cs="Arial"/>
-          <w:szCs w:val="24"/>
-        </w:rPr>
-        <w:t>Ollama</w:t>
-      </w:r>
-      <w:proofErr w:type="spellEnd"/>
-      <w:r>
-        <w:rPr>
-          <w:rFonts w:ascii="Arial" w:hAnsi="Arial" w:cs="Arial"/>
-          <w:szCs w:val="24"/>
-        </w:rPr>
-        <w:t xml:space="preserve">, llama.cpp, </w:t>
+      <w:r>
+        <w:rPr>
+          <w:rFonts w:ascii="Arial" w:hAnsi="Arial" w:cs="Arial"/>
+          <w:szCs w:val="24"/>
+        </w:rPr>
+        <w:t xml:space="preserve">Ollama, llama.cpp, </w:t>
       </w:r>
       <w:proofErr w:type="spellStart"/>
       <w:r>
@@ -2540,7 +2531,23 @@
           <w:rFonts w:ascii="Arial" w:hAnsi="Arial" w:cs="Arial"/>
           <w:szCs w:val="24"/>
         </w:rPr>
-        <w:t xml:space="preserve">. Common variants near MC4R are associated with fat mass, weight and risk of obesity. </w:t>
+        <w:t xml:space="preserve">. Common variants near </w:t>
+      </w:r>
+      <w:r>
+        <w:rPr>
+          <w:rFonts w:ascii="Arial" w:hAnsi="Arial" w:cs="Arial"/>
+          <w:i/>
+          <w:iCs/>
+          <w:szCs w:val="24"/>
+        </w:rPr>
+        <w:t>MC4R</w:t>
+      </w:r>
+      <w:r>
+        <w:rPr>
+          <w:rFonts w:ascii="Arial" w:hAnsi="Arial" w:cs="Arial"/>
+          <w:szCs w:val="24"/>
+        </w:rPr>
+        <w:t xml:space="preserve"> are associated with fat mass, weight and risk of obesity. </w:t>
       </w:r>
       <w:r>
         <w:rPr>
@@ -5161,23 +5168,7 @@
           <w:rFonts w:ascii="Arial" w:hAnsi="Arial" w:cs="Arial"/>
           <w:szCs w:val="24"/>
         </w:rPr>
-        <w:t xml:space="preserve">van de </w:t>
-      </w:r>
-      <w:proofErr w:type="spellStart"/>
-      <w:r>
-        <w:rPr>
-          <w:rFonts w:ascii="Arial" w:hAnsi="Arial" w:cs="Arial"/>
-          <w:szCs w:val="24"/>
-        </w:rPr>
-        <w:t>Vegte</w:t>
-      </w:r>
-      <w:proofErr w:type="spellEnd"/>
-      <w:r>
-        <w:rPr>
-          <w:rFonts w:ascii="Arial" w:hAnsi="Arial" w:cs="Arial"/>
-          <w:szCs w:val="24"/>
-        </w:rPr>
-        <w:t xml:space="preserve"> JY, et al. Genetic insights into resting heart rate and its role in cardiovascular disease. </w:t>
+        <w:t xml:space="preserve">van de Vegte JY, et al. Genetic insights into resting heart rate and its role in cardiovascular disease. </w:t>
       </w:r>
       <w:r>
         <w:rPr>
@@ -5730,23 +5721,7 @@
           <w:rFonts w:ascii="Arial" w:hAnsi="Arial" w:cs="Arial"/>
           <w:szCs w:val="24"/>
         </w:rPr>
-        <w:t xml:space="preserve">Performance of </w:t>
-      </w:r>
-      <w:proofErr w:type="gramStart"/>
-      <w:r>
-        <w:rPr>
-          <w:rFonts w:ascii="Arial" w:hAnsi="Arial" w:cs="Arial"/>
-          <w:szCs w:val="24"/>
-        </w:rPr>
-        <w:t>deep-learning</w:t>
-      </w:r>
-      <w:proofErr w:type="gramEnd"/>
-      <w:r>
-        <w:rPr>
-          <w:rFonts w:ascii="Arial" w:hAnsi="Arial" w:cs="Arial"/>
-          <w:szCs w:val="24"/>
-        </w:rPr>
-        <w:t xml:space="preserve"> based approaches to improve polygenic scores</w:t>
+        <w:t>Performance of deep-learning based approaches to improve polygenic scores</w:t>
       </w:r>
       <w:r>
         <w:rPr>

--- a/cv.docx
+++ b/cv.docx
@@ -612,7 +612,7 @@
           <w:rFonts w:ascii="Arial" w:hAnsi="Arial" w:cs="Arial"/>
           <w:szCs w:val="24"/>
         </w:rPr>
-        <w:t xml:space="preserve"> within the SCALLOP consortium using the </w:t>
+        <w:t xml:space="preserve"> within the SCALLOP consortium using </w:t>
       </w:r>
       <w:proofErr w:type="spellStart"/>
       <w:r>
@@ -670,21 +670,14 @@
           <w:rFonts w:ascii="Arial" w:hAnsi="Arial" w:cs="Arial"/>
           <w:szCs w:val="24"/>
         </w:rPr>
-        <w:t>panels measured for the INTE</w:t>
-      </w:r>
-      <w:r>
-        <w:rPr>
-          <w:rFonts w:ascii="Arial" w:hAnsi="Arial" w:cs="Arial"/>
-          <w:szCs w:val="24"/>
-        </w:rPr>
-        <w:t>R</w:t>
-      </w:r>
-      <w:r>
-        <w:rPr>
-          <w:rFonts w:ascii="Arial" w:hAnsi="Arial" w:cs="Arial"/>
-          <w:szCs w:val="24"/>
-        </w:rPr>
-        <w:t xml:space="preserve">VAL samples. I have </w:t>
+        <w:t>data</w:t>
+      </w:r>
+      <w:r>
+        <w:rPr>
+          <w:rFonts w:ascii="Arial" w:hAnsi="Arial" w:cs="Arial"/>
+          <w:szCs w:val="24"/>
+        </w:rPr>
+        <w:t xml:space="preserve">. I have </w:t>
       </w:r>
       <w:r>
         <w:rPr>
@@ -712,18 +705,9 @@
           <w:rFonts w:ascii="Arial" w:hAnsi="Arial" w:cs="Arial"/>
           <w:szCs w:val="24"/>
         </w:rPr>
-        <w:t>the SCALLOP-</w:t>
-      </w:r>
-      <w:proofErr w:type="gramStart"/>
-      <w:r>
-        <w:rPr>
-          <w:rFonts w:ascii="Arial" w:hAnsi="Arial" w:cs="Arial"/>
-          <w:szCs w:val="24"/>
-        </w:rPr>
-        <w:t>Seq(</w:t>
+        <w:t>the SCALLOP-Seq(</w:t>
       </w:r>
       <w:proofErr w:type="spellStart"/>
-      <w:proofErr w:type="gramEnd"/>
       <w:r>
         <w:rPr>
           <w:rFonts w:ascii="Arial" w:hAnsi="Arial" w:cs="Arial"/>
@@ -842,6 +826,113 @@
           <w:rFonts w:ascii="Arial" w:hAnsi="Arial" w:cs="Arial"/>
           <w:szCs w:val="24"/>
         </w:rPr>
+        <w:t xml:space="preserve">, through development of </w:t>
+      </w:r>
+      <w:r>
+        <w:rPr>
+          <w:rFonts w:ascii="Arial" w:hAnsi="Arial" w:cs="Arial"/>
+          <w:szCs w:val="24"/>
+        </w:rPr>
+        <w:t>genetic analysis package (gap)</w:t>
+      </w:r>
+      <w:r>
+        <w:rPr>
+          <w:rFonts w:ascii="Arial" w:hAnsi="Arial" w:cs="Arial"/>
+          <w:szCs w:val="24"/>
+        </w:rPr>
+        <w:t>,</w:t>
+      </w:r>
+      <w:r>
+        <w:rPr>
+          <w:rFonts w:ascii="Arial" w:hAnsi="Arial" w:cs="Arial"/>
+          <w:szCs w:val="24"/>
+        </w:rPr>
+        <w:t xml:space="preserve"> </w:t>
+      </w:r>
+      <w:r>
+        <w:rPr>
+          <w:rFonts w:ascii="Arial" w:hAnsi="Arial" w:cs="Arial"/>
+          <w:szCs w:val="24"/>
+        </w:rPr>
+        <w:t>protein quantitative trait tools (</w:t>
+      </w:r>
+      <w:proofErr w:type="spellStart"/>
+      <w:r>
+        <w:rPr>
+          <w:rFonts w:ascii="Arial" w:hAnsi="Arial" w:cs="Arial"/>
+          <w:szCs w:val="24"/>
+        </w:rPr>
+        <w:t>pQTLtools</w:t>
+      </w:r>
+      <w:proofErr w:type="spellEnd"/>
+      <w:r>
+        <w:rPr>
+          <w:rFonts w:ascii="Arial" w:hAnsi="Arial" w:cs="Arial"/>
+          <w:szCs w:val="24"/>
+        </w:rPr>
+        <w:t>)</w:t>
+      </w:r>
+      <w:r>
+        <w:rPr>
+          <w:rFonts w:ascii="Arial" w:hAnsi="Arial" w:cs="Arial"/>
+          <w:szCs w:val="24"/>
+        </w:rPr>
+        <w:t xml:space="preserve"> </w:t>
+      </w:r>
+      <w:r>
+        <w:rPr>
+          <w:rFonts w:ascii="Arial" w:hAnsi="Arial" w:cs="Arial"/>
+          <w:szCs w:val="24"/>
+        </w:rPr>
+        <w:t xml:space="preserve">and </w:t>
+      </w:r>
+      <w:r>
+        <w:rPr>
+          <w:rFonts w:ascii="Arial" w:hAnsi="Arial" w:cs="Arial"/>
+          <w:szCs w:val="24"/>
+        </w:rPr>
+        <w:t>sites</w:t>
+      </w:r>
+      <w:r>
+        <w:rPr>
+          <w:rFonts w:ascii="Arial" w:hAnsi="Arial" w:cs="Arial"/>
+          <w:szCs w:val="24"/>
+        </w:rPr>
+        <w:t xml:space="preserve"> </w:t>
+      </w:r>
+      <w:r>
+        <w:rPr>
+          <w:rFonts w:ascii="Arial" w:hAnsi="Arial" w:cs="Arial"/>
+          <w:szCs w:val="24"/>
+        </w:rPr>
+        <w:t xml:space="preserve">such as </w:t>
+      </w:r>
+      <w:r>
+        <w:rPr>
+          <w:rFonts w:ascii="Arial" w:hAnsi="Arial" w:cs="Arial"/>
+          <w:szCs w:val="24"/>
+        </w:rPr>
+        <w:t>https://jinghuazhao.github.io/Computational-Statistics/</w:t>
+      </w:r>
+      <w:r>
+        <w:rPr>
+          <w:rFonts w:ascii="Arial" w:hAnsi="Arial" w:cs="Arial"/>
+          <w:szCs w:val="24"/>
+        </w:rPr>
+        <w:t xml:space="preserve"> and </w:t>
+      </w:r>
+      <w:r>
+        <w:rPr>
+          <w:rFonts w:ascii="Arial" w:hAnsi="Arial" w:cs="Arial"/>
+          <w:szCs w:val="24"/>
+        </w:rPr>
+        <w:t>https://jinghuazhao.github.io/Omics-analysis/</w:t>
+      </w:r>
+      <w:r>
+        <w:rPr>
+          <w:rFonts w:ascii="Arial" w:hAnsi="Arial" w:cs="Arial"/>
+          <w:szCs w:val="24"/>
+        </w:rPr>
         <w:t>.</w:t>
       </w:r>
       <w:r>
@@ -856,724 +947,604 @@
           <w:rFonts w:ascii="Arial" w:hAnsi="Arial" w:cs="Arial"/>
           <w:szCs w:val="24"/>
         </w:rPr>
-        <w:t>I developed genetic analysis package (gap)</w:t>
-      </w:r>
-      <w:r>
-        <w:rPr>
-          <w:rFonts w:ascii="Arial" w:hAnsi="Arial" w:cs="Arial"/>
-          <w:szCs w:val="24"/>
+        <w:t xml:space="preserve">I </w:t>
+      </w:r>
+      <w:r>
+        <w:rPr>
+          <w:rFonts w:ascii="Arial" w:hAnsi="Arial" w:cs="Arial"/>
+          <w:szCs w:val="24"/>
+        </w:rPr>
+        <w:t xml:space="preserve">seek integration </w:t>
+      </w:r>
+      <w:r>
+        <w:rPr>
+          <w:rFonts w:ascii="Arial" w:hAnsi="Arial" w:cs="Arial"/>
+          <w:szCs w:val="24"/>
+        </w:rPr>
+        <w:t xml:space="preserve">with </w:t>
+      </w:r>
+      <w:r>
+        <w:rPr>
+          <w:rFonts w:ascii="Arial" w:hAnsi="Arial" w:cs="Arial"/>
+          <w:szCs w:val="24"/>
+        </w:rPr>
+        <w:t>development</w:t>
+      </w:r>
+      <w:r>
+        <w:rPr>
+          <w:rFonts w:ascii="Arial" w:hAnsi="Arial" w:cs="Arial"/>
+          <w:szCs w:val="24"/>
+        </w:rPr>
+        <w:t>s</w:t>
+      </w:r>
+      <w:r>
+        <w:rPr>
+          <w:rFonts w:ascii="Arial" w:hAnsi="Arial" w:cs="Arial"/>
+          <w:szCs w:val="24"/>
+        </w:rPr>
+        <w:t xml:space="preserve"> in computational statistics, machine learning and artificial intelligence</w:t>
+      </w:r>
+      <w:r>
+        <w:rPr>
+          <w:rFonts w:ascii="Arial" w:hAnsi="Arial" w:cs="Arial"/>
+          <w:szCs w:val="24"/>
+        </w:rPr>
+        <w:t xml:space="preserve"> and have </w:t>
+      </w:r>
+      <w:r>
+        <w:rPr>
+          <w:rFonts w:ascii="Arial" w:hAnsi="Arial" w:cs="Arial"/>
+          <w:szCs w:val="24"/>
+        </w:rPr>
+        <w:t xml:space="preserve">made </w:t>
+      </w:r>
+      <w:r>
+        <w:rPr>
+          <w:rFonts w:ascii="Arial" w:hAnsi="Arial" w:cs="Arial"/>
+          <w:szCs w:val="24"/>
+        </w:rPr>
+        <w:t xml:space="preserve">resources </w:t>
+      </w:r>
+      <w:r>
+        <w:rPr>
+          <w:rFonts w:ascii="Arial" w:hAnsi="Arial" w:cs="Arial"/>
+          <w:szCs w:val="24"/>
+        </w:rPr>
+        <w:t xml:space="preserve">available from the University HPC, </w:t>
+      </w:r>
+      <w:r>
+        <w:rPr>
+          <w:rFonts w:ascii="Arial" w:hAnsi="Arial" w:cs="Arial"/>
+          <w:szCs w:val="24"/>
+        </w:rPr>
+        <w:t>https://cambridge-ceu.github.io/csd3/systems/ceuadmin.html</w:t>
+      </w:r>
+      <w:r>
+        <w:rPr>
+          <w:rFonts w:ascii="Arial" w:hAnsi="Arial" w:cs="Arial"/>
+          <w:szCs w:val="24"/>
+        </w:rPr>
+        <w:t>, wh</w:t>
+      </w:r>
+      <w:r>
+        <w:rPr>
+          <w:rFonts w:ascii="Arial" w:hAnsi="Arial" w:cs="Arial"/>
+          <w:szCs w:val="24"/>
+        </w:rPr>
+        <w:t xml:space="preserve">ich </w:t>
+      </w:r>
+      <w:r>
+        <w:rPr>
+          <w:rFonts w:ascii="Arial" w:hAnsi="Arial" w:cs="Arial"/>
+          <w:szCs w:val="24"/>
+        </w:rPr>
+        <w:t xml:space="preserve">include </w:t>
+      </w:r>
+      <w:r>
+        <w:rPr>
+          <w:rFonts w:ascii="Arial" w:hAnsi="Arial" w:cs="Arial"/>
+          <w:szCs w:val="24"/>
+        </w:rPr>
+        <w:t>AI</w:t>
+      </w:r>
+      <w:r>
+        <w:rPr>
+          <w:rFonts w:ascii="Arial" w:hAnsi="Arial" w:cs="Arial"/>
+          <w:szCs w:val="24"/>
+        </w:rPr>
+        <w:t xml:space="preserve"> </w:t>
+      </w:r>
+      <w:r>
+        <w:rPr>
+          <w:rFonts w:ascii="Arial" w:hAnsi="Arial" w:cs="Arial"/>
+          <w:szCs w:val="24"/>
+        </w:rPr>
+        <w:t xml:space="preserve">with </w:t>
+      </w:r>
+      <w:proofErr w:type="spellStart"/>
+      <w:r>
+        <w:rPr>
+          <w:rFonts w:ascii="Arial" w:hAnsi="Arial" w:cs="Arial"/>
+          <w:szCs w:val="24"/>
+        </w:rPr>
+        <w:t>BitNet</w:t>
+      </w:r>
+      <w:proofErr w:type="spellEnd"/>
+      <w:r>
+        <w:rPr>
+          <w:rFonts w:ascii="Arial" w:hAnsi="Arial" w:cs="Arial"/>
+          <w:szCs w:val="24"/>
+        </w:rPr>
+        <w:t xml:space="preserve">, </w:t>
+      </w:r>
+      <w:r>
+        <w:rPr>
+          <w:rFonts w:ascii="Arial" w:hAnsi="Arial" w:cs="Arial"/>
+          <w:szCs w:val="24"/>
+        </w:rPr>
+        <w:t>Claude Code,</w:t>
+      </w:r>
+      <w:r>
+        <w:rPr>
+          <w:rFonts w:ascii="Arial" w:hAnsi="Arial" w:cs="Arial"/>
+          <w:szCs w:val="24"/>
+        </w:rPr>
+        <w:t xml:space="preserve"> </w:t>
+      </w:r>
+      <w:proofErr w:type="spellStart"/>
+      <w:r>
+        <w:rPr>
+          <w:rFonts w:ascii="Arial" w:hAnsi="Arial" w:cs="Arial"/>
+          <w:szCs w:val="24"/>
+        </w:rPr>
+        <w:t>G</w:t>
+      </w:r>
+      <w:r>
+        <w:rPr>
+          <w:rFonts w:ascii="Arial" w:hAnsi="Arial" w:cs="Arial"/>
+          <w:szCs w:val="24"/>
+        </w:rPr>
+        <w:t>emini</w:t>
+      </w:r>
+      <w:r>
+        <w:rPr>
+          <w:rFonts w:ascii="Arial" w:hAnsi="Arial" w:cs="Arial"/>
+          <w:szCs w:val="24"/>
+        </w:rPr>
+        <w:t>CLI</w:t>
+      </w:r>
+      <w:proofErr w:type="spellEnd"/>
+      <w:r>
+        <w:rPr>
+          <w:rFonts w:ascii="Arial" w:hAnsi="Arial" w:cs="Arial"/>
+          <w:szCs w:val="24"/>
+        </w:rPr>
+        <w:t xml:space="preserve">, </w:t>
+      </w:r>
+      <w:proofErr w:type="spellStart"/>
+      <w:r>
+        <w:rPr>
+          <w:rFonts w:ascii="Arial" w:hAnsi="Arial" w:cs="Arial"/>
+          <w:szCs w:val="24"/>
+        </w:rPr>
+        <w:t>Ollama</w:t>
+      </w:r>
+      <w:proofErr w:type="spellEnd"/>
+      <w:r>
+        <w:rPr>
+          <w:rFonts w:ascii="Arial" w:hAnsi="Arial" w:cs="Arial"/>
+          <w:szCs w:val="24"/>
+        </w:rPr>
+        <w:t xml:space="preserve">, </w:t>
+      </w:r>
+      <w:proofErr w:type="spellStart"/>
+      <w:r>
+        <w:rPr>
+          <w:rFonts w:ascii="Arial" w:hAnsi="Arial" w:cs="Arial"/>
+          <w:szCs w:val="24"/>
+        </w:rPr>
+        <w:t>OpenClaw</w:t>
+      </w:r>
+      <w:proofErr w:type="spellEnd"/>
+      <w:r>
+        <w:rPr>
+          <w:rFonts w:ascii="Arial" w:hAnsi="Arial" w:cs="Arial"/>
+          <w:szCs w:val="24"/>
+        </w:rPr>
+        <w:t xml:space="preserve">, </w:t>
+      </w:r>
+      <w:r>
+        <w:rPr>
+          <w:rFonts w:ascii="Arial" w:hAnsi="Arial" w:cs="Arial"/>
+          <w:szCs w:val="24"/>
+        </w:rPr>
+        <w:t xml:space="preserve">llama.cpp, </w:t>
+      </w:r>
+      <w:r>
+        <w:rPr>
+          <w:rFonts w:ascii="Arial" w:hAnsi="Arial" w:cs="Arial"/>
+        </w:rPr>
+        <w:t>featur</w:t>
+      </w:r>
+      <w:r>
+        <w:rPr>
+          <w:rFonts w:ascii="Arial" w:hAnsi="Arial" w:cs="Arial"/>
+        </w:rPr>
+        <w:t xml:space="preserve">ing </w:t>
+      </w:r>
+      <w:r>
+        <w:rPr>
+          <w:rFonts w:ascii="Arial" w:hAnsi="Arial" w:cs="Arial"/>
+        </w:rPr>
+        <w:t xml:space="preserve">AI for MS data with </w:t>
+      </w:r>
+      <w:proofErr w:type="spellStart"/>
+      <w:r>
+        <w:rPr>
+          <w:rFonts w:ascii="Arial" w:hAnsi="Arial" w:cs="Arial"/>
+        </w:rPr>
+        <w:t>InstaNovo</w:t>
+      </w:r>
+      <w:proofErr w:type="spellEnd"/>
+      <w:r>
+        <w:rPr>
+          <w:rFonts w:ascii="Arial" w:hAnsi="Arial" w:cs="Arial"/>
+        </w:rPr>
+        <w:t xml:space="preserve"> &amp; DIA-NN, m</w:t>
+      </w:r>
+      <w:r>
+        <w:rPr>
+          <w:rFonts w:ascii="Arial" w:hAnsi="Arial" w:cs="Arial"/>
+        </w:rPr>
+        <w:t xml:space="preserve">olecule </w:t>
+      </w:r>
+      <w:r>
+        <w:rPr>
+          <w:rFonts w:ascii="Arial" w:hAnsi="Arial" w:cs="Arial"/>
+        </w:rPr>
+        <w:t>o</w:t>
+      </w:r>
+      <w:r>
+        <w:rPr>
+          <w:rFonts w:ascii="Arial" w:hAnsi="Arial" w:cs="Arial"/>
+        </w:rPr>
+        <w:t xml:space="preserve">ptimization </w:t>
+      </w:r>
+      <w:r>
+        <w:rPr>
+          <w:rFonts w:ascii="Arial" w:hAnsi="Arial" w:cs="Arial"/>
+        </w:rPr>
+        <w:t xml:space="preserve">with </w:t>
+      </w:r>
+      <w:proofErr w:type="spellStart"/>
+      <w:r>
+        <w:rPr>
+          <w:rFonts w:ascii="Arial" w:hAnsi="Arial" w:cs="Arial"/>
+        </w:rPr>
+        <w:t>DrugAssist</w:t>
+      </w:r>
+      <w:proofErr w:type="spellEnd"/>
+      <w:r>
+        <w:rPr>
+          <w:rFonts w:ascii="Arial" w:hAnsi="Arial" w:cs="Arial"/>
+        </w:rPr>
+        <w:t xml:space="preserve">, single-cell omics with Seurat, </w:t>
+      </w:r>
+      <w:proofErr w:type="spellStart"/>
+      <w:r>
+        <w:rPr>
+          <w:rFonts w:ascii="Arial" w:hAnsi="Arial" w:cs="Arial"/>
+        </w:rPr>
+        <w:t>scp</w:t>
+      </w:r>
+      <w:proofErr w:type="spellEnd"/>
+      <w:r>
+        <w:rPr>
+          <w:rFonts w:ascii="Arial" w:hAnsi="Arial" w:cs="Arial"/>
+        </w:rPr>
+        <w:t xml:space="preserve">, </w:t>
+      </w:r>
+      <w:proofErr w:type="spellStart"/>
+      <w:r>
+        <w:rPr>
+          <w:rFonts w:ascii="Arial" w:hAnsi="Arial" w:cs="Arial"/>
+        </w:rPr>
+        <w:t>scanpy</w:t>
+      </w:r>
+      <w:proofErr w:type="spellEnd"/>
+      <w:r>
+        <w:rPr>
+          <w:rFonts w:ascii="Arial" w:hAnsi="Arial" w:cs="Arial"/>
+        </w:rPr>
+        <w:t xml:space="preserve">, </w:t>
+      </w:r>
+      <w:proofErr w:type="spellStart"/>
+      <w:r>
+        <w:rPr>
+          <w:rFonts w:ascii="Arial" w:hAnsi="Arial" w:cs="Arial"/>
+        </w:rPr>
+        <w:t>scvi</w:t>
+      </w:r>
+      <w:proofErr w:type="spellEnd"/>
+      <w:r>
+        <w:rPr>
+          <w:rFonts w:ascii="Arial" w:hAnsi="Arial" w:cs="Arial"/>
+        </w:rPr>
+        <w:t xml:space="preserve">-tools, </w:t>
+      </w:r>
+      <w:proofErr w:type="spellStart"/>
+      <w:r>
+        <w:rPr>
+          <w:rFonts w:ascii="Arial" w:hAnsi="Arial" w:cs="Arial"/>
+        </w:rPr>
+        <w:t>scGPT</w:t>
+      </w:r>
+      <w:proofErr w:type="spellEnd"/>
+      <w:r>
+        <w:rPr>
+          <w:rFonts w:ascii="Arial" w:hAnsi="Arial" w:cs="Arial"/>
         </w:rPr>
         <w:t>,</w:t>
       </w:r>
       <w:r>
         <w:rPr>
           <w:rFonts w:ascii="Arial" w:hAnsi="Arial" w:cs="Arial"/>
-          <w:szCs w:val="24"/>
+        </w:rPr>
+        <w:t xml:space="preserve"> C2S-Scale</w:t>
+      </w:r>
+      <w:r>
+        <w:rPr>
+          <w:rFonts w:ascii="Arial" w:hAnsi="Arial" w:cs="Arial"/>
+        </w:rPr>
+        <w:t xml:space="preserve">, </w:t>
+      </w:r>
+      <w:r>
+        <w:rPr>
+          <w:rFonts w:ascii="Arial" w:hAnsi="Arial" w:cs="Arial"/>
+        </w:rPr>
+        <w:t xml:space="preserve">mtDNA analysis with </w:t>
+      </w:r>
+      <w:proofErr w:type="spellStart"/>
+      <w:r>
+        <w:rPr>
+          <w:rFonts w:ascii="Arial" w:hAnsi="Arial" w:cs="Arial"/>
+        </w:rPr>
+        <w:t>MToolBox</w:t>
+      </w:r>
+      <w:proofErr w:type="spellEnd"/>
+      <w:r>
+        <w:rPr>
+          <w:rFonts w:ascii="Arial" w:hAnsi="Arial" w:cs="Arial"/>
+        </w:rPr>
+        <w:t xml:space="preserve">, </w:t>
+      </w:r>
+      <w:proofErr w:type="spellStart"/>
+      <w:r>
+        <w:rPr>
+          <w:rFonts w:ascii="Arial" w:hAnsi="Arial" w:cs="Arial"/>
+        </w:rPr>
+        <w:t>fNUMT</w:t>
+      </w:r>
+      <w:proofErr w:type="spellEnd"/>
+      <w:r>
+        <w:rPr>
+          <w:rFonts w:ascii="Arial" w:hAnsi="Arial" w:cs="Arial"/>
+        </w:rPr>
+        <w:t xml:space="preserve">, </w:t>
+      </w:r>
+      <w:proofErr w:type="spellStart"/>
+      <w:r>
+        <w:rPr>
+          <w:rFonts w:ascii="Arial" w:hAnsi="Arial" w:cs="Arial"/>
+        </w:rPr>
+        <w:t>haplogrep</w:t>
+      </w:r>
+      <w:proofErr w:type="spellEnd"/>
+      <w:r>
+        <w:rPr>
+          <w:rFonts w:ascii="Arial" w:hAnsi="Arial" w:cs="Arial"/>
         </w:rPr>
         <w:t xml:space="preserve"> </w:t>
       </w:r>
       <w:r>
         <w:rPr>
           <w:rFonts w:ascii="Arial" w:hAnsi="Arial" w:cs="Arial"/>
-          <w:szCs w:val="24"/>
-        </w:rPr>
-        <w:t>protein quantitative trait tools (</w:t>
+        </w:rPr>
+        <w:t>a</w:t>
+      </w:r>
+      <w:r>
+        <w:rPr>
+          <w:rFonts w:ascii="Arial" w:hAnsi="Arial" w:cs="Arial"/>
+        </w:rPr>
+        <w:t xml:space="preserve">s well as </w:t>
+      </w:r>
+      <w:r>
+        <w:rPr>
+          <w:rFonts w:ascii="Arial" w:hAnsi="Arial" w:cs="Arial"/>
+        </w:rPr>
+        <w:t xml:space="preserve">long-read sequencing </w:t>
+      </w:r>
+      <w:r>
+        <w:rPr>
+          <w:rFonts w:ascii="Arial" w:hAnsi="Arial" w:cs="Arial"/>
+        </w:rPr>
+        <w:t xml:space="preserve">analysis </w:t>
+      </w:r>
+      <w:r>
+        <w:rPr>
+          <w:rFonts w:ascii="Arial" w:hAnsi="Arial" w:cs="Arial"/>
+        </w:rPr>
+        <w:t xml:space="preserve">with </w:t>
       </w:r>
       <w:proofErr w:type="spellStart"/>
       <w:r>
         <w:rPr>
           <w:rFonts w:ascii="Arial" w:hAnsi="Arial" w:cs="Arial"/>
-          <w:szCs w:val="24"/>
-        </w:rPr>
-        <w:t>pQTLtools</w:t>
+        </w:rPr>
+        <w:t>SVanalyzer</w:t>
       </w:r>
       <w:proofErr w:type="spellEnd"/>
       <w:r>
         <w:rPr>
           <w:rFonts w:ascii="Arial" w:hAnsi="Arial" w:cs="Arial"/>
-          <w:szCs w:val="24"/>
-        </w:rPr>
-        <w:t>)</w:t>
-      </w:r>
-      <w:r>
-        <w:rPr>
-          <w:rFonts w:ascii="Arial" w:hAnsi="Arial" w:cs="Arial"/>
-          <w:szCs w:val="24"/>
+        </w:rPr>
+        <w:t xml:space="preserve">, </w:t>
+      </w:r>
+      <w:r>
+        <w:rPr>
+          <w:rFonts w:ascii="Arial" w:hAnsi="Arial" w:cs="Arial"/>
+        </w:rPr>
+        <w:t>hap.py, sniffles,</w:t>
+      </w:r>
+      <w:r>
+        <w:rPr>
+          <w:rFonts w:ascii="Arial" w:hAnsi="Arial" w:cs="Arial"/>
         </w:rPr>
         <w:t xml:space="preserve"> </w:t>
       </w:r>
-      <w:r>
-        <w:rPr>
-          <w:rFonts w:ascii="Arial" w:hAnsi="Arial" w:cs="Arial"/>
-          <w:szCs w:val="24"/>
-        </w:rPr>
-        <w:t xml:space="preserve">and </w:t>
-      </w:r>
-      <w:r>
-        <w:rPr>
-          <w:rFonts w:ascii="Arial" w:hAnsi="Arial" w:cs="Arial"/>
-          <w:szCs w:val="24"/>
-        </w:rPr>
-        <w:t xml:space="preserve">curated </w:t>
-      </w:r>
-      <w:r>
-        <w:rPr>
-          <w:rFonts w:ascii="Arial" w:hAnsi="Arial" w:cs="Arial"/>
-          <w:szCs w:val="24"/>
-        </w:rPr>
-        <w:t>https://jinghuazhao.github.io/Computational-Statistics/</w:t>
-      </w:r>
-      <w:r>
-        <w:rPr>
-          <w:rFonts w:ascii="Arial" w:hAnsi="Arial" w:cs="Arial"/>
-          <w:szCs w:val="24"/>
+      <w:proofErr w:type="spellStart"/>
+      <w:r>
+        <w:rPr>
+          <w:rFonts w:ascii="Arial" w:hAnsi="Arial" w:cs="Arial"/>
+        </w:rPr>
+        <w:t>truvari</w:t>
+      </w:r>
+      <w:proofErr w:type="spellEnd"/>
+      <w:r>
+        <w:rPr>
+          <w:rFonts w:ascii="Arial" w:hAnsi="Arial" w:cs="Arial"/>
+        </w:rPr>
+        <w:t>.</w:t>
+      </w:r>
+      <w:r>
+        <w:rPr>
+          <w:rFonts w:ascii="Arial" w:hAnsi="Arial" w:cs="Arial"/>
+        </w:rPr>
+        <w:t xml:space="preserve"> </w:t>
+      </w:r>
+      <w:r>
+        <w:rPr>
+          <w:rFonts w:ascii="Arial" w:hAnsi="Arial" w:cs="Arial"/>
+        </w:rPr>
+        <w:t>Exploration</w:t>
+      </w:r>
+      <w:r>
+        <w:rPr>
+          <w:rFonts w:ascii="Arial" w:hAnsi="Arial" w:cs="Arial"/>
+        </w:rPr>
+        <w:t>s</w:t>
+      </w:r>
+      <w:r>
+        <w:rPr>
+          <w:rFonts w:ascii="Arial" w:hAnsi="Arial" w:cs="Arial"/>
+        </w:rPr>
+        <w:t xml:space="preserve"> in p</w:t>
+      </w:r>
+      <w:r>
+        <w:rPr>
+          <w:rFonts w:ascii="Arial" w:hAnsi="Arial" w:cs="Arial"/>
+        </w:rPr>
+        <w:t xml:space="preserve">opulation genetics include </w:t>
+      </w:r>
+      <w:proofErr w:type="spellStart"/>
+      <w:r>
+        <w:rPr>
+          <w:rFonts w:ascii="Arial" w:hAnsi="Arial" w:cs="Arial"/>
+        </w:rPr>
+        <w:t>selscan</w:t>
+      </w:r>
+      <w:proofErr w:type="spellEnd"/>
+      <w:r>
+        <w:rPr>
+          <w:rFonts w:ascii="Arial" w:hAnsi="Arial" w:cs="Arial"/>
         </w:rPr>
         <w:t xml:space="preserve">, </w:t>
       </w:r>
-      <w:r>
-        <w:rPr>
-          <w:rFonts w:ascii="Arial" w:hAnsi="Arial" w:cs="Arial"/>
-          <w:szCs w:val="24"/>
-        </w:rPr>
-        <w:t>https://jinghuazhao.github.io/software-notes/</w:t>
-      </w:r>
-      <w:r>
-        <w:rPr>
-          <w:rFonts w:ascii="Arial" w:hAnsi="Arial" w:cs="Arial"/>
-          <w:szCs w:val="24"/>
-        </w:rPr>
-        <w:t xml:space="preserve"> and </w:t>
-      </w:r>
-      <w:r>
-        <w:rPr>
-          <w:rFonts w:ascii="Arial" w:hAnsi="Arial" w:cs="Arial"/>
-          <w:szCs w:val="24"/>
-        </w:rPr>
-        <w:t>https://jinghuazhao.github.io/Omics-analysis/</w:t>
-      </w:r>
-      <w:r>
-        <w:rPr>
-          <w:rFonts w:ascii="Arial" w:hAnsi="Arial" w:cs="Arial"/>
-          <w:szCs w:val="24"/>
-        </w:rPr>
-        <w:t>.</w:t>
-      </w:r>
-      <w:r>
-        <w:rPr>
-          <w:rFonts w:ascii="Arial" w:hAnsi="Arial" w:cs="Arial"/>
-          <w:szCs w:val="24"/>
+      <w:proofErr w:type="spellStart"/>
+      <w:r>
+        <w:rPr>
+          <w:rFonts w:ascii="Arial" w:hAnsi="Arial" w:cs="Arial"/>
+        </w:rPr>
+        <w:t>angsd</w:t>
+      </w:r>
+      <w:proofErr w:type="spellEnd"/>
+      <w:r>
+        <w:rPr>
+          <w:rFonts w:ascii="Arial" w:hAnsi="Arial" w:cs="Arial"/>
+        </w:rPr>
+        <w:t>, relate, clues2 and fastsimcoal2.</w:t>
+      </w:r>
+      <w:r>
+        <w:rPr>
+          <w:rFonts w:ascii="Arial" w:hAnsi="Arial" w:cs="Arial"/>
         </w:rPr>
         <w:t xml:space="preserve"> </w:t>
       </w:r>
       <w:r>
         <w:rPr>
           <w:rFonts w:ascii="Arial" w:hAnsi="Arial" w:cs="Arial"/>
-          <w:szCs w:val="24"/>
-        </w:rPr>
-        <w:t>By</w:t>
-      </w:r>
-      <w:r>
-        <w:rPr>
-          <w:rFonts w:ascii="Arial" w:hAnsi="Arial" w:cs="Arial"/>
-          <w:szCs w:val="24"/>
+        </w:rPr>
+        <w:t>These are</w:t>
+      </w:r>
+      <w:r>
+        <w:rPr>
+          <w:rFonts w:ascii="Arial" w:hAnsi="Arial" w:cs="Arial"/>
         </w:rPr>
         <w:t xml:space="preserve"> </w:t>
       </w:r>
       <w:r>
         <w:rPr>
           <w:rFonts w:ascii="Arial" w:hAnsi="Arial" w:cs="Arial"/>
-          <w:szCs w:val="24"/>
-        </w:rPr>
-        <w:t>closely follow</w:t>
-      </w:r>
-      <w:r>
-        <w:rPr>
-          <w:rFonts w:ascii="Arial" w:hAnsi="Arial" w:cs="Arial"/>
-          <w:szCs w:val="24"/>
-        </w:rPr>
-        <w:t>ing</w:t>
-      </w:r>
-      <w:r>
-        <w:rPr>
-          <w:rFonts w:ascii="Arial" w:hAnsi="Arial" w:cs="Arial"/>
-          <w:szCs w:val="24"/>
-        </w:rPr>
-        <w:t xml:space="preserve"> up </w:t>
-      </w:r>
-      <w:r>
-        <w:rPr>
-          <w:rFonts w:ascii="Arial" w:hAnsi="Arial" w:cs="Arial"/>
-          <w:szCs w:val="24"/>
-        </w:rPr>
-        <w:t>development</w:t>
-      </w:r>
-      <w:r>
-        <w:rPr>
-          <w:rFonts w:ascii="Arial" w:hAnsi="Arial" w:cs="Arial"/>
-          <w:szCs w:val="24"/>
-        </w:rPr>
-        <w:t>s</w:t>
-      </w:r>
-      <w:r>
-        <w:rPr>
-          <w:rFonts w:ascii="Arial" w:hAnsi="Arial" w:cs="Arial"/>
-          <w:szCs w:val="24"/>
-        </w:rPr>
-        <w:t xml:space="preserve"> in computational statistics, machine learning and artificial intelligence</w:t>
-      </w:r>
-      <w:r>
-        <w:rPr>
-          <w:rFonts w:ascii="Arial" w:hAnsi="Arial" w:cs="Arial"/>
-          <w:szCs w:val="24"/>
-        </w:rPr>
-        <w:t xml:space="preserve">, </w:t>
-      </w:r>
-      <w:r>
-        <w:rPr>
-          <w:rFonts w:ascii="Arial" w:hAnsi="Arial" w:cs="Arial"/>
-          <w:szCs w:val="24"/>
-        </w:rPr>
-        <w:t>I have</w:t>
-      </w:r>
-      <w:r>
-        <w:rPr>
-          <w:rFonts w:ascii="Arial" w:hAnsi="Arial" w:cs="Arial"/>
-          <w:szCs w:val="24"/>
+        </w:rPr>
+        <w:t xml:space="preserve">coupled with </w:t>
+      </w:r>
+      <w:r>
+        <w:rPr>
+          <w:rFonts w:ascii="Arial" w:hAnsi="Arial" w:cs="Arial"/>
+        </w:rPr>
+        <w:t>extensive</w:t>
+      </w:r>
+      <w:r>
+        <w:rPr>
+          <w:rFonts w:ascii="Arial" w:hAnsi="Arial" w:cs="Arial"/>
+        </w:rPr>
+        <w:t xml:space="preserve"> experiments</w:t>
+      </w:r>
+      <w:r>
+        <w:rPr>
+          <w:rFonts w:ascii="Arial" w:hAnsi="Arial" w:cs="Arial"/>
         </w:rPr>
         <w:t xml:space="preserve"> </w:t>
       </w:r>
       <w:r>
         <w:rPr>
           <w:rFonts w:ascii="Arial" w:hAnsi="Arial" w:cs="Arial"/>
-          <w:szCs w:val="24"/>
-        </w:rPr>
-        <w:t xml:space="preserve">made </w:t>
-      </w:r>
-      <w:r>
-        <w:rPr>
-          <w:rFonts w:ascii="Arial" w:hAnsi="Arial" w:cs="Arial"/>
-          <w:szCs w:val="24"/>
-        </w:rPr>
-        <w:t xml:space="preserve">computing and omics analysis tools available from the University HPC, </w:t>
-      </w:r>
-      <w:r>
-        <w:rPr>
-          <w:rFonts w:ascii="Arial" w:hAnsi="Arial" w:cs="Arial"/>
-          <w:szCs w:val="24"/>
-        </w:rPr>
-        <w:t>https://cambridge-ceu.github.io/csd3/systems/ceuadmin.html</w:t>
-      </w:r>
-      <w:r>
-        <w:rPr>
-          <w:rFonts w:ascii="Arial" w:hAnsi="Arial" w:cs="Arial"/>
-          <w:szCs w:val="24"/>
-        </w:rPr>
-        <w:t>, whose</w:t>
-      </w:r>
-      <w:r>
-        <w:rPr>
-          <w:rFonts w:ascii="Arial" w:hAnsi="Arial" w:cs="Arial"/>
-          <w:szCs w:val="24"/>
+        </w:rPr>
+        <w:t>on</w:t>
+      </w:r>
+      <w:r>
+        <w:rPr>
+          <w:rFonts w:ascii="Arial" w:hAnsi="Arial" w:cs="Arial"/>
         </w:rPr>
         <w:t xml:space="preserve"> </w:t>
       </w:r>
       <w:r>
         <w:rPr>
           <w:rFonts w:ascii="Arial" w:hAnsi="Arial" w:cs="Arial"/>
-          <w:szCs w:val="24"/>
-        </w:rPr>
-        <w:t xml:space="preserve">components include </w:t>
-      </w:r>
-      <w:r>
-        <w:rPr>
-          <w:rFonts w:ascii="Arial" w:hAnsi="Arial" w:cs="Arial"/>
-          <w:szCs w:val="24"/>
-        </w:rPr>
-        <w:t>AI</w:t>
-      </w:r>
-      <w:r>
-        <w:rPr>
-          <w:rFonts w:ascii="Arial" w:hAnsi="Arial" w:cs="Arial"/>
-          <w:szCs w:val="24"/>
-        </w:rPr>
-        <w:t xml:space="preserve"> </w:t>
-      </w:r>
-      <w:r>
-        <w:rPr>
-          <w:rFonts w:ascii="Arial" w:hAnsi="Arial" w:cs="Arial"/>
-          <w:szCs w:val="24"/>
-        </w:rPr>
-        <w:t xml:space="preserve">with </w:t>
-      </w:r>
-      <w:proofErr w:type="spellStart"/>
-      <w:r>
-        <w:rPr>
-          <w:rFonts w:ascii="Arial" w:hAnsi="Arial" w:cs="Arial"/>
-          <w:szCs w:val="24"/>
-        </w:rPr>
-        <w:t>BitNet</w:t>
-      </w:r>
-      <w:proofErr w:type="spellEnd"/>
-      <w:r>
-        <w:rPr>
-          <w:rFonts w:ascii="Arial" w:hAnsi="Arial" w:cs="Arial"/>
-          <w:szCs w:val="24"/>
-        </w:rPr>
-        <w:t xml:space="preserve">, </w:t>
-      </w:r>
-      <w:r>
-        <w:rPr>
-          <w:rFonts w:ascii="Arial" w:hAnsi="Arial" w:cs="Arial"/>
-          <w:szCs w:val="24"/>
-        </w:rPr>
-        <w:t>Claude Code,</w:t>
-      </w:r>
-      <w:r>
-        <w:rPr>
-          <w:rFonts w:ascii="Arial" w:hAnsi="Arial" w:cs="Arial"/>
-          <w:szCs w:val="24"/>
-        </w:rPr>
-        <w:t xml:space="preserve"> </w:t>
-      </w:r>
-      <w:proofErr w:type="spellStart"/>
-      <w:r>
-        <w:rPr>
-          <w:rFonts w:ascii="Arial" w:hAnsi="Arial" w:cs="Arial"/>
-          <w:szCs w:val="24"/>
-        </w:rPr>
-        <w:t>G</w:t>
-      </w:r>
-      <w:r>
-        <w:rPr>
-          <w:rFonts w:ascii="Arial" w:hAnsi="Arial" w:cs="Arial"/>
-          <w:szCs w:val="24"/>
-        </w:rPr>
-        <w:t>emini</w:t>
-      </w:r>
-      <w:r>
-        <w:rPr>
-          <w:rFonts w:ascii="Arial" w:hAnsi="Arial" w:cs="Arial"/>
-          <w:szCs w:val="24"/>
-        </w:rPr>
-        <w:t>CLI</w:t>
-      </w:r>
-      <w:proofErr w:type="spellEnd"/>
-      <w:r>
-        <w:rPr>
-          <w:rFonts w:ascii="Arial" w:hAnsi="Arial" w:cs="Arial"/>
-          <w:szCs w:val="24"/>
-        </w:rPr>
-        <w:t xml:space="preserve">, </w:t>
-      </w:r>
-      <w:r>
-        <w:rPr>
-          <w:rFonts w:ascii="Arial" w:hAnsi="Arial" w:cs="Arial"/>
-          <w:szCs w:val="24"/>
-        </w:rPr>
-        <w:t xml:space="preserve">Ollama, </w:t>
-      </w:r>
-      <w:proofErr w:type="spellStart"/>
-      <w:r>
-        <w:rPr>
-          <w:rFonts w:ascii="Arial" w:hAnsi="Arial" w:cs="Arial"/>
-          <w:szCs w:val="24"/>
-        </w:rPr>
-        <w:t>OpenClaw</w:t>
-      </w:r>
-      <w:proofErr w:type="spellEnd"/>
-      <w:r>
-        <w:rPr>
-          <w:rFonts w:ascii="Arial" w:hAnsi="Arial" w:cs="Arial"/>
-          <w:szCs w:val="24"/>
-        </w:rPr>
-        <w:t xml:space="preserve">, </w:t>
-      </w:r>
-      <w:r>
-        <w:rPr>
-          <w:rFonts w:ascii="Arial" w:hAnsi="Arial" w:cs="Arial"/>
-          <w:szCs w:val="24"/>
-        </w:rPr>
-        <w:t xml:space="preserve">llama.cpp, </w:t>
-      </w:r>
-      <w:r>
-        <w:rPr>
-          <w:rFonts w:ascii="Arial" w:hAnsi="Arial" w:cs="Arial"/>
-        </w:rPr>
-        <w:t>featur</w:t>
-      </w:r>
-      <w:r>
-        <w:rPr>
-          <w:rFonts w:ascii="Arial" w:hAnsi="Arial" w:cs="Arial"/>
-        </w:rPr>
-        <w:t xml:space="preserve">ing </w:t>
-      </w:r>
-      <w:r>
-        <w:rPr>
-          <w:rFonts w:ascii="Arial" w:hAnsi="Arial" w:cs="Arial"/>
-        </w:rPr>
-        <w:t xml:space="preserve">AI for MS data with </w:t>
-      </w:r>
-      <w:proofErr w:type="spellStart"/>
-      <w:r>
-        <w:rPr>
-          <w:rFonts w:ascii="Arial" w:hAnsi="Arial" w:cs="Arial"/>
-        </w:rPr>
-        <w:t>InstaNovo</w:t>
-      </w:r>
-      <w:proofErr w:type="spellEnd"/>
-      <w:r>
-        <w:rPr>
-          <w:rFonts w:ascii="Arial" w:hAnsi="Arial" w:cs="Arial"/>
-        </w:rPr>
-        <w:t xml:space="preserve"> &amp; DIA-NN, m</w:t>
-      </w:r>
-      <w:r>
-        <w:rPr>
-          <w:rFonts w:ascii="Arial" w:hAnsi="Arial" w:cs="Arial"/>
-        </w:rPr>
-        <w:t xml:space="preserve">olecule </w:t>
-      </w:r>
-      <w:r>
-        <w:rPr>
-          <w:rFonts w:ascii="Arial" w:hAnsi="Arial" w:cs="Arial"/>
-        </w:rPr>
-        <w:t>o</w:t>
-      </w:r>
-      <w:r>
-        <w:rPr>
-          <w:rFonts w:ascii="Arial" w:hAnsi="Arial" w:cs="Arial"/>
-        </w:rPr>
-        <w:t xml:space="preserve">ptimization </w:t>
-      </w:r>
-      <w:r>
-        <w:rPr>
-          <w:rFonts w:ascii="Arial" w:hAnsi="Arial" w:cs="Arial"/>
-        </w:rPr>
-        <w:t xml:space="preserve">with </w:t>
-      </w:r>
-      <w:proofErr w:type="spellStart"/>
-      <w:r>
-        <w:rPr>
-          <w:rFonts w:ascii="Arial" w:hAnsi="Arial" w:cs="Arial"/>
-        </w:rPr>
-        <w:t>DrugAssist</w:t>
-      </w:r>
-      <w:proofErr w:type="spellEnd"/>
-      <w:r>
-        <w:rPr>
-          <w:rFonts w:ascii="Arial" w:hAnsi="Arial" w:cs="Arial"/>
-        </w:rPr>
-        <w:t xml:space="preserve">, single-cell omics with Seurat, </w:t>
-      </w:r>
-      <w:proofErr w:type="spellStart"/>
-      <w:r>
-        <w:rPr>
-          <w:rFonts w:ascii="Arial" w:hAnsi="Arial" w:cs="Arial"/>
-        </w:rPr>
-        <w:t>scp</w:t>
-      </w:r>
-      <w:proofErr w:type="spellEnd"/>
-      <w:r>
-        <w:rPr>
-          <w:rFonts w:ascii="Arial" w:hAnsi="Arial" w:cs="Arial"/>
-        </w:rPr>
-        <w:t xml:space="preserve">, </w:t>
-      </w:r>
-      <w:proofErr w:type="spellStart"/>
-      <w:r>
-        <w:rPr>
-          <w:rFonts w:ascii="Arial" w:hAnsi="Arial" w:cs="Arial"/>
-        </w:rPr>
-        <w:t>scanpy</w:t>
-      </w:r>
-      <w:proofErr w:type="spellEnd"/>
-      <w:r>
-        <w:rPr>
-          <w:rFonts w:ascii="Arial" w:hAnsi="Arial" w:cs="Arial"/>
-        </w:rPr>
-        <w:t xml:space="preserve">, </w:t>
-      </w:r>
-      <w:proofErr w:type="spellStart"/>
-      <w:r>
-        <w:rPr>
-          <w:rFonts w:ascii="Arial" w:hAnsi="Arial" w:cs="Arial"/>
-        </w:rPr>
-        <w:t>scvi</w:t>
-      </w:r>
-      <w:proofErr w:type="spellEnd"/>
-      <w:r>
-        <w:rPr>
-          <w:rFonts w:ascii="Arial" w:hAnsi="Arial" w:cs="Arial"/>
-        </w:rPr>
-        <w:t xml:space="preserve">-tools, </w:t>
-      </w:r>
-      <w:proofErr w:type="spellStart"/>
-      <w:r>
-        <w:rPr>
-          <w:rFonts w:ascii="Arial" w:hAnsi="Arial" w:cs="Arial"/>
-        </w:rPr>
-        <w:t>scGPT</w:t>
-      </w:r>
-      <w:proofErr w:type="spellEnd"/>
-      <w:r>
-        <w:rPr>
-          <w:rFonts w:ascii="Arial" w:hAnsi="Arial" w:cs="Arial"/>
-        </w:rPr>
-        <w:t>,</w:t>
-      </w:r>
-      <w:r>
-        <w:rPr>
-          <w:rFonts w:ascii="Arial" w:hAnsi="Arial" w:cs="Arial"/>
-        </w:rPr>
-        <w:t xml:space="preserve"> C2S-Scale</w:t>
-      </w:r>
-      <w:r>
-        <w:rPr>
-          <w:rFonts w:ascii="Arial" w:hAnsi="Arial" w:cs="Arial"/>
-        </w:rPr>
-        <w:t xml:space="preserve">, </w:t>
-      </w:r>
-      <w:r>
-        <w:rPr>
-          <w:rFonts w:ascii="Arial" w:hAnsi="Arial" w:cs="Arial"/>
-        </w:rPr>
-        <w:t xml:space="preserve">mtDNA analysis with </w:t>
-      </w:r>
-      <w:proofErr w:type="spellStart"/>
-      <w:r>
-        <w:rPr>
-          <w:rFonts w:ascii="Arial" w:hAnsi="Arial" w:cs="Arial"/>
-        </w:rPr>
-        <w:t>MToolBox</w:t>
-      </w:r>
-      <w:proofErr w:type="spellEnd"/>
-      <w:r>
-        <w:rPr>
-          <w:rFonts w:ascii="Arial" w:hAnsi="Arial" w:cs="Arial"/>
-        </w:rPr>
-        <w:t xml:space="preserve">, </w:t>
-      </w:r>
-      <w:proofErr w:type="spellStart"/>
-      <w:r>
-        <w:rPr>
-          <w:rFonts w:ascii="Arial" w:hAnsi="Arial" w:cs="Arial"/>
-        </w:rPr>
-        <w:t>fNUMT</w:t>
-      </w:r>
-      <w:proofErr w:type="spellEnd"/>
-      <w:r>
-        <w:rPr>
-          <w:rFonts w:ascii="Arial" w:hAnsi="Arial" w:cs="Arial"/>
-        </w:rPr>
-        <w:t xml:space="preserve">, </w:t>
-      </w:r>
-      <w:proofErr w:type="spellStart"/>
-      <w:r>
-        <w:rPr>
-          <w:rFonts w:ascii="Arial" w:hAnsi="Arial" w:cs="Arial"/>
-        </w:rPr>
-        <w:t>haplogrep</w:t>
-      </w:r>
-      <w:proofErr w:type="spellEnd"/>
-      <w:r>
-        <w:rPr>
-          <w:rFonts w:ascii="Arial" w:hAnsi="Arial" w:cs="Arial"/>
-        </w:rPr>
-        <w:t xml:space="preserve"> </w:t>
-      </w:r>
-      <w:r>
-        <w:rPr>
-          <w:rFonts w:ascii="Arial" w:hAnsi="Arial" w:cs="Arial"/>
-        </w:rPr>
-        <w:t>a</w:t>
-      </w:r>
-      <w:r>
-        <w:rPr>
-          <w:rFonts w:ascii="Arial" w:hAnsi="Arial" w:cs="Arial"/>
-        </w:rPr>
-        <w:t xml:space="preserve">s well as </w:t>
-      </w:r>
-      <w:r>
-        <w:rPr>
-          <w:rFonts w:ascii="Arial" w:hAnsi="Arial" w:cs="Arial"/>
-        </w:rPr>
-        <w:t xml:space="preserve">long-read sequencing </w:t>
-      </w:r>
-      <w:r>
-        <w:rPr>
-          <w:rFonts w:ascii="Arial" w:hAnsi="Arial" w:cs="Arial"/>
-        </w:rPr>
-        <w:t xml:space="preserve">analysis </w:t>
-      </w:r>
-      <w:r>
-        <w:rPr>
-          <w:rFonts w:ascii="Arial" w:hAnsi="Arial" w:cs="Arial"/>
-        </w:rPr>
-        <w:t xml:space="preserve">with </w:t>
-      </w:r>
-      <w:proofErr w:type="spellStart"/>
-      <w:r>
-        <w:rPr>
-          <w:rFonts w:ascii="Arial" w:hAnsi="Arial" w:cs="Arial"/>
-        </w:rPr>
-        <w:t>SVanalyzer</w:t>
-      </w:r>
-      <w:proofErr w:type="spellEnd"/>
-      <w:r>
-        <w:rPr>
-          <w:rFonts w:ascii="Arial" w:hAnsi="Arial" w:cs="Arial"/>
-        </w:rPr>
-        <w:t xml:space="preserve">, </w:t>
-      </w:r>
-      <w:r>
-        <w:rPr>
-          <w:rFonts w:ascii="Arial" w:hAnsi="Arial" w:cs="Arial"/>
-        </w:rPr>
-        <w:t>hap.py, sniffles,</w:t>
-      </w:r>
-      <w:r>
-        <w:rPr>
-          <w:rFonts w:ascii="Arial" w:hAnsi="Arial" w:cs="Arial"/>
-        </w:rPr>
-        <w:t xml:space="preserve"> </w:t>
-      </w:r>
-      <w:proofErr w:type="spellStart"/>
-      <w:r>
-        <w:rPr>
-          <w:rFonts w:ascii="Arial" w:hAnsi="Arial" w:cs="Arial"/>
-        </w:rPr>
-        <w:t>truvari</w:t>
-      </w:r>
-      <w:proofErr w:type="spellEnd"/>
-      <w:r>
-        <w:rPr>
-          <w:rFonts w:ascii="Arial" w:hAnsi="Arial" w:cs="Arial"/>
-        </w:rPr>
-        <w:t>.</w:t>
-      </w:r>
-      <w:r>
-        <w:rPr>
-          <w:rFonts w:ascii="Arial" w:hAnsi="Arial" w:cs="Arial"/>
-        </w:rPr>
-        <w:t xml:space="preserve"> </w:t>
-      </w:r>
-      <w:r>
-        <w:rPr>
-          <w:rFonts w:ascii="Arial" w:hAnsi="Arial" w:cs="Arial"/>
-        </w:rPr>
-        <w:t>Exploration</w:t>
-      </w:r>
-      <w:r>
-        <w:rPr>
-          <w:rFonts w:ascii="Arial" w:hAnsi="Arial" w:cs="Arial"/>
-        </w:rPr>
-        <w:t>s</w:t>
-      </w:r>
-      <w:r>
-        <w:rPr>
-          <w:rFonts w:ascii="Arial" w:hAnsi="Arial" w:cs="Arial"/>
-        </w:rPr>
-        <w:t xml:space="preserve"> in p</w:t>
-      </w:r>
-      <w:r>
-        <w:rPr>
-          <w:rFonts w:ascii="Arial" w:hAnsi="Arial" w:cs="Arial"/>
-        </w:rPr>
-        <w:t xml:space="preserve">opulation genetics include </w:t>
-      </w:r>
-      <w:proofErr w:type="spellStart"/>
-      <w:r>
-        <w:rPr>
-          <w:rFonts w:ascii="Arial" w:hAnsi="Arial" w:cs="Arial"/>
-        </w:rPr>
-        <w:t>selscan</w:t>
-      </w:r>
-      <w:proofErr w:type="spellEnd"/>
-      <w:r>
-        <w:rPr>
-          <w:rFonts w:ascii="Arial" w:hAnsi="Arial" w:cs="Arial"/>
-        </w:rPr>
-        <w:t xml:space="preserve">, </w:t>
-      </w:r>
-      <w:proofErr w:type="spellStart"/>
-      <w:r>
-        <w:rPr>
-          <w:rFonts w:ascii="Arial" w:hAnsi="Arial" w:cs="Arial"/>
-        </w:rPr>
-        <w:t>angsd</w:t>
-      </w:r>
-      <w:proofErr w:type="spellEnd"/>
-      <w:r>
-        <w:rPr>
-          <w:rFonts w:ascii="Arial" w:hAnsi="Arial" w:cs="Arial"/>
-        </w:rPr>
-        <w:t>, relate, clues2 and fastsimcoal2.</w:t>
-      </w:r>
-      <w:r>
-        <w:rPr>
-          <w:rFonts w:ascii="Arial" w:hAnsi="Arial" w:cs="Arial"/>
-        </w:rPr>
-        <w:t xml:space="preserve"> </w:t>
-      </w:r>
-      <w:r>
-        <w:rPr>
-          <w:rFonts w:ascii="Arial" w:hAnsi="Arial" w:cs="Arial"/>
-        </w:rPr>
-        <w:t>These are</w:t>
-      </w:r>
-      <w:r>
-        <w:rPr>
-          <w:rFonts w:ascii="Arial" w:hAnsi="Arial" w:cs="Arial"/>
-        </w:rPr>
-        <w:t xml:space="preserve"> </w:t>
-      </w:r>
-      <w:r>
-        <w:rPr>
-          <w:rFonts w:ascii="Arial" w:hAnsi="Arial" w:cs="Arial"/>
-        </w:rPr>
-        <w:t xml:space="preserve">coupled with </w:t>
-      </w:r>
-      <w:r>
-        <w:rPr>
-          <w:rFonts w:ascii="Arial" w:hAnsi="Arial" w:cs="Arial"/>
-        </w:rPr>
-        <w:t>extensive</w:t>
-      </w:r>
-      <w:r>
-        <w:rPr>
-          <w:rFonts w:ascii="Arial" w:hAnsi="Arial" w:cs="Arial"/>
-        </w:rPr>
-        <w:t xml:space="preserve"> experiments</w:t>
-      </w:r>
-      <w:r>
-        <w:rPr>
-          <w:rFonts w:ascii="Arial" w:hAnsi="Arial" w:cs="Arial"/>
-        </w:rPr>
-        <w:t xml:space="preserve"> </w:t>
-      </w:r>
-      <w:r>
-        <w:rPr>
-          <w:rFonts w:ascii="Arial" w:hAnsi="Arial" w:cs="Arial"/>
-        </w:rPr>
-        <w:t>on</w:t>
-      </w:r>
-      <w:r>
-        <w:rPr>
-          <w:rFonts w:ascii="Arial" w:hAnsi="Arial" w:cs="Arial"/>
-        </w:rPr>
-        <w:t xml:space="preserve"> various </w:t>
-      </w:r>
-      <w:r>
-        <w:rPr>
-          <w:rFonts w:ascii="Arial" w:hAnsi="Arial" w:cs="Arial"/>
-        </w:rPr>
-        <w:t>models, architectures</w:t>
-      </w:r>
-      <w:r>
-        <w:rPr>
-          <w:rFonts w:ascii="Arial" w:hAnsi="Arial" w:cs="Arial"/>
-        </w:rPr>
-        <w:t>, platforms as with</w:t>
+        </w:rPr>
+        <w:t xml:space="preserve">models, </w:t>
+      </w:r>
+      <w:r>
+        <w:rPr>
+          <w:rFonts w:ascii="Arial" w:hAnsi="Arial" w:cs="Arial"/>
+        </w:rPr>
+        <w:t xml:space="preserve">platforms </w:t>
+      </w:r>
+      <w:r>
+        <w:rPr>
+          <w:rFonts w:ascii="Arial" w:hAnsi="Arial" w:cs="Arial"/>
+        </w:rPr>
+        <w:t>and</w:t>
       </w:r>
       <w:r>
         <w:rPr>
@@ -1897,7 +1868,6 @@
         </w:rPr>
         <w:t xml:space="preserve">Nature </w:t>
       </w:r>
-      <w:proofErr w:type="gramStart"/>
       <w:r>
         <w:rPr>
           <w:rFonts w:ascii="Arial" w:hAnsi="Arial" w:cs="Arial"/>
@@ -1918,7 +1888,6 @@
         </w:rPr>
         <w:t>:</w:t>
       </w:r>
-      <w:proofErr w:type="gramEnd"/>
       <w:r>
         <w:rPr>
           <w:rFonts w:ascii="Arial" w:hAnsi="Arial" w:cs="Arial"/>
@@ -1926,32 +1895,14 @@
           <w:szCs w:val="24"/>
           <w:lang w:val="fr-FR"/>
         </w:rPr>
-        <w:t>472–477 (2021</w:t>
-      </w:r>
-      <w:proofErr w:type="gramStart"/>
-      <w:r>
-        <w:rPr>
-          <w:rFonts w:ascii="Arial" w:hAnsi="Arial" w:cs="Arial"/>
-          <w:iCs/>
-          <w:szCs w:val="24"/>
-          <w:lang w:val="fr-FR"/>
-        </w:rPr>
-        <w:t>)</w:t>
-      </w:r>
-      <w:r>
-        <w:rPr>
-          <w:rFonts w:ascii="Arial" w:hAnsi="Arial" w:cs="Arial"/>
-          <w:szCs w:val="24"/>
-        </w:rPr>
-        <w:t>;</w:t>
-      </w:r>
-      <w:proofErr w:type="gramEnd"/>
-      <w:r>
-        <w:rPr>
-          <w:rFonts w:ascii="Arial" w:hAnsi="Arial" w:cs="Arial"/>
-          <w:szCs w:val="24"/>
-        </w:rPr>
-        <w:t xml:space="preserve"> </w:t>
+        <w:t>472–477 (2021)</w:t>
+      </w:r>
+      <w:r>
+        <w:rPr>
+          <w:rFonts w:ascii="Arial" w:hAnsi="Arial" w:cs="Arial"/>
+          <w:szCs w:val="24"/>
+        </w:rPr>
+        <w:t xml:space="preserve">; </w:t>
       </w:r>
       <w:r>
         <w:rPr>
@@ -3118,23 +3069,13 @@
           <w:lang w:eastAsia="zh-CN"/>
         </w:rPr>
       </w:pPr>
-      <w:proofErr w:type="spellStart"/>
       <w:r>
         <w:rPr>
           <w:rFonts w:ascii="Arial" w:hAnsi="Arial" w:cs="Arial"/>
           <w:szCs w:val="24"/>
           <w:lang w:eastAsia="zh-CN"/>
         </w:rPr>
-        <w:t>Ligthart</w:t>
-      </w:r>
-      <w:proofErr w:type="spellEnd"/>
-      <w:r>
-        <w:rPr>
-          <w:rFonts w:ascii="Arial" w:hAnsi="Arial" w:cs="Arial"/>
-          <w:szCs w:val="24"/>
-          <w:lang w:eastAsia="zh-CN"/>
-        </w:rPr>
-        <w:t xml:space="preserve"> S, et al. </w:t>
+        <w:t xml:space="preserve">Ligthart S, et al. </w:t>
       </w:r>
       <w:r>
         <w:rPr>

--- a/cv.docx
+++ b/cv.docx
@@ -784,7 +784,7 @@
           <w:rFonts w:ascii="Arial" w:hAnsi="Arial" w:cs="Arial"/>
           <w:szCs w:val="24"/>
         </w:rPr>
-        <w:t xml:space="preserve">I have promoted reproducible research </w:t>
+        <w:t xml:space="preserve">I promote reproducible research </w:t>
       </w:r>
       <w:r>
         <w:rPr>
@@ -819,14 +819,21 @@
           <w:rFonts w:ascii="Arial" w:hAnsi="Arial" w:cs="Arial"/>
           <w:szCs w:val="24"/>
         </w:rPr>
-        <w:t xml:space="preserve"> websites</w:t>
-      </w:r>
-      <w:r>
-        <w:rPr>
-          <w:rFonts w:ascii="Arial" w:hAnsi="Arial" w:cs="Arial"/>
-          <w:szCs w:val="24"/>
-        </w:rPr>
-        <w:t xml:space="preserve">, through development of </w:t>
+        <w:t xml:space="preserve"> website</w:t>
+      </w:r>
+      <w:r>
+        <w:rPr>
+          <w:rFonts w:ascii="Arial" w:hAnsi="Arial" w:cs="Arial"/>
+          <w:szCs w:val="24"/>
+        </w:rPr>
+        <w:t>s, notably</w:t>
+      </w:r>
+      <w:r>
+        <w:rPr>
+          <w:rFonts w:ascii="Arial" w:hAnsi="Arial" w:cs="Arial"/>
+          <w:szCs w:val="24"/>
+        </w:rPr>
+        <w:t xml:space="preserve"> </w:t>
       </w:r>
       <w:r>
         <w:rPr>
@@ -905,13 +912,6 @@
           <w:rFonts w:ascii="Arial" w:hAnsi="Arial" w:cs="Arial"/>
           <w:szCs w:val="24"/>
         </w:rPr>
-        <w:t xml:space="preserve">such as </w:t>
-      </w:r>
-      <w:r>
-        <w:rPr>
-          <w:rFonts w:ascii="Arial" w:hAnsi="Arial" w:cs="Arial"/>
-          <w:szCs w:val="24"/>
-        </w:rPr>
         <w:t>https://jinghuazhao.github.io/Computational-Statistics/</w:t>
       </w:r>
       <w:r>
@@ -989,14 +989,14 @@
           <w:rFonts w:ascii="Arial" w:hAnsi="Arial" w:cs="Arial"/>
           <w:szCs w:val="24"/>
         </w:rPr>
-        <w:t xml:space="preserve"> and have </w:t>
-      </w:r>
-      <w:r>
-        <w:rPr>
-          <w:rFonts w:ascii="Arial" w:hAnsi="Arial" w:cs="Arial"/>
-          <w:szCs w:val="24"/>
-        </w:rPr>
-        <w:t xml:space="preserve">made </w:t>
+        <w:t xml:space="preserve"> and </w:t>
+      </w:r>
+      <w:r>
+        <w:rPr>
+          <w:rFonts w:ascii="Arial" w:hAnsi="Arial" w:cs="Arial"/>
+          <w:szCs w:val="24"/>
+        </w:rPr>
+        <w:t xml:space="preserve">build </w:t>
       </w:r>
       <w:r>
         <w:rPr>
@@ -1010,7 +1010,14 @@
           <w:rFonts w:ascii="Arial" w:hAnsi="Arial" w:cs="Arial"/>
           <w:szCs w:val="24"/>
         </w:rPr>
-        <w:t xml:space="preserve">available from the University HPC, </w:t>
+        <w:t xml:space="preserve">on </w:t>
+      </w:r>
+      <w:r>
+        <w:rPr>
+          <w:rFonts w:ascii="Arial" w:hAnsi="Arial" w:cs="Arial"/>
+          <w:szCs w:val="24"/>
+        </w:rPr>
+        <w:t xml:space="preserve">the University HPC, </w:t>
       </w:r>
       <w:r>
         <w:rPr>
@@ -1097,21 +1104,7 @@
           <w:rFonts w:ascii="Arial" w:hAnsi="Arial" w:cs="Arial"/>
           <w:szCs w:val="24"/>
         </w:rPr>
-        <w:t>G</w:t>
-      </w:r>
-      <w:r>
-        <w:rPr>
-          <w:rFonts w:ascii="Arial" w:hAnsi="Arial" w:cs="Arial"/>
-          <w:szCs w:val="24"/>
-        </w:rPr>
-        <w:t>emini</w:t>
-      </w:r>
-      <w:r>
-        <w:rPr>
-          <w:rFonts w:ascii="Arial" w:hAnsi="Arial" w:cs="Arial"/>
-          <w:szCs w:val="24"/>
-        </w:rPr>
-        <w:t>CLI</w:t>
+        <w:t>Ollama</w:t>
       </w:r>
       <w:proofErr w:type="spellEnd"/>
       <w:r>
@@ -1127,7 +1120,7 @@
           <w:rFonts w:ascii="Arial" w:hAnsi="Arial" w:cs="Arial"/>
           <w:szCs w:val="24"/>
         </w:rPr>
-        <w:t>Ollama</w:t>
+        <w:t>OpenClaw</w:t>
       </w:r>
       <w:proofErr w:type="spellEnd"/>
       <w:r>
@@ -1143,7 +1136,7 @@
           <w:rFonts w:ascii="Arial" w:hAnsi="Arial" w:cs="Arial"/>
           <w:szCs w:val="24"/>
         </w:rPr>
-        <w:t>OpenClaw</w:t>
+        <w:t>gemini</w:t>
       </w:r>
       <w:proofErr w:type="spellEnd"/>
       <w:r>
@@ -1151,64 +1144,224 @@
           <w:rFonts w:ascii="Arial" w:hAnsi="Arial" w:cs="Arial"/>
           <w:szCs w:val="24"/>
         </w:rPr>
+        <w:t xml:space="preserve">-cli, </w:t>
+      </w:r>
+      <w:r>
+        <w:rPr>
+          <w:rFonts w:ascii="Arial" w:hAnsi="Arial" w:cs="Arial"/>
+          <w:szCs w:val="24"/>
+        </w:rPr>
+        <w:t xml:space="preserve">llama.cpp, </w:t>
+      </w:r>
+      <w:r>
+        <w:rPr>
+          <w:rFonts w:ascii="Arial" w:hAnsi="Arial" w:cs="Arial"/>
+        </w:rPr>
+        <w:t>featur</w:t>
+      </w:r>
+      <w:r>
+        <w:rPr>
+          <w:rFonts w:ascii="Arial" w:hAnsi="Arial" w:cs="Arial"/>
+        </w:rPr>
+        <w:t xml:space="preserve">ing </w:t>
+      </w:r>
+      <w:r>
+        <w:rPr>
+          <w:rFonts w:ascii="Arial" w:hAnsi="Arial" w:cs="Arial"/>
+        </w:rPr>
+        <w:t xml:space="preserve">AI for MS data with </w:t>
+      </w:r>
+      <w:proofErr w:type="spellStart"/>
+      <w:r>
+        <w:rPr>
+          <w:rFonts w:ascii="Arial" w:hAnsi="Arial" w:cs="Arial"/>
+        </w:rPr>
+        <w:t>InstaNovo</w:t>
+      </w:r>
+      <w:proofErr w:type="spellEnd"/>
+      <w:r>
+        <w:rPr>
+          <w:rFonts w:ascii="Arial" w:hAnsi="Arial" w:cs="Arial"/>
+        </w:rPr>
+        <w:t xml:space="preserve"> &amp; DIA-NN, m</w:t>
+      </w:r>
+      <w:r>
+        <w:rPr>
+          <w:rFonts w:ascii="Arial" w:hAnsi="Arial" w:cs="Arial"/>
+        </w:rPr>
+        <w:t xml:space="preserve">olecule </w:t>
+      </w:r>
+      <w:r>
+        <w:rPr>
+          <w:rFonts w:ascii="Arial" w:hAnsi="Arial" w:cs="Arial"/>
+        </w:rPr>
+        <w:t>o</w:t>
+      </w:r>
+      <w:r>
+        <w:rPr>
+          <w:rFonts w:ascii="Arial" w:hAnsi="Arial" w:cs="Arial"/>
+        </w:rPr>
+        <w:t xml:space="preserve">ptimization </w:t>
+      </w:r>
+      <w:r>
+        <w:rPr>
+          <w:rFonts w:ascii="Arial" w:hAnsi="Arial" w:cs="Arial"/>
+        </w:rPr>
+        <w:t xml:space="preserve">with </w:t>
+      </w:r>
+      <w:proofErr w:type="spellStart"/>
+      <w:r>
+        <w:rPr>
+          <w:rFonts w:ascii="Arial" w:hAnsi="Arial" w:cs="Arial"/>
+        </w:rPr>
+        <w:t>DrugAssist</w:t>
+      </w:r>
+      <w:proofErr w:type="spellEnd"/>
+      <w:r>
+        <w:rPr>
+          <w:rFonts w:ascii="Arial" w:hAnsi="Arial" w:cs="Arial"/>
+        </w:rPr>
+        <w:t xml:space="preserve">, single-cell omics with Seurat, </w:t>
+      </w:r>
+      <w:proofErr w:type="spellStart"/>
+      <w:r>
+        <w:rPr>
+          <w:rFonts w:ascii="Arial" w:hAnsi="Arial" w:cs="Arial"/>
+        </w:rPr>
+        <w:t>scp</w:t>
+      </w:r>
+      <w:proofErr w:type="spellEnd"/>
+      <w:r>
+        <w:rPr>
+          <w:rFonts w:ascii="Arial" w:hAnsi="Arial" w:cs="Arial"/>
+        </w:rPr>
         <w:t xml:space="preserve">, </w:t>
       </w:r>
-      <w:r>
-        <w:rPr>
-          <w:rFonts w:ascii="Arial" w:hAnsi="Arial" w:cs="Arial"/>
-          <w:szCs w:val="24"/>
-        </w:rPr>
-        <w:t xml:space="preserve">llama.cpp, </w:t>
-      </w:r>
-      <w:r>
-        <w:rPr>
-          <w:rFonts w:ascii="Arial" w:hAnsi="Arial" w:cs="Arial"/>
-        </w:rPr>
-        <w:t>featur</w:t>
-      </w:r>
-      <w:r>
-        <w:rPr>
-          <w:rFonts w:ascii="Arial" w:hAnsi="Arial" w:cs="Arial"/>
-        </w:rPr>
-        <w:t xml:space="preserve">ing </w:t>
-      </w:r>
-      <w:r>
-        <w:rPr>
-          <w:rFonts w:ascii="Arial" w:hAnsi="Arial" w:cs="Arial"/>
-        </w:rPr>
-        <w:t xml:space="preserve">AI for MS data with </w:t>
-      </w:r>
       <w:proofErr w:type="spellStart"/>
       <w:r>
         <w:rPr>
           <w:rFonts w:ascii="Arial" w:hAnsi="Arial" w:cs="Arial"/>
         </w:rPr>
-        <w:t>InstaNovo</w:t>
+        <w:t>scanpy</w:t>
       </w:r>
       <w:proofErr w:type="spellEnd"/>
       <w:r>
         <w:rPr>
           <w:rFonts w:ascii="Arial" w:hAnsi="Arial" w:cs="Arial"/>
         </w:rPr>
-        <w:t xml:space="preserve"> &amp; DIA-NN, m</w:t>
-      </w:r>
-      <w:r>
-        <w:rPr>
-          <w:rFonts w:ascii="Arial" w:hAnsi="Arial" w:cs="Arial"/>
-        </w:rPr>
-        <w:t xml:space="preserve">olecule </w:t>
-      </w:r>
-      <w:r>
-        <w:rPr>
-          <w:rFonts w:ascii="Arial" w:hAnsi="Arial" w:cs="Arial"/>
-        </w:rPr>
-        <w:t>o</w:t>
-      </w:r>
-      <w:r>
-        <w:rPr>
-          <w:rFonts w:ascii="Arial" w:hAnsi="Arial" w:cs="Arial"/>
-        </w:rPr>
-        <w:t xml:space="preserve">ptimization </w:t>
+        <w:t xml:space="preserve">, </w:t>
+      </w:r>
+      <w:proofErr w:type="spellStart"/>
+      <w:r>
+        <w:rPr>
+          <w:rFonts w:ascii="Arial" w:hAnsi="Arial" w:cs="Arial"/>
+        </w:rPr>
+        <w:t>scvi</w:t>
+      </w:r>
+      <w:proofErr w:type="spellEnd"/>
+      <w:r>
+        <w:rPr>
+          <w:rFonts w:ascii="Arial" w:hAnsi="Arial" w:cs="Arial"/>
+        </w:rPr>
+        <w:t xml:space="preserve">-tools, </w:t>
+      </w:r>
+      <w:proofErr w:type="spellStart"/>
+      <w:r>
+        <w:rPr>
+          <w:rFonts w:ascii="Arial" w:hAnsi="Arial" w:cs="Arial"/>
+        </w:rPr>
+        <w:t>scGPT</w:t>
+      </w:r>
+      <w:proofErr w:type="spellEnd"/>
+      <w:r>
+        <w:rPr>
+          <w:rFonts w:ascii="Arial" w:hAnsi="Arial" w:cs="Arial"/>
+        </w:rPr>
+        <w:t>,</w:t>
+      </w:r>
+      <w:r>
+        <w:rPr>
+          <w:rFonts w:ascii="Arial" w:hAnsi="Arial" w:cs="Arial"/>
+        </w:rPr>
+        <w:t xml:space="preserve"> C2S-Scale</w:t>
+      </w:r>
+      <w:r>
+        <w:rPr>
+          <w:rFonts w:ascii="Arial" w:hAnsi="Arial" w:cs="Arial"/>
+        </w:rPr>
+        <w:t xml:space="preserve">, </w:t>
+      </w:r>
+      <w:r>
+        <w:rPr>
+          <w:rFonts w:ascii="Arial" w:hAnsi="Arial" w:cs="Arial"/>
+        </w:rPr>
+        <w:t xml:space="preserve">mtDNA analysis with </w:t>
+      </w:r>
+      <w:proofErr w:type="spellStart"/>
+      <w:r>
+        <w:rPr>
+          <w:rFonts w:ascii="Arial" w:hAnsi="Arial" w:cs="Arial"/>
+        </w:rPr>
+        <w:t>MToolBox</w:t>
+      </w:r>
+      <w:proofErr w:type="spellEnd"/>
+      <w:r>
+        <w:rPr>
+          <w:rFonts w:ascii="Arial" w:hAnsi="Arial" w:cs="Arial"/>
+        </w:rPr>
+        <w:t xml:space="preserve">, </w:t>
+      </w:r>
+      <w:proofErr w:type="spellStart"/>
+      <w:r>
+        <w:rPr>
+          <w:rFonts w:ascii="Arial" w:hAnsi="Arial" w:cs="Arial"/>
+        </w:rPr>
+        <w:t>fNUMT</w:t>
+      </w:r>
+      <w:proofErr w:type="spellEnd"/>
+      <w:r>
+        <w:rPr>
+          <w:rFonts w:ascii="Arial" w:hAnsi="Arial" w:cs="Arial"/>
+        </w:rPr>
+        <w:t xml:space="preserve">, </w:t>
+      </w:r>
+      <w:proofErr w:type="spellStart"/>
+      <w:r>
+        <w:rPr>
+          <w:rFonts w:ascii="Arial" w:hAnsi="Arial" w:cs="Arial"/>
+        </w:rPr>
+        <w:t>haplogrep</w:t>
+      </w:r>
+      <w:proofErr w:type="spellEnd"/>
+      <w:r>
+        <w:rPr>
+          <w:rFonts w:ascii="Arial" w:hAnsi="Arial" w:cs="Arial"/>
+        </w:rPr>
+        <w:t xml:space="preserve"> </w:t>
+      </w:r>
+      <w:r>
+        <w:rPr>
+          <w:rFonts w:ascii="Arial" w:hAnsi="Arial" w:cs="Arial"/>
+        </w:rPr>
+        <w:t>a</w:t>
+      </w:r>
+      <w:r>
+        <w:rPr>
+          <w:rFonts w:ascii="Arial" w:hAnsi="Arial" w:cs="Arial"/>
+        </w:rPr>
+        <w:t xml:space="preserve">s well as </w:t>
+      </w:r>
+      <w:r>
+        <w:rPr>
+          <w:rFonts w:ascii="Arial" w:hAnsi="Arial" w:cs="Arial"/>
+        </w:rPr>
+        <w:t xml:space="preserve">long-read sequencing </w:t>
+      </w:r>
+      <w:r>
+        <w:rPr>
+          <w:rFonts w:ascii="Arial" w:hAnsi="Arial" w:cs="Arial"/>
+        </w:rPr>
+        <w:t xml:space="preserve">analysis </w:t>
       </w:r>
       <w:r>
         <w:rPr>
@@ -1221,27 +1374,83 @@
         <w:rPr>
           <w:rFonts w:ascii="Arial" w:hAnsi="Arial" w:cs="Arial"/>
         </w:rPr>
-        <w:t>DrugAssist</w:t>
+        <w:t>SVanalyzer</w:t>
       </w:r>
       <w:proofErr w:type="spellEnd"/>
       <w:r>
         <w:rPr>
           <w:rFonts w:ascii="Arial" w:hAnsi="Arial" w:cs="Arial"/>
         </w:rPr>
-        <w:t xml:space="preserve">, single-cell omics with Seurat, </w:t>
+        <w:t xml:space="preserve">, </w:t>
+      </w:r>
+      <w:r>
+        <w:rPr>
+          <w:rFonts w:ascii="Arial" w:hAnsi="Arial" w:cs="Arial"/>
+        </w:rPr>
+        <w:t>hap.py, sniffles,</w:t>
+      </w:r>
+      <w:r>
+        <w:rPr>
+          <w:rFonts w:ascii="Arial" w:hAnsi="Arial" w:cs="Arial"/>
+        </w:rPr>
+        <w:t xml:space="preserve"> </w:t>
       </w:r>
       <w:proofErr w:type="spellStart"/>
       <w:r>
         <w:rPr>
           <w:rFonts w:ascii="Arial" w:hAnsi="Arial" w:cs="Arial"/>
         </w:rPr>
-        <w:t>scp</w:t>
+        <w:t>truvari</w:t>
       </w:r>
       <w:proofErr w:type="spellEnd"/>
       <w:r>
         <w:rPr>
           <w:rFonts w:ascii="Arial" w:hAnsi="Arial" w:cs="Arial"/>
         </w:rPr>
+        <w:t>.</w:t>
+      </w:r>
+      <w:r>
+        <w:rPr>
+          <w:rFonts w:ascii="Arial" w:hAnsi="Arial" w:cs="Arial"/>
+        </w:rPr>
+        <w:t xml:space="preserve"> </w:t>
+      </w:r>
+      <w:r>
+        <w:rPr>
+          <w:rFonts w:ascii="Arial" w:hAnsi="Arial" w:cs="Arial"/>
+        </w:rPr>
+        <w:t>Exploration</w:t>
+      </w:r>
+      <w:r>
+        <w:rPr>
+          <w:rFonts w:ascii="Arial" w:hAnsi="Arial" w:cs="Arial"/>
+        </w:rPr>
+        <w:t>s</w:t>
+      </w:r>
+      <w:r>
+        <w:rPr>
+          <w:rFonts w:ascii="Arial" w:hAnsi="Arial" w:cs="Arial"/>
+        </w:rPr>
+        <w:t xml:space="preserve"> in p</w:t>
+      </w:r>
+      <w:r>
+        <w:rPr>
+          <w:rFonts w:ascii="Arial" w:hAnsi="Arial" w:cs="Arial"/>
+        </w:rPr>
+        <w:t xml:space="preserve">opulation genetics include </w:t>
+      </w:r>
+      <w:proofErr w:type="spellStart"/>
+      <w:r>
+        <w:rPr>
+          <w:rFonts w:ascii="Arial" w:hAnsi="Arial" w:cs="Arial"/>
+        </w:rPr>
+        <w:t>selscan</w:t>
+      </w:r>
+      <w:proofErr w:type="spellEnd"/>
+      <w:r>
+        <w:rPr>
+          <w:rFonts w:ascii="Arial" w:hAnsi="Arial" w:cs="Arial"/>
+        </w:rPr>
         <w:t xml:space="preserve">, </w:t>
       </w:r>
       <w:proofErr w:type="spellStart"/>
@@ -1249,97 +1458,15 @@
         <w:rPr>
           <w:rFonts w:ascii="Arial" w:hAnsi="Arial" w:cs="Arial"/>
         </w:rPr>
-        <w:t>scanpy</w:t>
+        <w:t>angsd</w:t>
       </w:r>
       <w:proofErr w:type="spellEnd"/>
       <w:r>
         <w:rPr>
           <w:rFonts w:ascii="Arial" w:hAnsi="Arial" w:cs="Arial"/>
         </w:rPr>
-        <w:t xml:space="preserve">, </w:t>
-      </w:r>
-      <w:proofErr w:type="spellStart"/>
-      <w:r>
-        <w:rPr>
-          <w:rFonts w:ascii="Arial" w:hAnsi="Arial" w:cs="Arial"/>
-        </w:rPr>
-        <w:t>scvi</w:t>
-      </w:r>
-      <w:proofErr w:type="spellEnd"/>
-      <w:r>
-        <w:rPr>
-          <w:rFonts w:ascii="Arial" w:hAnsi="Arial" w:cs="Arial"/>
-        </w:rPr>
-        <w:t xml:space="preserve">-tools, </w:t>
-      </w:r>
-      <w:proofErr w:type="spellStart"/>
-      <w:r>
-        <w:rPr>
-          <w:rFonts w:ascii="Arial" w:hAnsi="Arial" w:cs="Arial"/>
-        </w:rPr>
-        <w:t>scGPT</w:t>
-      </w:r>
-      <w:proofErr w:type="spellEnd"/>
-      <w:r>
-        <w:rPr>
-          <w:rFonts w:ascii="Arial" w:hAnsi="Arial" w:cs="Arial"/>
-        </w:rPr>
-        <w:t>,</w:t>
-      </w:r>
-      <w:r>
-        <w:rPr>
-          <w:rFonts w:ascii="Arial" w:hAnsi="Arial" w:cs="Arial"/>
-        </w:rPr>
-        <w:t xml:space="preserve"> C2S-Scale</w:t>
-      </w:r>
-      <w:r>
-        <w:rPr>
-          <w:rFonts w:ascii="Arial" w:hAnsi="Arial" w:cs="Arial"/>
-        </w:rPr>
-        <w:t xml:space="preserve">, </w:t>
-      </w:r>
-      <w:r>
-        <w:rPr>
-          <w:rFonts w:ascii="Arial" w:hAnsi="Arial" w:cs="Arial"/>
-        </w:rPr>
-        <w:t xml:space="preserve">mtDNA analysis with </w:t>
-      </w:r>
-      <w:proofErr w:type="spellStart"/>
-      <w:r>
-        <w:rPr>
-          <w:rFonts w:ascii="Arial" w:hAnsi="Arial" w:cs="Arial"/>
-        </w:rPr>
-        <w:t>MToolBox</w:t>
-      </w:r>
-      <w:proofErr w:type="spellEnd"/>
-      <w:r>
-        <w:rPr>
-          <w:rFonts w:ascii="Arial" w:hAnsi="Arial" w:cs="Arial"/>
-        </w:rPr>
-        <w:t xml:space="preserve">, </w:t>
-      </w:r>
-      <w:proofErr w:type="spellStart"/>
-      <w:r>
-        <w:rPr>
-          <w:rFonts w:ascii="Arial" w:hAnsi="Arial" w:cs="Arial"/>
-        </w:rPr>
-        <w:t>fNUMT</w:t>
-      </w:r>
-      <w:proofErr w:type="spellEnd"/>
-      <w:r>
-        <w:rPr>
-          <w:rFonts w:ascii="Arial" w:hAnsi="Arial" w:cs="Arial"/>
-        </w:rPr>
-        <w:t xml:space="preserve">, </w:t>
-      </w:r>
-      <w:proofErr w:type="spellStart"/>
-      <w:r>
-        <w:rPr>
-          <w:rFonts w:ascii="Arial" w:hAnsi="Arial" w:cs="Arial"/>
-        </w:rPr>
-        <w:t>haplogrep</w:t>
-      </w:r>
-      <w:proofErr w:type="spellEnd"/>
+        <w:t>, relate, clues2 and fastsimcoal2.</w:t>
+      </w:r>
       <w:r>
         <w:rPr>
           <w:rFonts w:ascii="Arial" w:hAnsi="Arial" w:cs="Arial"/>
@@ -1350,51 +1477,19 @@
         <w:rPr>
           <w:rFonts w:ascii="Arial" w:hAnsi="Arial" w:cs="Arial"/>
         </w:rPr>
-        <w:t>a</w:t>
-      </w:r>
-      <w:r>
-        <w:rPr>
-          <w:rFonts w:ascii="Arial" w:hAnsi="Arial" w:cs="Arial"/>
-        </w:rPr>
-        <w:t xml:space="preserve">s well as </w:t>
-      </w:r>
-      <w:r>
-        <w:rPr>
-          <w:rFonts w:ascii="Arial" w:hAnsi="Arial" w:cs="Arial"/>
-        </w:rPr>
-        <w:t xml:space="preserve">long-read sequencing </w:t>
-      </w:r>
-      <w:r>
-        <w:rPr>
-          <w:rFonts w:ascii="Arial" w:hAnsi="Arial" w:cs="Arial"/>
-        </w:rPr>
-        <w:t xml:space="preserve">analysis </w:t>
-      </w:r>
-      <w:r>
-        <w:rPr>
-          <w:rFonts w:ascii="Arial" w:hAnsi="Arial" w:cs="Arial"/>
-        </w:rPr>
-        <w:t xml:space="preserve">with </w:t>
-      </w:r>
-      <w:proofErr w:type="spellStart"/>
-      <w:r>
-        <w:rPr>
-          <w:rFonts w:ascii="Arial" w:hAnsi="Arial" w:cs="Arial"/>
-        </w:rPr>
-        <w:t>SVanalyzer</w:t>
-      </w:r>
-      <w:proofErr w:type="spellEnd"/>
-      <w:r>
-        <w:rPr>
-          <w:rFonts w:ascii="Arial" w:hAnsi="Arial" w:cs="Arial"/>
-        </w:rPr>
-        <w:t xml:space="preserve">, </w:t>
-      </w:r>
-      <w:r>
-        <w:rPr>
-          <w:rFonts w:ascii="Arial" w:hAnsi="Arial" w:cs="Arial"/>
-        </w:rPr>
-        <w:t>hap.py, sniffles,</w:t>
+        <w:t>E</w:t>
+      </w:r>
+      <w:r>
+        <w:rPr>
+          <w:rFonts w:ascii="Arial" w:hAnsi="Arial" w:cs="Arial"/>
+        </w:rPr>
+        <w:t>xtensive</w:t>
+      </w:r>
+      <w:r>
+        <w:rPr>
+          <w:rFonts w:ascii="Arial" w:hAnsi="Arial" w:cs="Arial"/>
+        </w:rPr>
+        <w:t xml:space="preserve"> experiments</w:t>
       </w:r>
       <w:r>
         <w:rPr>
@@ -1402,119 +1497,11 @@
         </w:rPr>
         <w:t xml:space="preserve"> </w:t>
       </w:r>
-      <w:proofErr w:type="spellStart"/>
-      <w:r>
-        <w:rPr>
-          <w:rFonts w:ascii="Arial" w:hAnsi="Arial" w:cs="Arial"/>
-        </w:rPr>
-        <w:t>truvari</w:t>
-      </w:r>
-      <w:proofErr w:type="spellEnd"/>
-      <w:r>
-        <w:rPr>
-          <w:rFonts w:ascii="Arial" w:hAnsi="Arial" w:cs="Arial"/>
-        </w:rPr>
-        <w:t>.</w:t>
-      </w:r>
-      <w:r>
-        <w:rPr>
-          <w:rFonts w:ascii="Arial" w:hAnsi="Arial" w:cs="Arial"/>
-        </w:rPr>
-        <w:t xml:space="preserve"> </w:t>
-      </w:r>
-      <w:r>
-        <w:rPr>
-          <w:rFonts w:ascii="Arial" w:hAnsi="Arial" w:cs="Arial"/>
-        </w:rPr>
-        <w:t>Exploration</w:t>
-      </w:r>
-      <w:r>
-        <w:rPr>
-          <w:rFonts w:ascii="Arial" w:hAnsi="Arial" w:cs="Arial"/>
-        </w:rPr>
-        <w:t>s</w:t>
-      </w:r>
-      <w:r>
-        <w:rPr>
-          <w:rFonts w:ascii="Arial" w:hAnsi="Arial" w:cs="Arial"/>
-        </w:rPr>
-        <w:t xml:space="preserve"> in p</w:t>
-      </w:r>
-      <w:r>
-        <w:rPr>
-          <w:rFonts w:ascii="Arial" w:hAnsi="Arial" w:cs="Arial"/>
-        </w:rPr>
-        <w:t xml:space="preserve">opulation genetics include </w:t>
-      </w:r>
-      <w:proofErr w:type="spellStart"/>
-      <w:r>
-        <w:rPr>
-          <w:rFonts w:ascii="Arial" w:hAnsi="Arial" w:cs="Arial"/>
-        </w:rPr>
-        <w:t>selscan</w:t>
-      </w:r>
-      <w:proofErr w:type="spellEnd"/>
-      <w:r>
-        <w:rPr>
-          <w:rFonts w:ascii="Arial" w:hAnsi="Arial" w:cs="Arial"/>
-        </w:rPr>
-        <w:t xml:space="preserve">, </w:t>
-      </w:r>
-      <w:proofErr w:type="spellStart"/>
-      <w:r>
-        <w:rPr>
-          <w:rFonts w:ascii="Arial" w:hAnsi="Arial" w:cs="Arial"/>
-        </w:rPr>
-        <w:t>angsd</w:t>
-      </w:r>
-      <w:proofErr w:type="spellEnd"/>
-      <w:r>
-        <w:rPr>
-          <w:rFonts w:ascii="Arial" w:hAnsi="Arial" w:cs="Arial"/>
-        </w:rPr>
-        <w:t>, relate, clues2 and fastsimcoal2.</w:t>
-      </w:r>
-      <w:r>
-        <w:rPr>
-          <w:rFonts w:ascii="Arial" w:hAnsi="Arial" w:cs="Arial"/>
-        </w:rPr>
-        <w:t xml:space="preserve"> </w:t>
-      </w:r>
-      <w:r>
-        <w:rPr>
-          <w:rFonts w:ascii="Arial" w:hAnsi="Arial" w:cs="Arial"/>
-        </w:rPr>
-        <w:t>These are</w:t>
-      </w:r>
-      <w:r>
-        <w:rPr>
-          <w:rFonts w:ascii="Arial" w:hAnsi="Arial" w:cs="Arial"/>
-        </w:rPr>
-        <w:t xml:space="preserve"> </w:t>
-      </w:r>
-      <w:r>
-        <w:rPr>
-          <w:rFonts w:ascii="Arial" w:hAnsi="Arial" w:cs="Arial"/>
-        </w:rPr>
-        <w:t xml:space="preserve">coupled with </w:t>
-      </w:r>
-      <w:r>
-        <w:rPr>
-          <w:rFonts w:ascii="Arial" w:hAnsi="Arial" w:cs="Arial"/>
-        </w:rPr>
-        <w:t>extensive</w:t>
-      </w:r>
-      <w:r>
-        <w:rPr>
-          <w:rFonts w:ascii="Arial" w:hAnsi="Arial" w:cs="Arial"/>
-        </w:rPr>
-        <w:t xml:space="preserve"> experiments</w:t>
-      </w:r>
-      <w:r>
-        <w:rPr>
-          <w:rFonts w:ascii="Arial" w:hAnsi="Arial" w:cs="Arial"/>
-        </w:rPr>
-        <w:t xml:space="preserve"> </w:t>
+      <w:r>
+        <w:rPr>
+          <w:rFonts w:ascii="Arial" w:hAnsi="Arial" w:cs="Arial"/>
+        </w:rPr>
+        <w:t xml:space="preserve">are conducted </w:t>
       </w:r>
       <w:r>
         <w:rPr>
@@ -2192,7 +2179,6 @@
           <w:szCs w:val="24"/>
           <w:lang w:val="fr-FR"/>
         </w:rPr>
-        <w:lastRenderedPageBreak/>
         <w:t>Zhao JH</w:t>
       </w:r>
       <w:r>
@@ -3496,7 +3482,6 @@
           <w:szCs w:val="24"/>
           <w:lang w:eastAsia="zh-CN"/>
         </w:rPr>
-        <w:lastRenderedPageBreak/>
         <w:t xml:space="preserve">Justice AE, et al. Protein-coding variants highlight the importance of lipolysis in adipocytes for body fat distribution. </w:t>
       </w:r>
       <w:r>
@@ -3542,6 +3527,7 @@
           <w:szCs w:val="24"/>
           <w:lang w:eastAsia="zh-CN"/>
         </w:rPr>
+        <w:lastRenderedPageBreak/>
         <w:t xml:space="preserve">Shrine N, et al. New genetic signals for lung function highlight pathways and chronic obstructive pulmonary disease associations across multiple ancestries, </w:t>
       </w:r>
       <w:r>
@@ -4830,7 +4816,6 @@
           <w:szCs w:val="24"/>
           <w:lang w:val="en-GB" w:eastAsia="zh-CN"/>
         </w:rPr>
-        <w:lastRenderedPageBreak/>
         <w:t xml:space="preserve">Kanoni, S., et al. Implicating genes, pleiotropy, and sexual dimorphism at blood lipid loci through multi-ancestry meta-analysis. </w:t>
       </w:r>
       <w:r>
@@ -4950,6 +4935,7 @@
           <w:szCs w:val="24"/>
           <w:lang w:val="en-GB"/>
         </w:rPr>
+        <w:lastRenderedPageBreak/>
         <w:t xml:space="preserve">Shrine N, et al. </w:t>
       </w:r>
       <w:r>

--- a/cv.docx
+++ b/cv.docx
@@ -489,14 +489,28 @@
           <w:rFonts w:ascii="Arial" w:hAnsi="Arial" w:cs="Arial"/>
           <w:szCs w:val="24"/>
         </w:rPr>
-        <w:t xml:space="preserve">My work </w:t>
-      </w:r>
-      <w:r>
-        <w:rPr>
-          <w:rFonts w:ascii="Arial" w:hAnsi="Arial" w:cs="Arial"/>
-          <w:szCs w:val="24"/>
-        </w:rPr>
-        <w:t xml:space="preserve">is </w:t>
+        <w:t xml:space="preserve">I </w:t>
+      </w:r>
+      <w:r>
+        <w:rPr>
+          <w:rFonts w:ascii="Arial" w:hAnsi="Arial" w:cs="Arial"/>
+          <w:szCs w:val="24"/>
+        </w:rPr>
+        <w:t xml:space="preserve">work </w:t>
+      </w:r>
+      <w:r>
+        <w:rPr>
+          <w:rFonts w:ascii="Arial" w:hAnsi="Arial" w:cs="Arial"/>
+          <w:szCs w:val="24"/>
+        </w:rPr>
+        <w:t>on</w:t>
+      </w:r>
+      <w:r>
+        <w:rPr>
+          <w:rFonts w:ascii="Arial" w:hAnsi="Arial" w:cs="Arial"/>
+          <w:szCs w:val="24"/>
+        </w:rPr>
+        <w:t xml:space="preserve"> </w:t>
       </w:r>
       <w:r>
         <w:rPr>
@@ -510,21 +524,14 @@
           <w:rFonts w:ascii="Arial" w:hAnsi="Arial" w:cs="Arial"/>
           <w:szCs w:val="24"/>
         </w:rPr>
-        <w:t xml:space="preserve">research which </w:t>
-      </w:r>
-      <w:r>
-        <w:rPr>
-          <w:rFonts w:ascii="Arial" w:hAnsi="Arial" w:cs="Arial"/>
-          <w:szCs w:val="24"/>
-        </w:rPr>
-        <w:t>over years includ</w:t>
-      </w:r>
-      <w:r>
-        <w:rPr>
-          <w:rFonts w:ascii="Arial" w:hAnsi="Arial" w:cs="Arial"/>
-          <w:szCs w:val="24"/>
-        </w:rPr>
-        <w:t>es</w:t>
+        <w:t>research</w:t>
+      </w:r>
+      <w:r>
+        <w:rPr>
+          <w:rFonts w:ascii="Arial" w:hAnsi="Arial" w:cs="Arial"/>
+          <w:szCs w:val="24"/>
+        </w:rPr>
+        <w:t>,</w:t>
       </w:r>
       <w:r>
         <w:rPr>
@@ -538,6 +545,34 @@
           <w:rFonts w:ascii="Arial" w:hAnsi="Arial" w:cs="Arial"/>
           <w:szCs w:val="24"/>
         </w:rPr>
+        <w:t xml:space="preserve">over years </w:t>
+      </w:r>
+      <w:r>
+        <w:rPr>
+          <w:rFonts w:ascii="Arial" w:hAnsi="Arial" w:cs="Arial"/>
+          <w:szCs w:val="24"/>
+        </w:rPr>
+        <w:t>evolving</w:t>
+      </w:r>
+      <w:r>
+        <w:rPr>
+          <w:rFonts w:ascii="Arial" w:hAnsi="Arial" w:cs="Arial"/>
+          <w:szCs w:val="24"/>
+        </w:rPr>
+        <w:t xml:space="preserve"> </w:t>
+      </w:r>
+      <w:r>
+        <w:rPr>
+          <w:rFonts w:ascii="Arial" w:hAnsi="Arial" w:cs="Arial"/>
+          <w:szCs w:val="24"/>
+        </w:rPr>
+        <w:t xml:space="preserve">from </w:t>
+      </w:r>
+      <w:r>
+        <w:rPr>
+          <w:rFonts w:ascii="Arial" w:hAnsi="Arial" w:cs="Arial"/>
+          <w:szCs w:val="24"/>
+        </w:rPr>
         <w:t>familial aggregation, segregation</w:t>
       </w:r>
       <w:r>
@@ -596,7 +631,49 @@
           <w:rFonts w:ascii="Arial" w:hAnsi="Arial" w:cs="Arial"/>
           <w:szCs w:val="24"/>
         </w:rPr>
-        <w:t xml:space="preserve">). The most recent is </w:t>
+        <w:t>)</w:t>
+      </w:r>
+      <w:r>
+        <w:rPr>
+          <w:rFonts w:ascii="Arial" w:hAnsi="Arial" w:cs="Arial"/>
+          <w:szCs w:val="24"/>
+        </w:rPr>
+        <w:t xml:space="preserve"> </w:t>
+      </w:r>
+      <w:r>
+        <w:rPr>
+          <w:rFonts w:ascii="Arial" w:hAnsi="Arial" w:cs="Arial"/>
+          <w:szCs w:val="24"/>
+        </w:rPr>
+        <w:t xml:space="preserve">to </w:t>
+      </w:r>
+      <w:r>
+        <w:rPr>
+          <w:rFonts w:ascii="Arial" w:hAnsi="Arial" w:cs="Arial"/>
+          <w:szCs w:val="24"/>
+        </w:rPr>
+        <w:t xml:space="preserve">a </w:t>
+      </w:r>
+      <w:r>
+        <w:rPr>
+          <w:rFonts w:ascii="Arial" w:hAnsi="Arial" w:cs="Arial"/>
+          <w:szCs w:val="24"/>
+        </w:rPr>
+        <w:t xml:space="preserve">recent </w:t>
+      </w:r>
+      <w:r>
+        <w:rPr>
+          <w:rFonts w:ascii="Arial" w:hAnsi="Arial" w:cs="Arial"/>
+          <w:szCs w:val="24"/>
+        </w:rPr>
+        <w:t>focus on</w:t>
+      </w:r>
+      <w:r>
+        <w:rPr>
+          <w:rFonts w:ascii="Arial" w:hAnsi="Arial" w:cs="Arial"/>
+          <w:szCs w:val="24"/>
+        </w:rPr>
+        <w:t xml:space="preserve"> </w:t>
       </w:r>
       <w:proofErr w:type="spellStart"/>
       <w:r>
@@ -677,21 +754,7 @@
           <w:rFonts w:ascii="Arial" w:hAnsi="Arial" w:cs="Arial"/>
           <w:szCs w:val="24"/>
         </w:rPr>
-        <w:t xml:space="preserve">. I have </w:t>
-      </w:r>
-      <w:r>
-        <w:rPr>
-          <w:rFonts w:ascii="Arial" w:hAnsi="Arial" w:cs="Arial"/>
-          <w:szCs w:val="24"/>
-        </w:rPr>
-        <w:t xml:space="preserve">also </w:t>
-      </w:r>
-      <w:r>
-        <w:rPr>
-          <w:rFonts w:ascii="Arial" w:hAnsi="Arial" w:cs="Arial"/>
-          <w:szCs w:val="24"/>
-        </w:rPr>
-        <w:t xml:space="preserve">led collaborative </w:t>
+        <w:t xml:space="preserve">. I led collaborative </w:t>
       </w:r>
       <w:r>
         <w:rPr>
@@ -757,6 +820,13 @@
           <w:szCs w:val="24"/>
         </w:rPr>
         <w:t>Initiative.</w:t>
+      </w:r>
+      <w:r>
+        <w:rPr>
+          <w:rFonts w:ascii="Arial" w:hAnsi="Arial" w:cs="Arial"/>
+          <w:szCs w:val="24"/>
+        </w:rPr>
+        <w:t xml:space="preserve"> </w:t>
       </w:r>
     </w:p>
     <w:p>
@@ -777,6 +847,7 @@
         <w:adjustRightInd w:val="0"/>
         <w:rPr>
           <w:rFonts w:ascii="Arial" w:hAnsi="Arial" w:cs="Arial"/>
+          <w:szCs w:val="24"/>
         </w:rPr>
       </w:pPr>
       <w:r>
@@ -791,14 +862,127 @@
           <w:rFonts w:ascii="Arial" w:hAnsi="Arial" w:cs="Arial"/>
           <w:szCs w:val="24"/>
         </w:rPr>
-        <w:t>via</w:t>
-      </w:r>
-      <w:r>
-        <w:rPr>
-          <w:rFonts w:ascii="Arial" w:hAnsi="Arial" w:cs="Arial"/>
-          <w:szCs w:val="24"/>
-        </w:rPr>
-        <w:t xml:space="preserve"> CRAN (https://cran.r-project.org)</w:t>
+        <w:t xml:space="preserve">as </w:t>
+      </w:r>
+      <w:r>
+        <w:rPr>
+          <w:rFonts w:ascii="Arial" w:hAnsi="Arial" w:cs="Arial"/>
+          <w:szCs w:val="24"/>
+        </w:rPr>
+        <w:t xml:space="preserve">in </w:t>
+      </w:r>
+      <w:r>
+        <w:rPr>
+          <w:rFonts w:ascii="Arial" w:hAnsi="Arial" w:cs="Arial"/>
+          <w:szCs w:val="24"/>
+        </w:rPr>
+        <w:t>https://jinghuazhao.github.io/software</w:t>
+      </w:r>
+      <w:r>
+        <w:rPr>
+          <w:rFonts w:ascii="Arial" w:hAnsi="Arial" w:cs="Arial"/>
+          <w:szCs w:val="24"/>
+        </w:rPr>
+        <w:t xml:space="preserve">, </w:t>
+      </w:r>
+      <w:r>
+        <w:rPr>
+          <w:rFonts w:ascii="Arial" w:hAnsi="Arial" w:cs="Arial"/>
+          <w:szCs w:val="24"/>
+        </w:rPr>
+        <w:t>https://jinghuazhao.github.io/Computational-Statistics/</w:t>
+      </w:r>
+      <w:r>
+        <w:rPr>
+          <w:rFonts w:ascii="Arial" w:hAnsi="Arial" w:cs="Arial"/>
+          <w:szCs w:val="24"/>
+        </w:rPr>
+        <w:t xml:space="preserve"> and </w:t>
+      </w:r>
+      <w:r>
+        <w:rPr>
+          <w:rFonts w:ascii="Arial" w:hAnsi="Arial" w:cs="Arial"/>
+          <w:szCs w:val="24"/>
+        </w:rPr>
+        <w:t>https://jinghuazhao.github.io/Omics-analysis/</w:t>
+      </w:r>
+      <w:r>
+        <w:rPr>
+          <w:rFonts w:ascii="Arial" w:hAnsi="Arial" w:cs="Arial"/>
+          <w:szCs w:val="24"/>
+        </w:rPr>
+        <w:t>.</w:t>
+      </w:r>
+      <w:r>
+        <w:rPr>
+          <w:rFonts w:ascii="Arial" w:hAnsi="Arial" w:cs="Arial"/>
+          <w:szCs w:val="24"/>
+        </w:rPr>
+        <w:t xml:space="preserve"> </w:t>
+      </w:r>
+    </w:p>
+    <w:p>
+      <w:pPr>
+        <w:autoSpaceDE w:val="0"/>
+        <w:autoSpaceDN w:val="0"/>
+        <w:adjustRightInd w:val="0"/>
+        <w:rPr>
+          <w:rFonts w:ascii="Arial" w:hAnsi="Arial" w:cs="Arial"/>
+          <w:szCs w:val="24"/>
+        </w:rPr>
+      </w:pPr>
+    </w:p>
+    <w:p>
+      <w:pPr>
+        <w:autoSpaceDE w:val="0"/>
+        <w:autoSpaceDN w:val="0"/>
+        <w:adjustRightInd w:val="0"/>
+        <w:rPr>
+          <w:rFonts w:ascii="Arial" w:hAnsi="Arial" w:cs="Arial"/>
+          <w:szCs w:val="24"/>
+        </w:rPr>
+      </w:pPr>
+      <w:r>
+        <w:rPr>
+          <w:rFonts w:ascii="Arial" w:hAnsi="Arial" w:cs="Arial"/>
+          <w:szCs w:val="24"/>
+        </w:rPr>
+        <w:t>I</w:t>
+      </w:r>
+      <w:r>
+        <w:rPr>
+          <w:rFonts w:ascii="Arial" w:hAnsi="Arial" w:cs="Arial"/>
+          <w:szCs w:val="24"/>
+        </w:rPr>
+        <w:t xml:space="preserve">ntegration </w:t>
+      </w:r>
+      <w:r>
+        <w:rPr>
+          <w:rFonts w:ascii="Arial" w:hAnsi="Arial" w:cs="Arial"/>
+          <w:szCs w:val="24"/>
+        </w:rPr>
+        <w:t xml:space="preserve">of </w:t>
+      </w:r>
+      <w:r>
+        <w:rPr>
+          <w:rFonts w:ascii="Arial" w:hAnsi="Arial" w:cs="Arial"/>
+          <w:szCs w:val="24"/>
+        </w:rPr>
+        <w:t>computational statistics, machine learning and artificial intelligence</w:t>
+      </w:r>
+      <w:r>
+        <w:rPr>
+          <w:rFonts w:ascii="Arial" w:hAnsi="Arial" w:cs="Arial"/>
+          <w:szCs w:val="24"/>
+        </w:rPr>
+        <w:t xml:space="preserve"> is shown from my creation of </w:t>
+      </w:r>
+      <w:r>
+        <w:rPr>
+          <w:rFonts w:ascii="Arial" w:hAnsi="Arial" w:cs="Arial"/>
+          <w:szCs w:val="24"/>
+        </w:rPr>
+        <w:t>https://cambridge-ceu.github.io/csd3/systems/ceuadmin.html</w:t>
       </w:r>
       <w:r>
         <w:rPr>
@@ -812,27 +996,6 @@
           <w:rFonts w:ascii="Arial" w:hAnsi="Arial" w:cs="Arial"/>
           <w:szCs w:val="24"/>
         </w:rPr>
-        <w:t xml:space="preserve"> GitHub (https://github.com) and</w:t>
-      </w:r>
-      <w:r>
-        <w:rPr>
-          <w:rFonts w:ascii="Arial" w:hAnsi="Arial" w:cs="Arial"/>
-          <w:szCs w:val="24"/>
-        </w:rPr>
-        <w:t xml:space="preserve"> website</w:t>
-      </w:r>
-      <w:r>
-        <w:rPr>
-          <w:rFonts w:ascii="Arial" w:hAnsi="Arial" w:cs="Arial"/>
-          <w:szCs w:val="24"/>
-        </w:rPr>
-        <w:t>s, notably</w:t>
-      </w:r>
-      <w:r>
-        <w:rPr>
-          <w:rFonts w:ascii="Arial" w:hAnsi="Arial" w:cs="Arial"/>
-          <w:szCs w:val="24"/>
-        </w:rPr>
         <w:t xml:space="preserve"> </w:t>
       </w:r>
       <w:r>
@@ -840,664 +1003,561 @@
           <w:rFonts w:ascii="Arial" w:hAnsi="Arial" w:cs="Arial"/>
           <w:szCs w:val="24"/>
         </w:rPr>
-        <w:t>genetic analysis package (gap)</w:t>
-      </w:r>
-      <w:r>
-        <w:rPr>
-          <w:rFonts w:ascii="Arial" w:hAnsi="Arial" w:cs="Arial"/>
-          <w:szCs w:val="24"/>
+        <w:t xml:space="preserve">involving aspects on </w:t>
+      </w:r>
+    </w:p>
+    <w:p>
+      <w:pPr>
+        <w:pStyle w:val="ListParagraph"/>
+        <w:numPr>
+          <w:ilvl w:val="0"/>
+          <w:numId w:val="32"/>
+        </w:numPr>
+        <w:autoSpaceDE w:val="0"/>
+        <w:autoSpaceDN w:val="0"/>
+        <w:adjustRightInd w:val="0"/>
+        <w:rPr>
+          <w:rFonts w:ascii="Arial" w:hAnsi="Arial" w:cs="Arial"/>
+        </w:rPr>
+      </w:pPr>
+      <w:r>
+        <w:rPr>
+          <w:rFonts w:ascii="Arial" w:hAnsi="Arial" w:cs="Arial"/>
+          <w:szCs w:val="24"/>
+        </w:rPr>
+        <w:t>AI</w:t>
+      </w:r>
+      <w:r>
+        <w:rPr>
+          <w:rFonts w:ascii="Arial" w:hAnsi="Arial" w:cs="Arial"/>
+          <w:szCs w:val="24"/>
+        </w:rPr>
+        <w:t>:</w:t>
+      </w:r>
+      <w:r>
+        <w:rPr>
+          <w:rFonts w:ascii="Arial" w:hAnsi="Arial" w:cs="Arial"/>
+          <w:szCs w:val="24"/>
+        </w:rPr>
+        <w:t xml:space="preserve"> </w:t>
+      </w:r>
+      <w:proofErr w:type="spellStart"/>
+      <w:r>
+        <w:rPr>
+          <w:rFonts w:ascii="Arial" w:hAnsi="Arial" w:cs="Arial"/>
+          <w:szCs w:val="24"/>
+        </w:rPr>
+        <w:t>BitNet</w:t>
+      </w:r>
+      <w:proofErr w:type="spellEnd"/>
+      <w:r>
+        <w:rPr>
+          <w:rFonts w:ascii="Arial" w:hAnsi="Arial" w:cs="Arial"/>
+          <w:szCs w:val="24"/>
+        </w:rPr>
+        <w:t xml:space="preserve">, </w:t>
+      </w:r>
+      <w:r>
+        <w:rPr>
+          <w:rFonts w:ascii="Arial" w:hAnsi="Arial" w:cs="Arial"/>
+          <w:szCs w:val="24"/>
+        </w:rPr>
+        <w:t>Claude Code,</w:t>
+      </w:r>
+      <w:r>
+        <w:rPr>
+          <w:rFonts w:ascii="Arial" w:hAnsi="Arial" w:cs="Arial"/>
+          <w:szCs w:val="24"/>
+        </w:rPr>
+        <w:t xml:space="preserve"> </w:t>
+      </w:r>
+      <w:proofErr w:type="spellStart"/>
+      <w:r>
+        <w:rPr>
+          <w:rFonts w:ascii="Arial" w:hAnsi="Arial" w:cs="Arial"/>
+          <w:szCs w:val="24"/>
+        </w:rPr>
+        <w:t>Ollama</w:t>
+      </w:r>
+      <w:proofErr w:type="spellEnd"/>
+      <w:r>
+        <w:rPr>
+          <w:rFonts w:ascii="Arial" w:hAnsi="Arial" w:cs="Arial"/>
+          <w:szCs w:val="24"/>
+        </w:rPr>
+        <w:t xml:space="preserve">, </w:t>
+      </w:r>
+      <w:r>
+        <w:rPr>
+          <w:rFonts w:ascii="Arial" w:hAnsi="Arial" w:cs="Arial"/>
+          <w:szCs w:val="24"/>
+        </w:rPr>
+        <w:t>OpenClaw</w:t>
+      </w:r>
+      <w:r>
+        <w:rPr>
+          <w:rFonts w:ascii="Arial" w:hAnsi="Arial" w:cs="Arial"/>
+          <w:szCs w:val="24"/>
+        </w:rPr>
+        <w:t xml:space="preserve">, </w:t>
+      </w:r>
+      <w:r>
+        <w:rPr>
+          <w:rFonts w:ascii="Arial" w:hAnsi="Arial" w:cs="Arial"/>
+          <w:szCs w:val="24"/>
+        </w:rPr>
+        <w:t xml:space="preserve">codex-cli, copilot-cli, </w:t>
+      </w:r>
+      <w:proofErr w:type="spellStart"/>
+      <w:r>
+        <w:rPr>
+          <w:rFonts w:ascii="Arial" w:hAnsi="Arial" w:cs="Arial"/>
+          <w:szCs w:val="24"/>
+        </w:rPr>
+        <w:t>gemini</w:t>
+      </w:r>
+      <w:proofErr w:type="spellEnd"/>
+      <w:r>
+        <w:rPr>
+          <w:rFonts w:ascii="Arial" w:hAnsi="Arial" w:cs="Arial"/>
+          <w:szCs w:val="24"/>
+        </w:rPr>
+        <w:t xml:space="preserve">-cli, </w:t>
+      </w:r>
+      <w:proofErr w:type="spellStart"/>
+      <w:r>
+        <w:rPr>
+          <w:rFonts w:ascii="Arial" w:hAnsi="Arial" w:cs="Arial"/>
+          <w:szCs w:val="24"/>
+        </w:rPr>
+        <w:t>hermes</w:t>
+      </w:r>
+      <w:proofErr w:type="spellEnd"/>
+      <w:r>
+        <w:rPr>
+          <w:rFonts w:ascii="Arial" w:hAnsi="Arial" w:cs="Arial"/>
+          <w:szCs w:val="24"/>
+        </w:rPr>
+        <w:t xml:space="preserve">-agent, </w:t>
+      </w:r>
+      <w:r>
+        <w:rPr>
+          <w:rFonts w:ascii="Arial" w:hAnsi="Arial" w:cs="Arial"/>
+          <w:szCs w:val="24"/>
+        </w:rPr>
+        <w:t>llama.cpp</w:t>
+      </w:r>
+      <w:r>
+        <w:rPr>
+          <w:rFonts w:ascii="Arial" w:hAnsi="Arial" w:cs="Arial"/>
+          <w:szCs w:val="24"/>
+        </w:rPr>
+        <w:t xml:space="preserve"> </w:t>
+      </w:r>
+      <w:r>
+        <w:rPr>
+          <w:rFonts w:ascii="Arial" w:hAnsi="Arial" w:cs="Arial"/>
+          <w:szCs w:val="24"/>
+        </w:rPr>
+        <w:t xml:space="preserve">as with </w:t>
+      </w:r>
+      <w:r>
+        <w:rPr>
+          <w:rFonts w:ascii="Arial" w:hAnsi="Arial" w:cs="Arial"/>
+        </w:rPr>
+        <w:t xml:space="preserve">models, platforms and libraries such as TensorFlow, </w:t>
+      </w:r>
+      <w:proofErr w:type="spellStart"/>
+      <w:r>
+        <w:rPr>
+          <w:rFonts w:ascii="Arial" w:hAnsi="Arial" w:cs="Arial"/>
+        </w:rPr>
+        <w:t>PyTorch</w:t>
+      </w:r>
+      <w:proofErr w:type="spellEnd"/>
+      <w:r>
+        <w:rPr>
+          <w:rFonts w:ascii="Arial" w:hAnsi="Arial" w:cs="Arial"/>
+        </w:rPr>
+        <w:t>, scikit-</w:t>
+      </w:r>
+      <w:proofErr w:type="spellStart"/>
+      <w:r>
+        <w:rPr>
+          <w:rFonts w:ascii="Arial" w:hAnsi="Arial" w:cs="Arial"/>
+        </w:rPr>
+        <w:t>llm</w:t>
+      </w:r>
+      <w:proofErr w:type="spellEnd"/>
+      <w:r>
+        <w:rPr>
+          <w:rFonts w:ascii="Arial" w:hAnsi="Arial" w:cs="Arial"/>
+        </w:rPr>
+        <w:t xml:space="preserve">, </w:t>
+      </w:r>
+      <w:proofErr w:type="spellStart"/>
+      <w:r>
+        <w:rPr>
+          <w:rFonts w:ascii="Arial" w:hAnsi="Arial" w:cs="Arial"/>
+        </w:rPr>
+        <w:t>LangChain</w:t>
+      </w:r>
+      <w:proofErr w:type="spellEnd"/>
+      <w:r>
+        <w:rPr>
+          <w:rFonts w:ascii="Arial" w:hAnsi="Arial" w:cs="Arial"/>
+        </w:rPr>
+        <w:t xml:space="preserve">; </w:t>
+      </w:r>
+    </w:p>
+    <w:p>
+      <w:pPr>
+        <w:pStyle w:val="ListParagraph"/>
+        <w:numPr>
+          <w:ilvl w:val="0"/>
+          <w:numId w:val="32"/>
+        </w:numPr>
+        <w:autoSpaceDE w:val="0"/>
+        <w:autoSpaceDN w:val="0"/>
+        <w:adjustRightInd w:val="0"/>
+        <w:rPr>
+          <w:rFonts w:ascii="Arial" w:hAnsi="Arial" w:cs="Arial"/>
+        </w:rPr>
+      </w:pPr>
+      <w:r>
+        <w:rPr>
+          <w:rFonts w:ascii="Arial" w:hAnsi="Arial" w:cs="Arial"/>
+        </w:rPr>
+        <w:t>MS data</w:t>
+      </w:r>
+      <w:r>
+        <w:rPr>
+          <w:rFonts w:ascii="Arial" w:hAnsi="Arial" w:cs="Arial"/>
+        </w:rPr>
+        <w:t>:</w:t>
+      </w:r>
+      <w:r>
+        <w:rPr>
+          <w:rFonts w:ascii="Arial" w:hAnsi="Arial" w:cs="Arial"/>
+        </w:rPr>
+        <w:t xml:space="preserve"> </w:t>
+      </w:r>
+      <w:proofErr w:type="spellStart"/>
+      <w:r>
+        <w:rPr>
+          <w:rFonts w:ascii="Arial" w:hAnsi="Arial" w:cs="Arial"/>
+        </w:rPr>
+        <w:t>InstaNovo</w:t>
+      </w:r>
+      <w:proofErr w:type="spellEnd"/>
+      <w:r>
+        <w:rPr>
+          <w:rFonts w:ascii="Arial" w:hAnsi="Arial" w:cs="Arial"/>
+        </w:rPr>
+        <w:t xml:space="preserve"> &amp; DIA-NN</w:t>
+      </w:r>
+    </w:p>
+    <w:p>
+      <w:pPr>
+        <w:pStyle w:val="ListParagraph"/>
+        <w:numPr>
+          <w:ilvl w:val="0"/>
+          <w:numId w:val="32"/>
+        </w:numPr>
+        <w:autoSpaceDE w:val="0"/>
+        <w:autoSpaceDN w:val="0"/>
+        <w:adjustRightInd w:val="0"/>
+        <w:rPr>
+          <w:rFonts w:ascii="Arial" w:hAnsi="Arial" w:cs="Arial"/>
+        </w:rPr>
+      </w:pPr>
+      <w:r>
+        <w:rPr>
+          <w:rFonts w:ascii="Arial" w:hAnsi="Arial" w:cs="Arial"/>
+        </w:rPr>
+        <w:t>S</w:t>
+      </w:r>
+      <w:r>
+        <w:rPr>
+          <w:rFonts w:ascii="Arial" w:hAnsi="Arial" w:cs="Arial"/>
+        </w:rPr>
+        <w:t>ingle-cell omics</w:t>
+      </w:r>
+      <w:r>
+        <w:rPr>
+          <w:rFonts w:ascii="Arial" w:hAnsi="Arial" w:cs="Arial"/>
+        </w:rPr>
+        <w:t>:</w:t>
+      </w:r>
+      <w:r>
+        <w:rPr>
+          <w:rFonts w:ascii="Arial" w:hAnsi="Arial" w:cs="Arial"/>
+        </w:rPr>
+        <w:t xml:space="preserve"> Seurat, </w:t>
+      </w:r>
+      <w:proofErr w:type="spellStart"/>
+      <w:r>
+        <w:rPr>
+          <w:rFonts w:ascii="Arial" w:hAnsi="Arial" w:cs="Arial"/>
+        </w:rPr>
+        <w:t>scp</w:t>
+      </w:r>
+      <w:proofErr w:type="spellEnd"/>
+      <w:r>
+        <w:rPr>
+          <w:rFonts w:ascii="Arial" w:hAnsi="Arial" w:cs="Arial"/>
+        </w:rPr>
+        <w:t xml:space="preserve">, </w:t>
+      </w:r>
+      <w:proofErr w:type="spellStart"/>
+      <w:r>
+        <w:rPr>
+          <w:rFonts w:ascii="Arial" w:hAnsi="Arial" w:cs="Arial"/>
+        </w:rPr>
+        <w:t>scanpy</w:t>
+      </w:r>
+      <w:proofErr w:type="spellEnd"/>
+      <w:r>
+        <w:rPr>
+          <w:rFonts w:ascii="Arial" w:hAnsi="Arial" w:cs="Arial"/>
+        </w:rPr>
+        <w:t xml:space="preserve">, </w:t>
+      </w:r>
+      <w:proofErr w:type="spellStart"/>
+      <w:r>
+        <w:rPr>
+          <w:rFonts w:ascii="Arial" w:hAnsi="Arial" w:cs="Arial"/>
+        </w:rPr>
+        <w:t>scvi</w:t>
+      </w:r>
+      <w:proofErr w:type="spellEnd"/>
+      <w:r>
+        <w:rPr>
+          <w:rFonts w:ascii="Arial" w:hAnsi="Arial" w:cs="Arial"/>
+        </w:rPr>
+        <w:t xml:space="preserve">-tools, </w:t>
+      </w:r>
+      <w:proofErr w:type="spellStart"/>
+      <w:r>
+        <w:rPr>
+          <w:rFonts w:ascii="Arial" w:hAnsi="Arial" w:cs="Arial"/>
+        </w:rPr>
+        <w:t>scGPT</w:t>
+      </w:r>
+      <w:proofErr w:type="spellEnd"/>
+      <w:r>
+        <w:rPr>
+          <w:rFonts w:ascii="Arial" w:hAnsi="Arial" w:cs="Arial"/>
         </w:rPr>
         <w:t>,</w:t>
       </w:r>
       <w:r>
         <w:rPr>
           <w:rFonts w:ascii="Arial" w:hAnsi="Arial" w:cs="Arial"/>
-          <w:szCs w:val="24"/>
+        </w:rPr>
+        <w:t xml:space="preserve"> C2S-Scale</w:t>
+      </w:r>
+      <w:r>
+        <w:rPr>
+          <w:rFonts w:ascii="Arial" w:hAnsi="Arial" w:cs="Arial"/>
+        </w:rPr>
+        <w:t>;</w:t>
+      </w:r>
+      <w:r>
+        <w:rPr>
+          <w:rFonts w:ascii="Arial" w:hAnsi="Arial" w:cs="Arial"/>
         </w:rPr>
         <w:t xml:space="preserve"> </w:t>
       </w:r>
-      <w:r>
-        <w:rPr>
-          <w:rFonts w:ascii="Arial" w:hAnsi="Arial" w:cs="Arial"/>
-          <w:szCs w:val="24"/>
-        </w:rPr>
-        <w:t>protein quantitative trait tools (</w:t>
+    </w:p>
+    <w:p>
+      <w:pPr>
+        <w:pStyle w:val="ListParagraph"/>
+        <w:numPr>
+          <w:ilvl w:val="0"/>
+          <w:numId w:val="32"/>
+        </w:numPr>
+        <w:autoSpaceDE w:val="0"/>
+        <w:autoSpaceDN w:val="0"/>
+        <w:adjustRightInd w:val="0"/>
+        <w:rPr>
+          <w:rFonts w:ascii="Arial" w:hAnsi="Arial" w:cs="Arial"/>
+        </w:rPr>
+      </w:pPr>
+      <w:r>
+        <w:rPr>
+          <w:rFonts w:ascii="Arial" w:hAnsi="Arial" w:cs="Arial"/>
+        </w:rPr>
+        <w:t>mtDNA analysis</w:t>
+      </w:r>
+      <w:r>
+        <w:rPr>
+          <w:rFonts w:ascii="Arial" w:hAnsi="Arial" w:cs="Arial"/>
+        </w:rPr>
+        <w:t>:</w:t>
+      </w:r>
+      <w:r>
+        <w:rPr>
+          <w:rFonts w:ascii="Arial" w:hAnsi="Arial" w:cs="Arial"/>
+        </w:rPr>
+        <w:t xml:space="preserve"> </w:t>
       </w:r>
       <w:proofErr w:type="spellStart"/>
       <w:r>
         <w:rPr>
           <w:rFonts w:ascii="Arial" w:hAnsi="Arial" w:cs="Arial"/>
-          <w:szCs w:val="24"/>
-        </w:rPr>
-        <w:t>pQTLtools</w:t>
+        </w:rPr>
+        <w:t>MToolBox</w:t>
       </w:r>
       <w:proofErr w:type="spellEnd"/>
       <w:r>
         <w:rPr>
           <w:rFonts w:ascii="Arial" w:hAnsi="Arial" w:cs="Arial"/>
-          <w:szCs w:val="24"/>
-        </w:rPr>
-        <w:t>)</w:t>
-      </w:r>
-      <w:r>
-        <w:rPr>
-          <w:rFonts w:ascii="Arial" w:hAnsi="Arial" w:cs="Arial"/>
-          <w:szCs w:val="24"/>
+        </w:rPr>
+        <w:t xml:space="preserve">, </w:t>
+      </w:r>
+      <w:proofErr w:type="spellStart"/>
+      <w:r>
+        <w:rPr>
+          <w:rFonts w:ascii="Arial" w:hAnsi="Arial" w:cs="Arial"/>
+        </w:rPr>
+        <w:t>fNUMT</w:t>
+      </w:r>
+      <w:proofErr w:type="spellEnd"/>
+      <w:r>
+        <w:rPr>
+          <w:rFonts w:ascii="Arial" w:hAnsi="Arial" w:cs="Arial"/>
+        </w:rPr>
+        <w:t xml:space="preserve">, </w:t>
+      </w:r>
+      <w:proofErr w:type="spellStart"/>
+      <w:r>
+        <w:rPr>
+          <w:rFonts w:ascii="Arial" w:hAnsi="Arial" w:cs="Arial"/>
+        </w:rPr>
+        <w:t>haplogrep</w:t>
+      </w:r>
+      <w:proofErr w:type="spellEnd"/>
+      <w:r>
+        <w:rPr>
+          <w:rFonts w:ascii="Arial" w:hAnsi="Arial" w:cs="Arial"/>
+        </w:rPr>
+        <w:t>;</w:t>
+      </w:r>
+      <w:r>
+        <w:rPr>
+          <w:rFonts w:ascii="Arial" w:hAnsi="Arial" w:cs="Arial"/>
         </w:rPr>
         <w:t xml:space="preserve"> </w:t>
       </w:r>
       <w:r>
         <w:rPr>
           <w:rFonts w:ascii="Arial" w:hAnsi="Arial" w:cs="Arial"/>
-          <w:szCs w:val="24"/>
-        </w:rPr>
-        <w:t xml:space="preserve">and </w:t>
-      </w:r>
-      <w:r>
-        <w:rPr>
-          <w:rFonts w:ascii="Arial" w:hAnsi="Arial" w:cs="Arial"/>
-          <w:szCs w:val="24"/>
-        </w:rPr>
-        <w:t>sites</w:t>
-      </w:r>
-      <w:r>
-        <w:rPr>
-          <w:rFonts w:ascii="Arial" w:hAnsi="Arial" w:cs="Arial"/>
-          <w:szCs w:val="24"/>
+        </w:rPr>
+        <w:t xml:space="preserve">long-read sequencing </w:t>
+      </w:r>
+      <w:r>
+        <w:rPr>
+          <w:rFonts w:ascii="Arial" w:hAnsi="Arial" w:cs="Arial"/>
+        </w:rPr>
+        <w:t>analysis</w:t>
+      </w:r>
+      <w:r>
+        <w:rPr>
+          <w:rFonts w:ascii="Arial" w:hAnsi="Arial" w:cs="Arial"/>
+        </w:rPr>
+        <w:t>:</w:t>
+      </w:r>
+      <w:r>
+        <w:rPr>
+          <w:rFonts w:ascii="Arial" w:hAnsi="Arial" w:cs="Arial"/>
         </w:rPr>
         <w:t xml:space="preserve"> </w:t>
       </w:r>
-      <w:r>
-        <w:rPr>
-          <w:rFonts w:ascii="Arial" w:hAnsi="Arial" w:cs="Arial"/>
-          <w:szCs w:val="24"/>
-        </w:rPr>
-        <w:t>https://jinghuazhao.github.io/Computational-Statistics/</w:t>
-      </w:r>
-      <w:r>
-        <w:rPr>
-          <w:rFonts w:ascii="Arial" w:hAnsi="Arial" w:cs="Arial"/>
-          <w:szCs w:val="24"/>
-        </w:rPr>
-        <w:t xml:space="preserve"> and </w:t>
-      </w:r>
-      <w:r>
-        <w:rPr>
-          <w:rFonts w:ascii="Arial" w:hAnsi="Arial" w:cs="Arial"/>
-          <w:szCs w:val="24"/>
-        </w:rPr>
-        <w:t>https://jinghuazhao.github.io/Omics-analysis/</w:t>
-      </w:r>
-      <w:r>
-        <w:rPr>
-          <w:rFonts w:ascii="Arial" w:hAnsi="Arial" w:cs="Arial"/>
-          <w:szCs w:val="24"/>
-        </w:rPr>
-        <w:t>.</w:t>
-      </w:r>
-      <w:r>
-        <w:rPr>
-          <w:rFonts w:ascii="Arial" w:hAnsi="Arial" w:cs="Arial"/>
-          <w:szCs w:val="24"/>
+      <w:proofErr w:type="spellStart"/>
+      <w:r>
+        <w:rPr>
+          <w:rFonts w:ascii="Arial" w:hAnsi="Arial" w:cs="Arial"/>
+        </w:rPr>
+        <w:t>SVanalyzer</w:t>
+      </w:r>
+      <w:proofErr w:type="spellEnd"/>
+      <w:r>
+        <w:rPr>
+          <w:rFonts w:ascii="Arial" w:hAnsi="Arial" w:cs="Arial"/>
+        </w:rPr>
+        <w:t xml:space="preserve">, </w:t>
+      </w:r>
+      <w:r>
+        <w:rPr>
+          <w:rFonts w:ascii="Arial" w:hAnsi="Arial" w:cs="Arial"/>
+        </w:rPr>
+        <w:t>hap.py, sniffles,</w:t>
+      </w:r>
+      <w:r>
+        <w:rPr>
+          <w:rFonts w:ascii="Arial" w:hAnsi="Arial" w:cs="Arial"/>
         </w:rPr>
         <w:t xml:space="preserve"> </w:t>
       </w:r>
-      <w:r>
-        <w:rPr>
-          <w:rFonts w:ascii="Arial" w:hAnsi="Arial" w:cs="Arial"/>
-          <w:szCs w:val="24"/>
-        </w:rPr>
-        <w:t xml:space="preserve">I </w:t>
-      </w:r>
-      <w:r>
-        <w:rPr>
-          <w:rFonts w:ascii="Arial" w:hAnsi="Arial" w:cs="Arial"/>
-          <w:szCs w:val="24"/>
-        </w:rPr>
-        <w:t xml:space="preserve">seek integration </w:t>
-      </w:r>
-      <w:r>
-        <w:rPr>
-          <w:rFonts w:ascii="Arial" w:hAnsi="Arial" w:cs="Arial"/>
-          <w:szCs w:val="24"/>
-        </w:rPr>
-        <w:t xml:space="preserve">with </w:t>
-      </w:r>
-      <w:r>
-        <w:rPr>
-          <w:rFonts w:ascii="Arial" w:hAnsi="Arial" w:cs="Arial"/>
-          <w:szCs w:val="24"/>
-        </w:rPr>
-        <w:t>development</w:t>
-      </w:r>
-      <w:r>
-        <w:rPr>
-          <w:rFonts w:ascii="Arial" w:hAnsi="Arial" w:cs="Arial"/>
-          <w:szCs w:val="24"/>
-        </w:rPr>
-        <w:t>s</w:t>
-      </w:r>
-      <w:r>
-        <w:rPr>
-          <w:rFonts w:ascii="Arial" w:hAnsi="Arial" w:cs="Arial"/>
-          <w:szCs w:val="24"/>
-        </w:rPr>
-        <w:t xml:space="preserve"> in computational statistics, machine learning and artificial intelligence</w:t>
-      </w:r>
-      <w:r>
-        <w:rPr>
-          <w:rFonts w:ascii="Arial" w:hAnsi="Arial" w:cs="Arial"/>
-          <w:szCs w:val="24"/>
-        </w:rPr>
-        <w:t xml:space="preserve"> and </w:t>
-      </w:r>
-      <w:r>
-        <w:rPr>
-          <w:rFonts w:ascii="Arial" w:hAnsi="Arial" w:cs="Arial"/>
-          <w:szCs w:val="24"/>
-        </w:rPr>
-        <w:t xml:space="preserve">build </w:t>
-      </w:r>
-      <w:r>
-        <w:rPr>
-          <w:rFonts w:ascii="Arial" w:hAnsi="Arial" w:cs="Arial"/>
-          <w:szCs w:val="24"/>
-        </w:rPr>
-        <w:t xml:space="preserve">resources </w:t>
-      </w:r>
-      <w:r>
-        <w:rPr>
-          <w:rFonts w:ascii="Arial" w:hAnsi="Arial" w:cs="Arial"/>
-          <w:szCs w:val="24"/>
-        </w:rPr>
-        <w:t xml:space="preserve">and experiment </w:t>
-      </w:r>
-      <w:r>
-        <w:rPr>
-          <w:rFonts w:ascii="Arial" w:hAnsi="Arial" w:cs="Arial"/>
-          <w:szCs w:val="24"/>
-        </w:rPr>
-        <w:t xml:space="preserve">with </w:t>
-      </w:r>
-      <w:r>
-        <w:rPr>
-          <w:rFonts w:ascii="Arial" w:hAnsi="Arial" w:cs="Arial"/>
-          <w:szCs w:val="24"/>
-        </w:rPr>
-        <w:t xml:space="preserve">them </w:t>
-      </w:r>
-      <w:r>
-        <w:rPr>
-          <w:rFonts w:ascii="Arial" w:hAnsi="Arial" w:cs="Arial"/>
-          <w:szCs w:val="24"/>
-        </w:rPr>
-        <w:t xml:space="preserve">on </w:t>
-      </w:r>
-      <w:r>
-        <w:rPr>
-          <w:rFonts w:ascii="Arial" w:hAnsi="Arial" w:cs="Arial"/>
-          <w:szCs w:val="24"/>
-        </w:rPr>
-        <w:t xml:space="preserve">the University HPC, </w:t>
-      </w:r>
-      <w:r>
-        <w:rPr>
-          <w:rFonts w:ascii="Arial" w:hAnsi="Arial" w:cs="Arial"/>
-          <w:szCs w:val="24"/>
-        </w:rPr>
-        <w:t>https://cambridge-ceu.github.io/csd3/systems/ceuadmin.html</w:t>
-      </w:r>
-      <w:r>
-        <w:rPr>
-          <w:rFonts w:ascii="Arial" w:hAnsi="Arial" w:cs="Arial"/>
-          <w:szCs w:val="24"/>
-        </w:rPr>
-        <w:t>, wh</w:t>
-      </w:r>
-      <w:r>
-        <w:rPr>
-          <w:rFonts w:ascii="Arial" w:hAnsi="Arial" w:cs="Arial"/>
-          <w:szCs w:val="24"/>
-        </w:rPr>
-        <w:t xml:space="preserve">ich </w:t>
-      </w:r>
-      <w:r>
-        <w:rPr>
-          <w:rFonts w:ascii="Arial" w:hAnsi="Arial" w:cs="Arial"/>
-          <w:szCs w:val="24"/>
-        </w:rPr>
-        <w:t xml:space="preserve">include </w:t>
-      </w:r>
-      <w:r>
-        <w:rPr>
-          <w:rFonts w:ascii="Arial" w:hAnsi="Arial" w:cs="Arial"/>
-          <w:szCs w:val="24"/>
-        </w:rPr>
-        <w:t>AI</w:t>
-      </w:r>
-      <w:r>
-        <w:rPr>
-          <w:rFonts w:ascii="Arial" w:hAnsi="Arial" w:cs="Arial"/>
-          <w:szCs w:val="24"/>
+      <w:proofErr w:type="spellStart"/>
+      <w:r>
+        <w:rPr>
+          <w:rFonts w:ascii="Arial" w:hAnsi="Arial" w:cs="Arial"/>
+        </w:rPr>
+        <w:t>truvari</w:t>
+      </w:r>
+      <w:proofErr w:type="spellEnd"/>
+      <w:r>
+        <w:rPr>
+          <w:rFonts w:ascii="Arial" w:hAnsi="Arial" w:cs="Arial"/>
+        </w:rPr>
+        <w:t>;</w:t>
+      </w:r>
+      <w:r>
+        <w:rPr>
+          <w:rFonts w:ascii="Arial" w:hAnsi="Arial" w:cs="Arial"/>
         </w:rPr>
         <w:t xml:space="preserve"> </w:t>
       </w:r>
-      <w:r>
-        <w:rPr>
-          <w:rFonts w:ascii="Arial" w:hAnsi="Arial" w:cs="Arial"/>
-          <w:szCs w:val="24"/>
-        </w:rPr>
-        <w:t xml:space="preserve">with </w:t>
-      </w:r>
-      <w:proofErr w:type="spellStart"/>
-      <w:r>
-        <w:rPr>
-          <w:rFonts w:ascii="Arial" w:hAnsi="Arial" w:cs="Arial"/>
-          <w:szCs w:val="24"/>
-        </w:rPr>
-        <w:t>BitNet</w:t>
-      </w:r>
-      <w:proofErr w:type="spellEnd"/>
-      <w:r>
-        <w:rPr>
-          <w:rFonts w:ascii="Arial" w:hAnsi="Arial" w:cs="Arial"/>
-          <w:szCs w:val="24"/>
-        </w:rPr>
-        <w:t xml:space="preserve">, </w:t>
-      </w:r>
-      <w:r>
-        <w:rPr>
-          <w:rFonts w:ascii="Arial" w:hAnsi="Arial" w:cs="Arial"/>
-          <w:szCs w:val="24"/>
-        </w:rPr>
-        <w:t>Claude Code,</w:t>
-      </w:r>
-      <w:r>
-        <w:rPr>
-          <w:rFonts w:ascii="Arial" w:hAnsi="Arial" w:cs="Arial"/>
-          <w:szCs w:val="24"/>
+    </w:p>
+    <w:p>
+      <w:pPr>
+        <w:pStyle w:val="ListParagraph"/>
+        <w:numPr>
+          <w:ilvl w:val="0"/>
+          <w:numId w:val="32"/>
+        </w:numPr>
+        <w:autoSpaceDE w:val="0"/>
+        <w:autoSpaceDN w:val="0"/>
+        <w:adjustRightInd w:val="0"/>
+        <w:rPr>
+          <w:rFonts w:ascii="Arial" w:hAnsi="Arial" w:cs="Arial"/>
+        </w:rPr>
+      </w:pPr>
+      <w:r>
+        <w:rPr>
+          <w:rFonts w:ascii="Arial" w:hAnsi="Arial" w:cs="Arial"/>
+        </w:rPr>
+        <w:t>P</w:t>
+      </w:r>
+      <w:r>
+        <w:rPr>
+          <w:rFonts w:ascii="Arial" w:hAnsi="Arial" w:cs="Arial"/>
+        </w:rPr>
+        <w:t>opulation genetics</w:t>
+      </w:r>
+      <w:r>
+        <w:rPr>
+          <w:rFonts w:ascii="Arial" w:hAnsi="Arial" w:cs="Arial"/>
+        </w:rPr>
+        <w:t>:</w:t>
+      </w:r>
+      <w:r>
+        <w:rPr>
+          <w:rFonts w:ascii="Arial" w:hAnsi="Arial" w:cs="Arial"/>
         </w:rPr>
         <w:t xml:space="preserve"> </w:t>
-      </w:r>
-      <w:proofErr w:type="spellStart"/>
-      <w:r>
-        <w:rPr>
-          <w:rFonts w:ascii="Arial" w:hAnsi="Arial" w:cs="Arial"/>
-          <w:szCs w:val="24"/>
-        </w:rPr>
-        <w:t>Ollama</w:t>
-      </w:r>
-      <w:proofErr w:type="spellEnd"/>
-      <w:r>
-        <w:rPr>
-          <w:rFonts w:ascii="Arial" w:hAnsi="Arial" w:cs="Arial"/>
-          <w:szCs w:val="24"/>
-        </w:rPr>
-        <w:t xml:space="preserve">, </w:t>
-      </w:r>
-      <w:proofErr w:type="spellStart"/>
-      <w:r>
-        <w:rPr>
-          <w:rFonts w:ascii="Arial" w:hAnsi="Arial" w:cs="Arial"/>
-          <w:szCs w:val="24"/>
-        </w:rPr>
-        <w:t>OpenClaw</w:t>
-      </w:r>
-      <w:proofErr w:type="spellEnd"/>
-      <w:r>
-        <w:rPr>
-          <w:rFonts w:ascii="Arial" w:hAnsi="Arial" w:cs="Arial"/>
-          <w:szCs w:val="24"/>
-        </w:rPr>
-        <w:t xml:space="preserve">, </w:t>
-      </w:r>
-      <w:r>
-        <w:rPr>
-          <w:rFonts w:ascii="Arial" w:hAnsi="Arial" w:cs="Arial"/>
-          <w:szCs w:val="24"/>
-        </w:rPr>
-        <w:t xml:space="preserve">codex-cli, copilot-cli, </w:t>
-      </w:r>
-      <w:proofErr w:type="spellStart"/>
-      <w:r>
-        <w:rPr>
-          <w:rFonts w:ascii="Arial" w:hAnsi="Arial" w:cs="Arial"/>
-          <w:szCs w:val="24"/>
-        </w:rPr>
-        <w:t>gemini</w:t>
-      </w:r>
-      <w:proofErr w:type="spellEnd"/>
-      <w:r>
-        <w:rPr>
-          <w:rFonts w:ascii="Arial" w:hAnsi="Arial" w:cs="Arial"/>
-          <w:szCs w:val="24"/>
-        </w:rPr>
-        <w:t xml:space="preserve">-cli, </w:t>
-      </w:r>
-      <w:proofErr w:type="spellStart"/>
-      <w:r>
-        <w:rPr>
-          <w:rFonts w:ascii="Arial" w:hAnsi="Arial" w:cs="Arial"/>
-          <w:szCs w:val="24"/>
-        </w:rPr>
-        <w:t>hermes</w:t>
-      </w:r>
-      <w:proofErr w:type="spellEnd"/>
-      <w:r>
-        <w:rPr>
-          <w:rFonts w:ascii="Arial" w:hAnsi="Arial" w:cs="Arial"/>
-          <w:szCs w:val="24"/>
-        </w:rPr>
-        <w:t xml:space="preserve">-agent, </w:t>
-      </w:r>
-      <w:r>
-        <w:rPr>
-          <w:rFonts w:ascii="Arial" w:hAnsi="Arial" w:cs="Arial"/>
-          <w:szCs w:val="24"/>
-        </w:rPr>
-        <w:t xml:space="preserve">llama.cpp, </w:t>
-      </w:r>
-      <w:r>
-        <w:rPr>
-          <w:rFonts w:ascii="Arial" w:hAnsi="Arial" w:cs="Arial"/>
-        </w:rPr>
-        <w:t xml:space="preserve">They also involve models, platforms and libraries such as TensorFlow, </w:t>
-      </w:r>
-      <w:proofErr w:type="spellStart"/>
-      <w:r>
-        <w:rPr>
-          <w:rFonts w:ascii="Arial" w:hAnsi="Arial" w:cs="Arial"/>
-        </w:rPr>
-        <w:t>PyTorch</w:t>
-      </w:r>
-      <w:proofErr w:type="spellEnd"/>
-      <w:r>
-        <w:rPr>
-          <w:rFonts w:ascii="Arial" w:hAnsi="Arial" w:cs="Arial"/>
-        </w:rPr>
-        <w:t>, scikit-</w:t>
-      </w:r>
-      <w:proofErr w:type="spellStart"/>
-      <w:r>
-        <w:rPr>
-          <w:rFonts w:ascii="Arial" w:hAnsi="Arial" w:cs="Arial"/>
-        </w:rPr>
-        <w:t>llm</w:t>
-      </w:r>
-      <w:proofErr w:type="spellEnd"/>
-      <w:r>
-        <w:rPr>
-          <w:rFonts w:ascii="Arial" w:hAnsi="Arial" w:cs="Arial"/>
-        </w:rPr>
-        <w:t xml:space="preserve">, </w:t>
-      </w:r>
-      <w:proofErr w:type="spellStart"/>
-      <w:r>
-        <w:rPr>
-          <w:rFonts w:ascii="Arial" w:hAnsi="Arial" w:cs="Arial"/>
-        </w:rPr>
-        <w:t>LangChain</w:t>
-      </w:r>
-      <w:proofErr w:type="spellEnd"/>
-      <w:r>
-        <w:rPr>
-          <w:rFonts w:ascii="Arial" w:hAnsi="Arial" w:cs="Arial"/>
-        </w:rPr>
-        <w:t xml:space="preserve">. </w:t>
-      </w:r>
-      <w:r>
-        <w:rPr>
-          <w:rFonts w:ascii="Arial" w:hAnsi="Arial" w:cs="Arial"/>
-        </w:rPr>
-        <w:t>featur</w:t>
-      </w:r>
-      <w:r>
-        <w:rPr>
-          <w:rFonts w:ascii="Arial" w:hAnsi="Arial" w:cs="Arial"/>
-        </w:rPr>
-        <w:t xml:space="preserve">ing </w:t>
-      </w:r>
-      <w:r>
-        <w:rPr>
-          <w:rFonts w:ascii="Arial" w:hAnsi="Arial" w:cs="Arial"/>
-        </w:rPr>
-        <w:t xml:space="preserve">popular publications and </w:t>
-      </w:r>
-      <w:r>
-        <w:rPr>
-          <w:rFonts w:ascii="Arial" w:hAnsi="Arial" w:cs="Arial"/>
-        </w:rPr>
-        <w:t xml:space="preserve">AI for MS data with </w:t>
-      </w:r>
-      <w:proofErr w:type="spellStart"/>
-      <w:r>
-        <w:rPr>
-          <w:rFonts w:ascii="Arial" w:hAnsi="Arial" w:cs="Arial"/>
-        </w:rPr>
-        <w:t>InstaNovo</w:t>
-      </w:r>
-      <w:proofErr w:type="spellEnd"/>
-      <w:r>
-        <w:rPr>
-          <w:rFonts w:ascii="Arial" w:hAnsi="Arial" w:cs="Arial"/>
-        </w:rPr>
-        <w:t xml:space="preserve"> &amp; DIA-NN, single-cell omics with Seurat, </w:t>
-      </w:r>
-      <w:proofErr w:type="spellStart"/>
-      <w:r>
-        <w:rPr>
-          <w:rFonts w:ascii="Arial" w:hAnsi="Arial" w:cs="Arial"/>
-        </w:rPr>
-        <w:t>scp</w:t>
-      </w:r>
-      <w:proofErr w:type="spellEnd"/>
-      <w:r>
-        <w:rPr>
-          <w:rFonts w:ascii="Arial" w:hAnsi="Arial" w:cs="Arial"/>
-        </w:rPr>
-        <w:t xml:space="preserve">, </w:t>
-      </w:r>
-      <w:proofErr w:type="spellStart"/>
-      <w:r>
-        <w:rPr>
-          <w:rFonts w:ascii="Arial" w:hAnsi="Arial" w:cs="Arial"/>
-        </w:rPr>
-        <w:t>scanpy</w:t>
-      </w:r>
-      <w:proofErr w:type="spellEnd"/>
-      <w:r>
-        <w:rPr>
-          <w:rFonts w:ascii="Arial" w:hAnsi="Arial" w:cs="Arial"/>
-        </w:rPr>
-        <w:t xml:space="preserve">, </w:t>
-      </w:r>
-      <w:proofErr w:type="spellStart"/>
-      <w:r>
-        <w:rPr>
-          <w:rFonts w:ascii="Arial" w:hAnsi="Arial" w:cs="Arial"/>
-        </w:rPr>
-        <w:t>scvi</w:t>
-      </w:r>
-      <w:proofErr w:type="spellEnd"/>
-      <w:r>
-        <w:rPr>
-          <w:rFonts w:ascii="Arial" w:hAnsi="Arial" w:cs="Arial"/>
-        </w:rPr>
-        <w:t xml:space="preserve">-tools, </w:t>
-      </w:r>
-      <w:proofErr w:type="spellStart"/>
-      <w:r>
-        <w:rPr>
-          <w:rFonts w:ascii="Arial" w:hAnsi="Arial" w:cs="Arial"/>
-        </w:rPr>
-        <w:t>scGPT</w:t>
-      </w:r>
-      <w:proofErr w:type="spellEnd"/>
-      <w:r>
-        <w:rPr>
-          <w:rFonts w:ascii="Arial" w:hAnsi="Arial" w:cs="Arial"/>
-        </w:rPr>
-        <w:t>,</w:t>
-      </w:r>
-      <w:r>
-        <w:rPr>
-          <w:rFonts w:ascii="Arial" w:hAnsi="Arial" w:cs="Arial"/>
-        </w:rPr>
-        <w:t xml:space="preserve"> C2S-Scale</w:t>
-      </w:r>
-      <w:r>
-        <w:rPr>
-          <w:rFonts w:ascii="Arial" w:hAnsi="Arial" w:cs="Arial"/>
-        </w:rPr>
-        <w:t xml:space="preserve">, </w:t>
-      </w:r>
-      <w:r>
-        <w:rPr>
-          <w:rFonts w:ascii="Arial" w:hAnsi="Arial" w:cs="Arial"/>
-        </w:rPr>
-        <w:t xml:space="preserve">mtDNA analysis with </w:t>
-      </w:r>
-      <w:proofErr w:type="spellStart"/>
-      <w:r>
-        <w:rPr>
-          <w:rFonts w:ascii="Arial" w:hAnsi="Arial" w:cs="Arial"/>
-        </w:rPr>
-        <w:t>MToolBox</w:t>
-      </w:r>
-      <w:proofErr w:type="spellEnd"/>
-      <w:r>
-        <w:rPr>
-          <w:rFonts w:ascii="Arial" w:hAnsi="Arial" w:cs="Arial"/>
-        </w:rPr>
-        <w:t xml:space="preserve">, </w:t>
-      </w:r>
-      <w:proofErr w:type="spellStart"/>
-      <w:r>
-        <w:rPr>
-          <w:rFonts w:ascii="Arial" w:hAnsi="Arial" w:cs="Arial"/>
-        </w:rPr>
-        <w:t>fNUMT</w:t>
-      </w:r>
-      <w:proofErr w:type="spellEnd"/>
-      <w:r>
-        <w:rPr>
-          <w:rFonts w:ascii="Arial" w:hAnsi="Arial" w:cs="Arial"/>
-        </w:rPr>
-        <w:t xml:space="preserve">, </w:t>
-      </w:r>
-      <w:proofErr w:type="spellStart"/>
-      <w:r>
-        <w:rPr>
-          <w:rFonts w:ascii="Arial" w:hAnsi="Arial" w:cs="Arial"/>
-        </w:rPr>
-        <w:t>haplogrep</w:t>
-      </w:r>
-      <w:proofErr w:type="spellEnd"/>
-      <w:r>
-        <w:rPr>
-          <w:rFonts w:ascii="Arial" w:hAnsi="Arial" w:cs="Arial"/>
-        </w:rPr>
-        <w:t xml:space="preserve"> </w:t>
-      </w:r>
-      <w:r>
-        <w:rPr>
-          <w:rFonts w:ascii="Arial" w:hAnsi="Arial" w:cs="Arial"/>
-        </w:rPr>
-        <w:t>a</w:t>
-      </w:r>
-      <w:r>
-        <w:rPr>
-          <w:rFonts w:ascii="Arial" w:hAnsi="Arial" w:cs="Arial"/>
-        </w:rPr>
-        <w:t xml:space="preserve">s well as </w:t>
-      </w:r>
-      <w:r>
-        <w:rPr>
-          <w:rFonts w:ascii="Arial" w:hAnsi="Arial" w:cs="Arial"/>
-        </w:rPr>
-        <w:t xml:space="preserve">long-read sequencing </w:t>
-      </w:r>
-      <w:r>
-        <w:rPr>
-          <w:rFonts w:ascii="Arial" w:hAnsi="Arial" w:cs="Arial"/>
-        </w:rPr>
-        <w:t xml:space="preserve">analysis </w:t>
-      </w:r>
-      <w:r>
-        <w:rPr>
-          <w:rFonts w:ascii="Arial" w:hAnsi="Arial" w:cs="Arial"/>
-        </w:rPr>
-        <w:t xml:space="preserve">with </w:t>
-      </w:r>
-      <w:proofErr w:type="spellStart"/>
-      <w:r>
-        <w:rPr>
-          <w:rFonts w:ascii="Arial" w:hAnsi="Arial" w:cs="Arial"/>
-        </w:rPr>
-        <w:t>SVanalyzer</w:t>
-      </w:r>
-      <w:proofErr w:type="spellEnd"/>
-      <w:r>
-        <w:rPr>
-          <w:rFonts w:ascii="Arial" w:hAnsi="Arial" w:cs="Arial"/>
-        </w:rPr>
-        <w:t xml:space="preserve">, </w:t>
-      </w:r>
-      <w:r>
-        <w:rPr>
-          <w:rFonts w:ascii="Arial" w:hAnsi="Arial" w:cs="Arial"/>
-        </w:rPr>
-        <w:t>hap.py, sniffles,</w:t>
-      </w:r>
-      <w:r>
-        <w:rPr>
-          <w:rFonts w:ascii="Arial" w:hAnsi="Arial" w:cs="Arial"/>
-        </w:rPr>
-        <w:t xml:space="preserve"> </w:t>
-      </w:r>
-      <w:proofErr w:type="spellStart"/>
-      <w:r>
-        <w:rPr>
-          <w:rFonts w:ascii="Arial" w:hAnsi="Arial" w:cs="Arial"/>
-        </w:rPr>
-        <w:t>truvari</w:t>
-      </w:r>
-      <w:proofErr w:type="spellEnd"/>
-      <w:r>
-        <w:rPr>
-          <w:rFonts w:ascii="Arial" w:hAnsi="Arial" w:cs="Arial"/>
-        </w:rPr>
-        <w:t>.</w:t>
-      </w:r>
-      <w:r>
-        <w:rPr>
-          <w:rFonts w:ascii="Arial" w:hAnsi="Arial" w:cs="Arial"/>
-        </w:rPr>
-        <w:t xml:space="preserve"> </w:t>
-      </w:r>
-      <w:r>
-        <w:rPr>
-          <w:rFonts w:ascii="Arial" w:hAnsi="Arial" w:cs="Arial"/>
-        </w:rPr>
-        <w:t>Exploration</w:t>
-      </w:r>
-      <w:r>
-        <w:rPr>
-          <w:rFonts w:ascii="Arial" w:hAnsi="Arial" w:cs="Arial"/>
-        </w:rPr>
-        <w:t>s</w:t>
-      </w:r>
-      <w:r>
-        <w:rPr>
-          <w:rFonts w:ascii="Arial" w:hAnsi="Arial" w:cs="Arial"/>
-        </w:rPr>
-        <w:t xml:space="preserve"> in p</w:t>
-      </w:r>
-      <w:r>
-        <w:rPr>
-          <w:rFonts w:ascii="Arial" w:hAnsi="Arial" w:cs="Arial"/>
-        </w:rPr>
-        <w:t xml:space="preserve">opulation genetics include </w:t>
       </w:r>
       <w:proofErr w:type="spellStart"/>
       <w:r>
@@ -2089,6 +2149,7 @@
           <w:szCs w:val="24"/>
           <w:lang w:val="fr-FR"/>
         </w:rPr>
+        <w:lastRenderedPageBreak/>
         <w:t>Zhao JH</w:t>
       </w:r>
       <w:r>

--- a/cv.docx
+++ b/cv.docx
@@ -1203,12 +1203,6 @@
         <w:t>LangChain</w:t>
       </w:r>
       <w:proofErr w:type="spellEnd"/>
-      <w:r>
-        <w:rPr>
-          <w:rFonts w:ascii="Arial" w:hAnsi="Arial" w:cs="Arial"/>
-        </w:rPr>
-        <w:t xml:space="preserve">; </w:t>
-      </w:r>
     </w:p>
     <w:p>
       <w:pPr>
@@ -1357,18 +1351,6 @@
         </w:rPr>
         <w:t xml:space="preserve"> C2S-Scale</w:t>
       </w:r>
-      <w:r>
-        <w:rPr>
-          <w:rFonts w:ascii="Arial" w:hAnsi="Arial" w:cs="Arial"/>
-        </w:rPr>
-        <w:t>;</w:t>
-      </w:r>
-      <w:r>
-        <w:rPr>
-          <w:rFonts w:ascii="Arial" w:hAnsi="Arial" w:cs="Arial"/>
-        </w:rPr>
-        <w:t xml:space="preserve"> </w:t>
-      </w:r>
     </w:p>
     <w:p>
       <w:pPr>
@@ -1508,18 +1490,6 @@
         <w:t>truvari</w:t>
       </w:r>
       <w:proofErr w:type="spellEnd"/>
-      <w:r>
-        <w:rPr>
-          <w:rFonts w:ascii="Arial" w:hAnsi="Arial" w:cs="Arial"/>
-        </w:rPr>
-        <w:t>;</w:t>
-      </w:r>
-      <w:r>
-        <w:rPr>
-          <w:rFonts w:ascii="Arial" w:hAnsi="Arial" w:cs="Arial"/>
-        </w:rPr>
-        <w:t xml:space="preserve"> </w:t>
-      </w:r>
     </w:p>
     <w:p>
       <w:pPr>
@@ -1585,7 +1555,7 @@
         <w:rPr>
           <w:rFonts w:ascii="Arial" w:hAnsi="Arial" w:cs="Arial"/>
         </w:rPr>
-        <w:t>, relate, clues2 and fastsimcoal2.</w:t>
+        <w:t>, relate, clues2 and fastsimcoal2</w:t>
       </w:r>
     </w:p>
     <w:p>

--- a/cv.docx
+++ b/cv.docx
@@ -768,9 +768,18 @@
           <w:rFonts w:ascii="Arial" w:hAnsi="Arial" w:cs="Arial"/>
           <w:szCs w:val="24"/>
         </w:rPr>
-        <w:t>the SCALLOP-Seq(</w:t>
+        <w:t>the SCALLOP-</w:t>
+      </w:r>
+      <w:proofErr w:type="gramStart"/>
+      <w:r>
+        <w:rPr>
+          <w:rFonts w:ascii="Arial" w:hAnsi="Arial" w:cs="Arial"/>
+          <w:szCs w:val="24"/>
+        </w:rPr>
+        <w:t>Seq(</w:t>
       </w:r>
       <w:proofErr w:type="spellStart"/>
+      <w:proofErr w:type="gramEnd"/>
       <w:r>
         <w:rPr>
           <w:rFonts w:ascii="Arial" w:hAnsi="Arial" w:cs="Arial"/>
@@ -1795,6 +1804,7 @@
         </w:rPr>
         <w:t xml:space="preserve">Nature </w:t>
       </w:r>
+      <w:proofErr w:type="gramStart"/>
       <w:r>
         <w:rPr>
           <w:rFonts w:ascii="Arial" w:hAnsi="Arial" w:cs="Arial"/>
@@ -1815,6 +1825,7 @@
         </w:rPr>
         <w:t>:</w:t>
       </w:r>
+      <w:proofErr w:type="gramEnd"/>
       <w:r>
         <w:rPr>
           <w:rFonts w:ascii="Arial" w:hAnsi="Arial" w:cs="Arial"/>
@@ -1822,14 +1833,32 @@
           <w:szCs w:val="24"/>
           <w:lang w:val="fr-FR"/>
         </w:rPr>
-        <w:t>472–477 (2021)</w:t>
-      </w:r>
-      <w:r>
-        <w:rPr>
-          <w:rFonts w:ascii="Arial" w:hAnsi="Arial" w:cs="Arial"/>
-          <w:szCs w:val="24"/>
-        </w:rPr>
-        <w:t xml:space="preserve">; </w:t>
+        <w:t>472–477 (2021</w:t>
+      </w:r>
+      <w:proofErr w:type="gramStart"/>
+      <w:r>
+        <w:rPr>
+          <w:rFonts w:ascii="Arial" w:hAnsi="Arial" w:cs="Arial"/>
+          <w:iCs/>
+          <w:szCs w:val="24"/>
+          <w:lang w:val="fr-FR"/>
+        </w:rPr>
+        <w:t>)</w:t>
+      </w:r>
+      <w:r>
+        <w:rPr>
+          <w:rFonts w:ascii="Arial" w:hAnsi="Arial" w:cs="Arial"/>
+          <w:szCs w:val="24"/>
+        </w:rPr>
+        <w:t>;</w:t>
+      </w:r>
+      <w:proofErr w:type="gramEnd"/>
+      <w:r>
+        <w:rPr>
+          <w:rFonts w:ascii="Arial" w:hAnsi="Arial" w:cs="Arial"/>
+          <w:szCs w:val="24"/>
+        </w:rPr>
+        <w:t xml:space="preserve"> </w:t>
       </w:r>
       <w:r>
         <w:rPr>
@@ -1854,6 +1883,7 @@
         </w:rPr>
         <w:t xml:space="preserve"> </w:t>
       </w:r>
+      <w:proofErr w:type="gramStart"/>
       <w:r>
         <w:rPr>
           <w:rStyle w:val="markedcontent"/>
@@ -1875,7 +1905,15 @@
           <w:rStyle w:val="markedcontent"/>
           <w:rFonts w:ascii="Arial" w:hAnsi="Arial" w:cs="Arial"/>
         </w:rPr>
-        <w:t>E1-E10 (2022)</w:t>
+        <w:t>E</w:t>
+      </w:r>
+      <w:proofErr w:type="gramEnd"/>
+      <w:r>
+        <w:rPr>
+          <w:rStyle w:val="markedcontent"/>
+          <w:rFonts w:ascii="Arial" w:hAnsi="Arial" w:cs="Arial"/>
+        </w:rPr>
+        <w:t>1-E10 (2022)</w:t>
       </w:r>
       <w:r>
         <w:rPr>
@@ -1926,6 +1964,7 @@
         </w:rPr>
         <w:t xml:space="preserve"> </w:t>
       </w:r>
+      <w:proofErr w:type="gramStart"/>
       <w:r>
         <w:rPr>
           <w:rFonts w:ascii="Arial" w:hAnsi="Arial" w:cs="Arial"/>
@@ -1950,7 +1989,16 @@
           <w:szCs w:val="24"/>
           <w:lang w:val="en-GB" w:eastAsia="zh-CN"/>
         </w:rPr>
-        <w:t>E7–E26 (2023)</w:t>
+        <w:t>E</w:t>
+      </w:r>
+      <w:proofErr w:type="gramEnd"/>
+      <w:r>
+        <w:rPr>
+          <w:rFonts w:ascii="Arial" w:hAnsi="Arial" w:cs="Arial"/>
+          <w:szCs w:val="24"/>
+          <w:lang w:val="en-GB" w:eastAsia="zh-CN"/>
+        </w:rPr>
+        <w:t>7–E26 (2023)</w:t>
       </w:r>
       <w:r>
         <w:rPr>
@@ -2086,7 +2134,27 @@
           <w:szCs w:val="24"/>
           <w:lang w:eastAsia="zh-CN"/>
         </w:rPr>
-        <w:t>: 10.18637/jss.v085.i06</w:t>
+        <w:t>: 10.18637/</w:t>
+      </w:r>
+      <w:proofErr w:type="gramStart"/>
+      <w:r>
+        <w:rPr>
+          <w:rFonts w:ascii="Arial" w:hAnsi="Arial" w:cs="Arial"/>
+          <w:iCs/>
+          <w:szCs w:val="24"/>
+          <w:lang w:eastAsia="zh-CN"/>
+        </w:rPr>
+        <w:t>jss.v085.i</w:t>
+      </w:r>
+      <w:proofErr w:type="gramEnd"/>
+      <w:r>
+        <w:rPr>
+          <w:rFonts w:ascii="Arial" w:hAnsi="Arial" w:cs="Arial"/>
+          <w:iCs/>
+          <w:szCs w:val="24"/>
+          <w:lang w:eastAsia="zh-CN"/>
+        </w:rPr>
+        <w:t>06</w:t>
       </w:r>
     </w:p>
     <w:p>
@@ -2478,7 +2546,23 @@
           <w:rFonts w:ascii="Arial" w:hAnsi="Arial" w:cs="Arial"/>
           <w:szCs w:val="24"/>
         </w:rPr>
-        <w:t>10.18637/jss.v023.i08.</w:t>
+        <w:t>10.18637/</w:t>
+      </w:r>
+      <w:proofErr w:type="gramStart"/>
+      <w:r>
+        <w:rPr>
+          <w:rFonts w:ascii="Arial" w:hAnsi="Arial" w:cs="Arial"/>
+          <w:szCs w:val="24"/>
+        </w:rPr>
+        <w:t>jss.v023.i</w:t>
+      </w:r>
+      <w:proofErr w:type="gramEnd"/>
+      <w:r>
+        <w:rPr>
+          <w:rFonts w:ascii="Arial" w:hAnsi="Arial" w:cs="Arial"/>
+          <w:szCs w:val="24"/>
+        </w:rPr>
+        <w:t>08.</w:t>
       </w:r>
     </w:p>
     <w:p>
@@ -2559,6 +2643,7 @@
         </w:rPr>
         <w:t xml:space="preserve"> F, et al. </w:t>
       </w:r>
+      <w:proofErr w:type="gramStart"/>
       <w:r>
         <w:rPr>
           <w:rFonts w:ascii="Arial" w:hAnsi="Arial" w:cs="Arial"/>
@@ -2566,7 +2651,17 @@
           <w:szCs w:val="24"/>
           <w:lang w:eastAsia="zh-CN"/>
         </w:rPr>
-        <w:t xml:space="preserve">Multi-ancestry genome-wide association study identifies new asthma susceptibility loci that co-localize with immune cell enhancer histone marks. </w:t>
+        <w:t>Multi-ancestry</w:t>
+      </w:r>
+      <w:proofErr w:type="gramEnd"/>
+      <w:r>
+        <w:rPr>
+          <w:rFonts w:ascii="Arial" w:hAnsi="Arial" w:cs="Arial"/>
+          <w:bCs/>
+          <w:szCs w:val="24"/>
+          <w:lang w:eastAsia="zh-CN"/>
+        </w:rPr>
+        <w:t xml:space="preserve"> genome-wide association study identifies new asthma susceptibility loci that co-localize with immune cell enhancer histone marks. </w:t>
       </w:r>
       <w:r>
         <w:rPr>
@@ -2869,7 +2964,27 @@
           <w:szCs w:val="24"/>
           <w:lang w:eastAsia="zh-CN"/>
         </w:rPr>
-        <w:t>: 10.18637/jss.v085.i06</w:t>
+        <w:t>: 10.18637/</w:t>
+      </w:r>
+      <w:proofErr w:type="gramStart"/>
+      <w:r>
+        <w:rPr>
+          <w:rFonts w:ascii="Arial" w:hAnsi="Arial" w:cs="Arial"/>
+          <w:iCs/>
+          <w:szCs w:val="24"/>
+          <w:lang w:eastAsia="zh-CN"/>
+        </w:rPr>
+        <w:t>jss.v085.i</w:t>
+      </w:r>
+      <w:proofErr w:type="gramEnd"/>
+      <w:r>
+        <w:rPr>
+          <w:rFonts w:ascii="Arial" w:hAnsi="Arial" w:cs="Arial"/>
+          <w:iCs/>
+          <w:szCs w:val="24"/>
+          <w:lang w:eastAsia="zh-CN"/>
+        </w:rPr>
+        <w:t>06</w:t>
       </w:r>
       <w:r>
         <w:rPr>
@@ -2924,7 +3039,23 @@
           <w:rFonts w:ascii="Arial" w:hAnsi="Arial" w:cs="Arial"/>
           <w:szCs w:val="24"/>
         </w:rPr>
-        <w:t xml:space="preserve"> 2018, 13(6):e0198166. </w:t>
+        <w:t xml:space="preserve"> 2018, 13(6</w:t>
+      </w:r>
+      <w:proofErr w:type="gramStart"/>
+      <w:r>
+        <w:rPr>
+          <w:rFonts w:ascii="Arial" w:hAnsi="Arial" w:cs="Arial"/>
+          <w:szCs w:val="24"/>
+        </w:rPr>
+        <w:t>):e</w:t>
+      </w:r>
+      <w:proofErr w:type="gramEnd"/>
+      <w:r>
+        <w:rPr>
+          <w:rFonts w:ascii="Arial" w:hAnsi="Arial" w:cs="Arial"/>
+          <w:szCs w:val="24"/>
+        </w:rPr>
+        <w:t xml:space="preserve">0198166. </w:t>
       </w:r>
       <w:r>
         <w:rPr>
@@ -3218,12 +3349,21 @@
         </w:rPr>
         <w:t xml:space="preserve">Kilpeläinen TO, et al. </w:t>
       </w:r>
-      <w:r>
-        <w:rPr>
-          <w:rFonts w:ascii="Arial" w:hAnsi="Arial" w:cs="Arial"/>
-          <w:szCs w:val="24"/>
-        </w:rPr>
-        <w:t xml:space="preserve">Multi-ancestry study of blood lipid levels identifies four loci interacting with physical activity. </w:t>
+      <w:proofErr w:type="gramStart"/>
+      <w:r>
+        <w:rPr>
+          <w:rFonts w:ascii="Arial" w:hAnsi="Arial" w:cs="Arial"/>
+          <w:szCs w:val="24"/>
+        </w:rPr>
+        <w:t>Multi-ancestry</w:t>
+      </w:r>
+      <w:proofErr w:type="gramEnd"/>
+      <w:r>
+        <w:rPr>
+          <w:rFonts w:ascii="Arial" w:hAnsi="Arial" w:cs="Arial"/>
+          <w:szCs w:val="24"/>
+        </w:rPr>
+        <w:t xml:space="preserve"> study of blood lipid levels identifies four loci interacting with physical activity. </w:t>
       </w:r>
       <w:r>
         <w:rPr>
@@ -3429,12 +3569,21 @@
         </w:rPr>
         <w:t xml:space="preserve">de Vries PS, et al. </w:t>
       </w:r>
-      <w:r>
-        <w:rPr>
-          <w:rFonts w:ascii="Arial" w:hAnsi="Arial" w:cs="Arial"/>
-          <w:szCs w:val="24"/>
-        </w:rPr>
-        <w:t>Multi-ancestry genome-wide association study of lipid levels incorporating gene-alcohol interactions</w:t>
+      <w:proofErr w:type="gramStart"/>
+      <w:r>
+        <w:rPr>
+          <w:rFonts w:ascii="Arial" w:hAnsi="Arial" w:cs="Arial"/>
+          <w:szCs w:val="24"/>
+        </w:rPr>
+        <w:t>Multi-ancestry</w:t>
+      </w:r>
+      <w:proofErr w:type="gramEnd"/>
+      <w:r>
+        <w:rPr>
+          <w:rFonts w:ascii="Arial" w:hAnsi="Arial" w:cs="Arial"/>
+          <w:szCs w:val="24"/>
+        </w:rPr>
+        <w:t xml:space="preserve"> genome-wide association study of lipid levels incorporating gene-alcohol interactions</w:t>
       </w:r>
       <w:r>
         <w:rPr>
@@ -3930,7 +4079,23 @@
           <w:rFonts w:ascii="Arial" w:hAnsi="Arial" w:cs="Arial"/>
           <w:szCs w:val="24"/>
         </w:rPr>
-        <w:t xml:space="preserve"> Multi-ancestry genome-wide gene–smoking interaction study of 387,272 individuals identifies new loci associated with serum lipids. </w:t>
+        <w:t xml:space="preserve"> </w:t>
+      </w:r>
+      <w:proofErr w:type="gramStart"/>
+      <w:r>
+        <w:rPr>
+          <w:rFonts w:ascii="Arial" w:hAnsi="Arial" w:cs="Arial"/>
+          <w:szCs w:val="24"/>
+        </w:rPr>
+        <w:t>Multi-ancestry</w:t>
+      </w:r>
+      <w:proofErr w:type="gramEnd"/>
+      <w:r>
+        <w:rPr>
+          <w:rFonts w:ascii="Arial" w:hAnsi="Arial" w:cs="Arial"/>
+          <w:szCs w:val="24"/>
+        </w:rPr>
+        <w:t xml:space="preserve"> genome-wide gene–smoking interaction study of 387,272 individuals identifies new loci associated with serum lipids. </w:t>
       </w:r>
       <w:r>
         <w:rPr>
@@ -5148,12 +5313,21 @@
         <w:lastRenderedPageBreak/>
         <w:t xml:space="preserve">Shrine N, et al. </w:t>
       </w:r>
-      <w:r>
-        <w:rPr>
-          <w:rFonts w:ascii="Arial" w:hAnsi="Arial" w:cs="Arial"/>
-          <w:szCs w:val="24"/>
-        </w:rPr>
-        <w:t xml:space="preserve">Multi-ancestry genome-wide association study improves resolution of genes, pathways and pleiotropy for lung function and chronic obstructive pulmonary disease. </w:t>
+      <w:proofErr w:type="gramStart"/>
+      <w:r>
+        <w:rPr>
+          <w:rFonts w:ascii="Arial" w:hAnsi="Arial" w:cs="Arial"/>
+          <w:szCs w:val="24"/>
+        </w:rPr>
+        <w:t>Multi-ancestry</w:t>
+      </w:r>
+      <w:proofErr w:type="gramEnd"/>
+      <w:r>
+        <w:rPr>
+          <w:rFonts w:ascii="Arial" w:hAnsi="Arial" w:cs="Arial"/>
+          <w:szCs w:val="24"/>
+        </w:rPr>
+        <w:t xml:space="preserve"> genome-wide association study improves resolution of genes, pathways and pleiotropy for lung function and chronic obstructive pulmonary disease. </w:t>
       </w:r>
       <w:r>
         <w:rPr>
@@ -5552,6 +5726,7 @@
         </w:rPr>
         <w:t xml:space="preserve"> </w:t>
       </w:r>
+      <w:proofErr w:type="gramStart"/>
       <w:r>
         <w:rPr>
           <w:rFonts w:ascii="Arial" w:hAnsi="Arial" w:cs="Arial"/>
@@ -5578,7 +5753,16 @@
           <w:szCs w:val="24"/>
           <w:lang w:eastAsia="zh-CN"/>
         </w:rPr>
-        <w:t>E7–E26 (2023).</w:t>
+        <w:t>E</w:t>
+      </w:r>
+      <w:proofErr w:type="gramEnd"/>
+      <w:r>
+        <w:rPr>
+          <w:rFonts w:ascii="Arial" w:hAnsi="Arial" w:cs="Arial"/>
+          <w:szCs w:val="24"/>
+          <w:lang w:eastAsia="zh-CN"/>
+        </w:rPr>
+        <w:t>7–E26 (2023).</w:t>
       </w:r>
     </w:p>
     <w:p>
@@ -6073,13 +6257,23 @@
         </w:rPr>
         <w:t xml:space="preserve"> M, et al. </w:t>
       </w:r>
+      <w:proofErr w:type="gramStart"/>
       <w:r>
         <w:rPr>
           <w:rFonts w:ascii="Arial" w:hAnsi="Arial" w:cs="Arial"/>
           <w:szCs w:val="24"/>
           <w:lang w:val="en-GB"/>
         </w:rPr>
-        <w:t xml:space="preserve">Multi-cohort proteogenomic analyses reveal genetic effects across the proteome and </w:t>
+        <w:t>Multi-cohort</w:t>
+      </w:r>
+      <w:proofErr w:type="gramEnd"/>
+      <w:r>
+        <w:rPr>
+          <w:rFonts w:ascii="Arial" w:hAnsi="Arial" w:cs="Arial"/>
+          <w:szCs w:val="24"/>
+          <w:lang w:val="en-GB"/>
+        </w:rPr>
+        <w:t xml:space="preserve"> proteogenomic analyses reveal genetic effects across the proteome and </w:t>
       </w:r>
       <w:proofErr w:type="spellStart"/>
       <w:r>
@@ -7122,7 +7316,7 @@
   <w:abstractNum w:abstractNumId="12" w15:restartNumberingAfterBreak="0">
     <w:nsid w:val="1092648A"/>
     <w:multiLevelType w:val="singleLevel"/>
-    <w:tmpl w:val="222C7D3A"/>
+    <w:tmpl w:val="734832D8"/>
     <w:lvl w:ilvl="0">
       <w:start w:val="188"/>
       <w:numFmt w:val="decimal"/>
@@ -7137,6 +7331,8 @@
       <w:rPr>
         <w:rFonts w:ascii="Arial" w:hAnsi="Arial" w:cs="Arial" w:hint="default"/>
         <w:b w:val="0"/>
+        <w:i w:val="0"/>
+        <w:iCs/>
       </w:rPr>
     </w:lvl>
   </w:abstractNum>

--- a/cv.docx
+++ b/cv.docx
@@ -768,18 +768,9 @@
           <w:rFonts w:ascii="Arial" w:hAnsi="Arial" w:cs="Arial"/>
           <w:szCs w:val="24"/>
         </w:rPr>
-        <w:t>the SCALLOP-</w:t>
-      </w:r>
-      <w:proofErr w:type="gramStart"/>
-      <w:r>
-        <w:rPr>
-          <w:rFonts w:ascii="Arial" w:hAnsi="Arial" w:cs="Arial"/>
-          <w:szCs w:val="24"/>
-        </w:rPr>
-        <w:t>Seq(</w:t>
+        <w:t>the SCALLOP-Seq(</w:t>
       </w:r>
       <w:proofErr w:type="spellStart"/>
-      <w:proofErr w:type="gramEnd"/>
       <w:r>
         <w:rPr>
           <w:rFonts w:ascii="Arial" w:hAnsi="Arial" w:cs="Arial"/>
@@ -885,35 +876,63 @@
           <w:rFonts w:ascii="Arial" w:hAnsi="Arial" w:cs="Arial"/>
           <w:szCs w:val="24"/>
         </w:rPr>
-        <w:t>https://jinghuazhao.github.io/software</w:t>
-      </w:r>
-      <w:r>
-        <w:rPr>
-          <w:rFonts w:ascii="Arial" w:hAnsi="Arial" w:cs="Arial"/>
-          <w:szCs w:val="24"/>
-        </w:rPr>
-        <w:t xml:space="preserve">, </w:t>
-      </w:r>
-      <w:r>
-        <w:rPr>
-          <w:rFonts w:ascii="Arial" w:hAnsi="Arial" w:cs="Arial"/>
-          <w:szCs w:val="24"/>
-        </w:rPr>
-        <w:t>https://jinghuazhao.github.io/Computational-Statistics/</w:t>
-      </w:r>
-      <w:r>
-        <w:rPr>
-          <w:rFonts w:ascii="Arial" w:hAnsi="Arial" w:cs="Arial"/>
-          <w:szCs w:val="24"/>
-        </w:rPr>
-        <w:t xml:space="preserve"> and </w:t>
-      </w:r>
-      <w:r>
-        <w:rPr>
-          <w:rFonts w:ascii="Arial" w:hAnsi="Arial" w:cs="Arial"/>
-          <w:szCs w:val="24"/>
-        </w:rPr>
-        <w:t>https://jinghuazhao.github.io/Omics-analysis/</w:t>
+        <w:t>https://jinghuazhao.github.io/</w:t>
+      </w:r>
+      <w:r>
+        <w:rPr>
+          <w:rFonts w:ascii="Arial" w:hAnsi="Arial" w:cs="Arial"/>
+          <w:szCs w:val="24"/>
+        </w:rPr>
+        <w:t>[</w:t>
+      </w:r>
+      <w:r>
+        <w:rPr>
+          <w:rFonts w:ascii="Arial" w:hAnsi="Arial" w:cs="Arial"/>
+          <w:szCs w:val="24"/>
+        </w:rPr>
+        <w:t>software</w:t>
+      </w:r>
+      <w:r>
+        <w:rPr>
+          <w:rFonts w:ascii="Arial" w:hAnsi="Arial" w:cs="Arial"/>
+          <w:szCs w:val="24"/>
+        </w:rPr>
+        <w:t>,</w:t>
+      </w:r>
+      <w:r>
+        <w:rPr>
+          <w:rFonts w:ascii="Arial" w:hAnsi="Arial" w:cs="Arial"/>
+          <w:szCs w:val="24"/>
+        </w:rPr>
+        <w:t>Computational-Statistics</w:t>
+      </w:r>
+      <w:r>
+        <w:rPr>
+          <w:rFonts w:ascii="Arial" w:hAnsi="Arial" w:cs="Arial"/>
+          <w:szCs w:val="24"/>
+        </w:rPr>
+        <w:t>/,</w:t>
+      </w:r>
+      <w:r>
+        <w:rPr>
+          <w:rFonts w:ascii="Arial" w:hAnsi="Arial" w:cs="Arial"/>
+          <w:szCs w:val="24"/>
+        </w:rPr>
+        <w:t xml:space="preserve"> </w:t>
+      </w:r>
+      <w:r>
+        <w:rPr>
+          <w:rFonts w:ascii="Arial" w:hAnsi="Arial" w:cs="Arial"/>
+          <w:szCs w:val="24"/>
+        </w:rPr>
+        <w:t>Omics-analysis/</w:t>
+      </w:r>
+      <w:r>
+        <w:rPr>
+          <w:rFonts w:ascii="Arial" w:hAnsi="Arial" w:cs="Arial"/>
+          <w:szCs w:val="24"/>
+        </w:rPr>
+        <w:t>]</w:t>
       </w:r>
       <w:r>
         <w:rPr>
@@ -929,28 +948,6 @@
         </w:rPr>
         <w:t xml:space="preserve"> </w:t>
       </w:r>
-    </w:p>
-    <w:p>
-      <w:pPr>
-        <w:autoSpaceDE w:val="0"/>
-        <w:autoSpaceDN w:val="0"/>
-        <w:adjustRightInd w:val="0"/>
-        <w:rPr>
-          <w:rFonts w:ascii="Arial" w:hAnsi="Arial" w:cs="Arial"/>
-          <w:szCs w:val="24"/>
-        </w:rPr>
-      </w:pPr>
-    </w:p>
-    <w:p>
-      <w:pPr>
-        <w:autoSpaceDE w:val="0"/>
-        <w:autoSpaceDN w:val="0"/>
-        <w:adjustRightInd w:val="0"/>
-        <w:rPr>
-          <w:rFonts w:ascii="Arial" w:hAnsi="Arial" w:cs="Arial"/>
-          <w:szCs w:val="24"/>
-        </w:rPr>
-      </w:pPr>
       <w:r>
         <w:rPr>
           <w:rFonts w:ascii="Arial" w:hAnsi="Arial" w:cs="Arial"/>
@@ -1804,7 +1801,6 @@
         </w:rPr>
         <w:t xml:space="preserve">Nature </w:t>
       </w:r>
-      <w:proofErr w:type="gramStart"/>
       <w:r>
         <w:rPr>
           <w:rFonts w:ascii="Arial" w:hAnsi="Arial" w:cs="Arial"/>
@@ -1825,7 +1821,6 @@
         </w:rPr>
         <w:t>:</w:t>
       </w:r>
-      <w:proofErr w:type="gramEnd"/>
       <w:r>
         <w:rPr>
           <w:rFonts w:ascii="Arial" w:hAnsi="Arial" w:cs="Arial"/>
@@ -1833,32 +1828,14 @@
           <w:szCs w:val="24"/>
           <w:lang w:val="fr-FR"/>
         </w:rPr>
-        <w:t>472–477 (2021</w:t>
-      </w:r>
-      <w:proofErr w:type="gramStart"/>
-      <w:r>
-        <w:rPr>
-          <w:rFonts w:ascii="Arial" w:hAnsi="Arial" w:cs="Arial"/>
-          <w:iCs/>
-          <w:szCs w:val="24"/>
-          <w:lang w:val="fr-FR"/>
-        </w:rPr>
-        <w:t>)</w:t>
-      </w:r>
-      <w:r>
-        <w:rPr>
-          <w:rFonts w:ascii="Arial" w:hAnsi="Arial" w:cs="Arial"/>
-          <w:szCs w:val="24"/>
-        </w:rPr>
-        <w:t>;</w:t>
-      </w:r>
-      <w:proofErr w:type="gramEnd"/>
-      <w:r>
-        <w:rPr>
-          <w:rFonts w:ascii="Arial" w:hAnsi="Arial" w:cs="Arial"/>
-          <w:szCs w:val="24"/>
-        </w:rPr>
-        <w:t xml:space="preserve"> </w:t>
+        <w:t>472–477 (2021)</w:t>
+      </w:r>
+      <w:r>
+        <w:rPr>
+          <w:rFonts w:ascii="Arial" w:hAnsi="Arial" w:cs="Arial"/>
+          <w:szCs w:val="24"/>
+        </w:rPr>
+        <w:t xml:space="preserve">; </w:t>
       </w:r>
       <w:r>
         <w:rPr>
@@ -1883,7 +1860,6 @@
         </w:rPr>
         <w:t xml:space="preserve"> </w:t>
       </w:r>
-      <w:proofErr w:type="gramStart"/>
       <w:r>
         <w:rPr>
           <w:rStyle w:val="markedcontent"/>
@@ -1905,15 +1881,7 @@
           <w:rStyle w:val="markedcontent"/>
           <w:rFonts w:ascii="Arial" w:hAnsi="Arial" w:cs="Arial"/>
         </w:rPr>
-        <w:t>E</w:t>
-      </w:r>
-      <w:proofErr w:type="gramEnd"/>
-      <w:r>
-        <w:rPr>
-          <w:rStyle w:val="markedcontent"/>
-          <w:rFonts w:ascii="Arial" w:hAnsi="Arial" w:cs="Arial"/>
-        </w:rPr>
-        <w:t>1-E10 (2022)</w:t>
+        <w:t>E1-E10 (2022)</w:t>
       </w:r>
       <w:r>
         <w:rPr>
@@ -1964,7 +1932,6 @@
         </w:rPr>
         <w:t xml:space="preserve"> </w:t>
       </w:r>
-      <w:proofErr w:type="gramStart"/>
       <w:r>
         <w:rPr>
           <w:rFonts w:ascii="Arial" w:hAnsi="Arial" w:cs="Arial"/>
@@ -1989,16 +1956,7 @@
           <w:szCs w:val="24"/>
           <w:lang w:val="en-GB" w:eastAsia="zh-CN"/>
         </w:rPr>
-        <w:t>E</w:t>
-      </w:r>
-      <w:proofErr w:type="gramEnd"/>
-      <w:r>
-        <w:rPr>
-          <w:rFonts w:ascii="Arial" w:hAnsi="Arial" w:cs="Arial"/>
-          <w:szCs w:val="24"/>
-          <w:lang w:val="en-GB" w:eastAsia="zh-CN"/>
-        </w:rPr>
-        <w:t>7–E26 (2023)</w:t>
+        <w:t>E7–E26 (2023)</w:t>
       </w:r>
       <w:r>
         <w:rPr>
@@ -2134,27 +2092,7 @@
           <w:szCs w:val="24"/>
           <w:lang w:eastAsia="zh-CN"/>
         </w:rPr>
-        <w:t>: 10.18637/</w:t>
-      </w:r>
-      <w:proofErr w:type="gramStart"/>
-      <w:r>
-        <w:rPr>
-          <w:rFonts w:ascii="Arial" w:hAnsi="Arial" w:cs="Arial"/>
-          <w:iCs/>
-          <w:szCs w:val="24"/>
-          <w:lang w:eastAsia="zh-CN"/>
-        </w:rPr>
-        <w:t>jss.v085.i</w:t>
-      </w:r>
-      <w:proofErr w:type="gramEnd"/>
-      <w:r>
-        <w:rPr>
-          <w:rFonts w:ascii="Arial" w:hAnsi="Arial" w:cs="Arial"/>
-          <w:iCs/>
-          <w:szCs w:val="24"/>
-          <w:lang w:eastAsia="zh-CN"/>
-        </w:rPr>
-        <w:t>06</w:t>
+        <w:t>: 10.18637/jss.v085.i06</w:t>
       </w:r>
     </w:p>
     <w:p>
@@ -2187,7 +2125,6 @@
           <w:szCs w:val="24"/>
           <w:lang w:val="fr-FR"/>
         </w:rPr>
-        <w:lastRenderedPageBreak/>
         <w:t>Zhao JH</w:t>
       </w:r>
       <w:r>
@@ -2546,23 +2483,7 @@
           <w:rFonts w:ascii="Arial" w:hAnsi="Arial" w:cs="Arial"/>
           <w:szCs w:val="24"/>
         </w:rPr>
-        <w:t>10.18637/</w:t>
-      </w:r>
-      <w:proofErr w:type="gramStart"/>
-      <w:r>
-        <w:rPr>
-          <w:rFonts w:ascii="Arial" w:hAnsi="Arial" w:cs="Arial"/>
-          <w:szCs w:val="24"/>
-        </w:rPr>
-        <w:t>jss.v023.i</w:t>
-      </w:r>
-      <w:proofErr w:type="gramEnd"/>
-      <w:r>
-        <w:rPr>
-          <w:rFonts w:ascii="Arial" w:hAnsi="Arial" w:cs="Arial"/>
-          <w:szCs w:val="24"/>
-        </w:rPr>
-        <w:t>08.</w:t>
+        <w:t>10.18637/jss.v023.i08.</w:t>
       </w:r>
     </w:p>
     <w:p>
@@ -2643,7 +2564,6 @@
         </w:rPr>
         <w:t xml:space="preserve"> F, et al. </w:t>
       </w:r>
-      <w:proofErr w:type="gramStart"/>
       <w:r>
         <w:rPr>
           <w:rFonts w:ascii="Arial" w:hAnsi="Arial" w:cs="Arial"/>
@@ -2651,17 +2571,7 @@
           <w:szCs w:val="24"/>
           <w:lang w:eastAsia="zh-CN"/>
         </w:rPr>
-        <w:t>Multi-ancestry</w:t>
-      </w:r>
-      <w:proofErr w:type="gramEnd"/>
-      <w:r>
-        <w:rPr>
-          <w:rFonts w:ascii="Arial" w:hAnsi="Arial" w:cs="Arial"/>
-          <w:bCs/>
-          <w:szCs w:val="24"/>
-          <w:lang w:eastAsia="zh-CN"/>
-        </w:rPr>
-        <w:t xml:space="preserve"> genome-wide association study identifies new asthma susceptibility loci that co-localize with immune cell enhancer histone marks. </w:t>
+        <w:t xml:space="preserve">Multi-ancestry genome-wide association study identifies new asthma susceptibility loci that co-localize with immune cell enhancer histone marks. </w:t>
       </w:r>
       <w:r>
         <w:rPr>
@@ -2964,27 +2874,7 @@
           <w:szCs w:val="24"/>
           <w:lang w:eastAsia="zh-CN"/>
         </w:rPr>
-        <w:t>: 10.18637/</w:t>
-      </w:r>
-      <w:proofErr w:type="gramStart"/>
-      <w:r>
-        <w:rPr>
-          <w:rFonts w:ascii="Arial" w:hAnsi="Arial" w:cs="Arial"/>
-          <w:iCs/>
-          <w:szCs w:val="24"/>
-          <w:lang w:eastAsia="zh-CN"/>
-        </w:rPr>
-        <w:t>jss.v085.i</w:t>
-      </w:r>
-      <w:proofErr w:type="gramEnd"/>
-      <w:r>
-        <w:rPr>
-          <w:rFonts w:ascii="Arial" w:hAnsi="Arial" w:cs="Arial"/>
-          <w:iCs/>
-          <w:szCs w:val="24"/>
-          <w:lang w:eastAsia="zh-CN"/>
-        </w:rPr>
-        <w:t>06</w:t>
+        <w:t>: 10.18637/jss.v085.i06</w:t>
       </w:r>
       <w:r>
         <w:rPr>
@@ -3039,23 +2929,7 @@
           <w:rFonts w:ascii="Arial" w:hAnsi="Arial" w:cs="Arial"/>
           <w:szCs w:val="24"/>
         </w:rPr>
-        <w:t xml:space="preserve"> 2018, 13(6</w:t>
-      </w:r>
-      <w:proofErr w:type="gramStart"/>
-      <w:r>
-        <w:rPr>
-          <w:rFonts w:ascii="Arial" w:hAnsi="Arial" w:cs="Arial"/>
-          <w:szCs w:val="24"/>
-        </w:rPr>
-        <w:t>):e</w:t>
-      </w:r>
-      <w:proofErr w:type="gramEnd"/>
-      <w:r>
-        <w:rPr>
-          <w:rFonts w:ascii="Arial" w:hAnsi="Arial" w:cs="Arial"/>
-          <w:szCs w:val="24"/>
-        </w:rPr>
-        <w:t xml:space="preserve">0198166. </w:t>
+        <w:t xml:space="preserve"> 2018, 13(6):e0198166. </w:t>
       </w:r>
       <w:r>
         <w:rPr>
@@ -3349,21 +3223,12 @@
         </w:rPr>
         <w:t xml:space="preserve">Kilpeläinen TO, et al. </w:t>
       </w:r>
-      <w:proofErr w:type="gramStart"/>
-      <w:r>
-        <w:rPr>
-          <w:rFonts w:ascii="Arial" w:hAnsi="Arial" w:cs="Arial"/>
-          <w:szCs w:val="24"/>
-        </w:rPr>
-        <w:t>Multi-ancestry</w:t>
-      </w:r>
-      <w:proofErr w:type="gramEnd"/>
-      <w:r>
-        <w:rPr>
-          <w:rFonts w:ascii="Arial" w:hAnsi="Arial" w:cs="Arial"/>
-          <w:szCs w:val="24"/>
-        </w:rPr>
-        <w:t xml:space="preserve"> study of blood lipid levels identifies four loci interacting with physical activity. </w:t>
+      <w:r>
+        <w:rPr>
+          <w:rFonts w:ascii="Arial" w:hAnsi="Arial" w:cs="Arial"/>
+          <w:szCs w:val="24"/>
+        </w:rPr>
+        <w:t xml:space="preserve">Multi-ancestry study of blood lipid levels identifies four loci interacting with physical activity. </w:t>
       </w:r>
       <w:r>
         <w:rPr>
@@ -3569,21 +3434,12 @@
         </w:rPr>
         <w:t xml:space="preserve">de Vries PS, et al. </w:t>
       </w:r>
-      <w:proofErr w:type="gramStart"/>
-      <w:r>
-        <w:rPr>
-          <w:rFonts w:ascii="Arial" w:hAnsi="Arial" w:cs="Arial"/>
-          <w:szCs w:val="24"/>
-        </w:rPr>
-        <w:t>Multi-ancestry</w:t>
-      </w:r>
-      <w:proofErr w:type="gramEnd"/>
-      <w:r>
-        <w:rPr>
-          <w:rFonts w:ascii="Arial" w:hAnsi="Arial" w:cs="Arial"/>
-          <w:szCs w:val="24"/>
-        </w:rPr>
-        <w:t xml:space="preserve"> genome-wide association study of lipid levels incorporating gene-alcohol interactions</w:t>
+      <w:r>
+        <w:rPr>
+          <w:rFonts w:ascii="Arial" w:hAnsi="Arial" w:cs="Arial"/>
+          <w:szCs w:val="24"/>
+        </w:rPr>
+        <w:t>Multi-ancestry genome-wide association study of lipid levels incorporating gene-alcohol interactions</w:t>
       </w:r>
       <w:r>
         <w:rPr>
@@ -4079,23 +3935,7 @@
           <w:rFonts w:ascii="Arial" w:hAnsi="Arial" w:cs="Arial"/>
           <w:szCs w:val="24"/>
         </w:rPr>
-        <w:t xml:space="preserve"> </w:t>
-      </w:r>
-      <w:proofErr w:type="gramStart"/>
-      <w:r>
-        <w:rPr>
-          <w:rFonts w:ascii="Arial" w:hAnsi="Arial" w:cs="Arial"/>
-          <w:szCs w:val="24"/>
-        </w:rPr>
-        <w:t>Multi-ancestry</w:t>
-      </w:r>
-      <w:proofErr w:type="gramEnd"/>
-      <w:r>
-        <w:rPr>
-          <w:rFonts w:ascii="Arial" w:hAnsi="Arial" w:cs="Arial"/>
-          <w:szCs w:val="24"/>
-        </w:rPr>
-        <w:t xml:space="preserve"> genome-wide gene–smoking interaction study of 387,272 individuals identifies new loci associated with serum lipids. </w:t>
+        <w:t xml:space="preserve"> Multi-ancestry genome-wide gene–smoking interaction study of 387,272 individuals identifies new loci associated with serum lipids. </w:t>
       </w:r>
       <w:r>
         <w:rPr>
@@ -5313,21 +5153,12 @@
         <w:lastRenderedPageBreak/>
         <w:t xml:space="preserve">Shrine N, et al. </w:t>
       </w:r>
-      <w:proofErr w:type="gramStart"/>
-      <w:r>
-        <w:rPr>
-          <w:rFonts w:ascii="Arial" w:hAnsi="Arial" w:cs="Arial"/>
-          <w:szCs w:val="24"/>
-        </w:rPr>
-        <w:t>Multi-ancestry</w:t>
-      </w:r>
-      <w:proofErr w:type="gramEnd"/>
-      <w:r>
-        <w:rPr>
-          <w:rFonts w:ascii="Arial" w:hAnsi="Arial" w:cs="Arial"/>
-          <w:szCs w:val="24"/>
-        </w:rPr>
-        <w:t xml:space="preserve"> genome-wide association study improves resolution of genes, pathways and pleiotropy for lung function and chronic obstructive pulmonary disease. </w:t>
+      <w:r>
+        <w:rPr>
+          <w:rFonts w:ascii="Arial" w:hAnsi="Arial" w:cs="Arial"/>
+          <w:szCs w:val="24"/>
+        </w:rPr>
+        <w:t xml:space="preserve">Multi-ancestry genome-wide association study improves resolution of genes, pathways and pleiotropy for lung function and chronic obstructive pulmonary disease. </w:t>
       </w:r>
       <w:r>
         <w:rPr>
@@ -5726,7 +5557,6 @@
         </w:rPr>
         <w:t xml:space="preserve"> </w:t>
       </w:r>
-      <w:proofErr w:type="gramStart"/>
       <w:r>
         <w:rPr>
           <w:rFonts w:ascii="Arial" w:hAnsi="Arial" w:cs="Arial"/>
@@ -5753,16 +5583,7 @@
           <w:szCs w:val="24"/>
           <w:lang w:eastAsia="zh-CN"/>
         </w:rPr>
-        <w:t>E</w:t>
-      </w:r>
-      <w:proofErr w:type="gramEnd"/>
-      <w:r>
-        <w:rPr>
-          <w:rFonts w:ascii="Arial" w:hAnsi="Arial" w:cs="Arial"/>
-          <w:szCs w:val="24"/>
-          <w:lang w:eastAsia="zh-CN"/>
-        </w:rPr>
-        <w:t>7–E26 (2023).</w:t>
+        <w:t>E7–E26 (2023).</w:t>
       </w:r>
     </w:p>
     <w:p>
@@ -6257,23 +6078,13 @@
         </w:rPr>
         <w:t xml:space="preserve"> M, et al. </w:t>
       </w:r>
-      <w:proofErr w:type="gramStart"/>
       <w:r>
         <w:rPr>
           <w:rFonts w:ascii="Arial" w:hAnsi="Arial" w:cs="Arial"/>
           <w:szCs w:val="24"/>
           <w:lang w:val="en-GB"/>
         </w:rPr>
-        <w:t>Multi-cohort</w:t>
-      </w:r>
-      <w:proofErr w:type="gramEnd"/>
-      <w:r>
-        <w:rPr>
-          <w:rFonts w:ascii="Arial" w:hAnsi="Arial" w:cs="Arial"/>
-          <w:szCs w:val="24"/>
-          <w:lang w:val="en-GB"/>
-        </w:rPr>
-        <w:t xml:space="preserve"> proteogenomic analyses reveal genetic effects across the proteome and </w:t>
+        <w:t xml:space="preserve">Multi-cohort proteogenomic analyses reveal genetic effects across the proteome and </w:t>
       </w:r>
       <w:proofErr w:type="spellStart"/>
       <w:r>

--- a/cv.docx
+++ b/cv.docx
@@ -689,7 +689,21 @@
           <w:rFonts w:ascii="Arial" w:hAnsi="Arial" w:cs="Arial"/>
           <w:szCs w:val="24"/>
         </w:rPr>
-        <w:t xml:space="preserve"> within the SCALLOP consortium using </w:t>
+        <w:t xml:space="preserve"> within the SCALLOP consortium </w:t>
+      </w:r>
+      <w:r>
+        <w:rPr>
+          <w:rFonts w:ascii="Arial" w:hAnsi="Arial" w:cs="Arial"/>
+          <w:szCs w:val="24"/>
+        </w:rPr>
+        <w:t xml:space="preserve">and other projects </w:t>
+      </w:r>
+      <w:r>
+        <w:rPr>
+          <w:rFonts w:ascii="Arial" w:hAnsi="Arial" w:cs="Arial"/>
+          <w:szCs w:val="24"/>
+        </w:rPr>
+        <w:t xml:space="preserve">using </w:t>
       </w:r>
       <w:proofErr w:type="spellStart"/>
       <w:r>
@@ -1228,6 +1242,27 @@
         <w:rPr>
           <w:rFonts w:ascii="Arial" w:hAnsi="Arial" w:cs="Arial"/>
         </w:rPr>
+        <w:t>Genomics: GATK, VEP</w:t>
+      </w:r>
+    </w:p>
+    <w:p>
+      <w:pPr>
+        <w:pStyle w:val="ListParagraph"/>
+        <w:numPr>
+          <w:ilvl w:val="0"/>
+          <w:numId w:val="32"/>
+        </w:numPr>
+        <w:autoSpaceDE w:val="0"/>
+        <w:autoSpaceDN w:val="0"/>
+        <w:adjustRightInd w:val="0"/>
+        <w:rPr>
+          <w:rFonts w:ascii="Arial" w:hAnsi="Arial" w:cs="Arial"/>
+        </w:rPr>
+      </w:pPr>
+      <w:r>
+        <w:rPr>
+          <w:rFonts w:ascii="Arial" w:hAnsi="Arial" w:cs="Arial"/>
+        </w:rPr>
         <w:t>MS data</w:t>
       </w:r>
       <w:r>
@@ -1254,8 +1289,28 @@
         <w:rPr>
           <w:rFonts w:ascii="Arial" w:hAnsi="Arial" w:cs="Arial"/>
         </w:rPr>
-        <w:t xml:space="preserve"> &amp; DIA-NN</w:t>
-      </w:r>
+        <w:t>,</w:t>
+      </w:r>
+      <w:r>
+        <w:rPr>
+          <w:rFonts w:ascii="Arial" w:hAnsi="Arial" w:cs="Arial"/>
+        </w:rPr>
+        <w:t xml:space="preserve"> DIA-NN</w:t>
+      </w:r>
+      <w:r>
+        <w:rPr>
+          <w:rFonts w:ascii="Arial" w:hAnsi="Arial" w:cs="Arial"/>
+        </w:rPr>
+        <w:t xml:space="preserve">, </w:t>
+      </w:r>
+      <w:proofErr w:type="spellStart"/>
+      <w:r>
+        <w:rPr>
+          <w:rFonts w:ascii="Arial" w:hAnsi="Arial" w:cs="Arial"/>
+        </w:rPr>
+        <w:t>OpenMS</w:t>
+      </w:r>
+      <w:proofErr w:type="spellEnd"/>
     </w:p>
     <w:p>
       <w:pPr>
@@ -2125,6 +2180,7 @@
           <w:szCs w:val="24"/>
           <w:lang w:val="fr-FR"/>
         </w:rPr>
+        <w:lastRenderedPageBreak/>
         <w:t>Zhao JH</w:t>
       </w:r>
       <w:r>
